--- a/subject-program-library/programs/BBQ-and-Case-60-Period-Teaching-Program-v2.1-Network-Benchmark.docx
+++ b/subject-program-library/programs/BBQ-and-Case-60-Period-Teaching-Program-v2.1-Network-Benchmark.docx
@@ -1,6 +1,6 @@
 
 <file path=word/document.xml><?xml version="1.0" encoding="utf-8"?>
-<w:document xmlns:wpc="http://schemas.microsoft.com/office/word/2010/wordprocessingCanvas" xmlns:mo="http://schemas.microsoft.com/office/mac/office/2008/main" xmlns:mc="http://schemas.openxmlformats.org/markup-compatibility/2006" xmlns:mv="urn:schemas-microsoft-com:mac:vml" xmlns:o="urn:schemas-microsoft-com:office:office" xmlns:r="http://schemas.openxmlformats.org/officeDocument/2006/relationships" xmlns:m="http://schemas.openxmlformats.org/officeDocument/2006/math" xmlns:v="urn:schemas-microsoft-com:vml" xmlns:wp14="http://schemas.microsoft.com/office/word/2010/wordprocessingDrawing" xmlns:wp="http://schemas.openxmlformats.org/drawingml/2006/wordprocessingDrawing" xmlns:w10="urn:schemas-microsoft-com:office:word" xmlns:w="http://schemas.openxmlformats.org/wordprocessingml/2006/main" xmlns:w14="http://schemas.microsoft.com/office/word/2010/wordml" xmlns:wpg="http://schemas.microsoft.com/office/word/2010/wordprocessingGroup" xmlns:wpi="http://schemas.microsoft.com/office/word/2010/wordprocessingInk" xmlns:wne="http://schemas.microsoft.com/office/word/2006/wordml" xmlns:wps="http://schemas.microsoft.com/office/word/2010/wordprocessingShape" mc:Ignorable="w14 wp14">
+<w:document xmlns:wp14="http://schemas.microsoft.com/office/word/2010/wordprocessingDrawing" xmlns:w14="http://schemas.microsoft.com/office/word/2010/wordml" xmlns:w="http://schemas.openxmlformats.org/wordprocessingml/2006/main" xmlns:mc="http://schemas.openxmlformats.org/markup-compatibility/2006" xmlns:r="http://schemas.openxmlformats.org/officeDocument/2006/relationships" mc:Ignorable="w14 wp14">
   <w:body>
     <w:p>
       <w:pPr>
@@ -1583,7 +1583,7 @@
                 <w:rFonts w:ascii="Arial" w:hAnsi="Arial"/>
                 <w:b/>
                 <w:color w:val="25342D"/>
-                <w:sz w:val="16"/>
+                <w:sz w:val="19"/>
               </w:rPr>
               <w:t>1</w:t>
             </w:r>
@@ -1605,7 +1605,7 @@
                 <w:rFonts w:ascii="Arial" w:hAnsi="Arial"/>
                 <w:b/>
                 <w:color w:val="25342D"/>
-                <w:sz w:val="16"/>
+                <w:sz w:val="19"/>
               </w:rPr>
               <w:t>Site/theory</w:t>
             </w:r>
@@ -1627,7 +1627,7 @@
                 <w:rFonts w:ascii="Arial" w:hAnsi="Arial"/>
                 <w:b w:val="0"/>
                 <w:color w:val="25342D"/>
-                <w:sz w:val="15"/>
+                <w:sz w:val="19"/>
               </w:rPr>
               <w:t>Module 1: Brief, evidence and materials</w:t>
             </w:r>
@@ -1648,7 +1648,7 @@
               <w:rPr>
                 <w:rFonts w:ascii="Arial" w:hAnsi="Arial"/>
                 <w:color w:val="25342D"/>
-                <w:sz w:val="16"/>
+                <w:sz w:val="19"/>
               </w:rPr>
               <w:t>Read and discuss the named website theory: Reading the BBQ-and-case brief as a production contract; From hazard review to a task-specific WMS. Complete the linked knowledge check and record a short application response.</w:t>
             </w:r>
@@ -1663,7 +1663,7 @@
                   <w:color w:val="17583F"/>
                   <w:b/>
                   <w:rFonts w:ascii="Arial" w:hAnsi="Arial"/>
-                  <w:sz w:val="15"/>
+                  <w:sz w:val="19"/>
                 </w:rPr>
                 <w:t>Theory: Reading the BBQ-and-case brief as a production contract</w:t>
               </w:r>
@@ -1679,7 +1679,7 @@
                   <w:color w:val="17583F"/>
                   <w:b/>
                   <w:rFonts w:ascii="Arial" w:hAnsi="Arial"/>
-                  <w:sz w:val="15"/>
+                  <w:sz w:val="19"/>
                 </w:rPr>
                 <w:t>Theory: From hazard review to a task-specific WMS</w:t>
               </w:r>
@@ -1695,7 +1695,7 @@
                   <w:color w:val="17583F"/>
                   <w:b/>
                   <w:rFonts w:ascii="Arial" w:hAnsi="Arial"/>
-                  <w:sz w:val="15"/>
+                  <w:sz w:val="19"/>
                 </w:rPr>
                 <w:t>Knowledge check: Brief, evidence and materials</w:t>
               </w:r>
@@ -1711,7 +1711,7 @@
                   <w:color w:val="17583F"/>
                   <w:b/>
                   <w:rFonts w:ascii="Arial" w:hAnsi="Arial"/>
-                  <w:sz w:val="15"/>
+                  <w:sz w:val="19"/>
                 </w:rPr>
                 <w:t>Syllabus learning</w:t>
               </w:r>
@@ -1734,7 +1734,7 @@
                 <w:rFonts w:ascii="Arial" w:hAnsi="Arial"/>
                 <w:b/>
                 <w:color w:val="25342D"/>
-                <w:sz w:val="15"/>
+                <w:sz w:val="19"/>
               </w:rPr>
               <w:t>Outline the principles of risk management and implement risk-reduction procedures</w:t>
             </w:r>
@@ -1747,7 +1747,7 @@
                   <w:color w:val="17583F"/>
                   <w:b/>
                   <w:rFonts w:ascii="Arial" w:hAnsi="Arial"/>
-                  <w:sz w:val="14"/>
+                  <w:sz w:val="19"/>
                 </w:rPr>
                 <w:t>Official content</w:t>
               </w:r>
@@ -1761,7 +1761,7 @@
               <w:rPr>
                 <w:rFonts w:ascii="Arial" w:hAnsi="Arial"/>
                 <w:color w:val="25342D"/>
-                <w:sz w:val="15"/>
+                <w:sz w:val="19"/>
               </w:rPr>
               <w:t>Use subject-specific terminology to communicate industrial technology concepts</w:t>
             </w:r>
@@ -1774,7 +1774,7 @@
                   <w:color w:val="17583F"/>
                   <w:b/>
                   <w:rFonts w:ascii="Arial" w:hAnsi="Arial"/>
-                  <w:sz w:val="14"/>
+                  <w:sz w:val="19"/>
                 </w:rPr>
                 <w:t>Official content</w:t>
               </w:r>
@@ -1789,7 +1789,7 @@
                 <w:rFonts w:ascii="Arial" w:hAnsi="Arial"/>
                 <w:b/>
                 <w:color w:val="17583F"/>
-                <w:sz w:val="14"/>
+                <w:sz w:val="19"/>
               </w:rPr>
               <w:t>INT5-COM-01, INT5-ENV-01, INT5-SAF-01</w:t>
             </w:r>
@@ -1811,7 +1811,7 @@
                 <w:rFonts w:ascii="Arial" w:hAnsi="Arial"/>
                 <w:b w:val="0"/>
                 <w:color w:val="25342D"/>
-                <w:sz w:val="15"/>
+                <w:sz w:val="19"/>
               </w:rPr>
               <w:t>Named theory/check record — Module 1: Reading the BBQ-and-case brief as a production contract; From hazard review to a task-specific WMS</w:t>
               <w:br/>
@@ -1841,7 +1841,7 @@
                 <w:rFonts w:ascii="Arial" w:hAnsi="Arial"/>
                 <w:b/>
                 <w:color w:val="25342D"/>
-                <w:sz w:val="16"/>
+                <w:sz w:val="19"/>
               </w:rPr>
               <w:t>2</w:t>
             </w:r>
@@ -1863,7 +1863,7 @@
                 <w:rFonts w:ascii="Arial" w:hAnsi="Arial"/>
                 <w:b/>
                 <w:color w:val="25342D"/>
-                <w:sz w:val="16"/>
+                <w:sz w:val="19"/>
               </w:rPr>
               <w:t>Project/folio</w:t>
             </w:r>
@@ -1885,7 +1885,7 @@
                 <w:rFonts w:ascii="Arial" w:hAnsi="Arial"/>
                 <w:b w:val="0"/>
                 <w:color w:val="25342D"/>
-                <w:sz w:val="15"/>
+                <w:sz w:val="19"/>
               </w:rPr>
               <w:t>Module 1: folio and project decisions</w:t>
             </w:r>
@@ -1906,7 +1906,7 @@
               <w:rPr>
                 <w:rFonts w:ascii="Arial" w:hAnsi="Arial"/>
                 <w:color w:val="25342D"/>
-                <w:sz w:val="16"/>
+                <w:sz w:val="19"/>
               </w:rPr>
               <w:t>Apply Module 1 learning to the current approved project. Update the folio with the relevant decision, supporting evidence, quality check and next step.</w:t>
             </w:r>
@@ -1921,7 +1921,7 @@
                   <w:color w:val="17583F"/>
                   <w:b/>
                   <w:rFonts w:ascii="Arial" w:hAnsi="Arial"/>
-                  <w:sz w:val="15"/>
+                  <w:sz w:val="19"/>
                 </w:rPr>
                 <w:t>Project folio: checkpoint 1</w:t>
               </w:r>
@@ -1937,7 +1937,7 @@
                   <w:color w:val="17583F"/>
                   <w:b/>
                   <w:rFonts w:ascii="Arial" w:hAnsi="Arial"/>
-                  <w:sz w:val="15"/>
+                  <w:sz w:val="19"/>
                 </w:rPr>
                 <w:t>Project folio</w:t>
               </w:r>
@@ -1960,7 +1960,7 @@
                 <w:rFonts w:ascii="Arial" w:hAnsi="Arial"/>
                 <w:b/>
                 <w:color w:val="25342D"/>
-                <w:sz w:val="15"/>
+                <w:sz w:val="19"/>
               </w:rPr>
               <w:t>Identify and investigate factors influencing design in projects to develop specifications</w:t>
             </w:r>
@@ -1973,7 +1973,7 @@
                   <w:color w:val="17583F"/>
                   <w:b/>
                   <w:rFonts w:ascii="Arial" w:hAnsi="Arial"/>
-                  <w:sz w:val="14"/>
+                  <w:sz w:val="19"/>
                 </w:rPr>
                 <w:t>Official content</w:t>
               </w:r>
@@ -1987,7 +1987,7 @@
               <w:rPr>
                 <w:rFonts w:ascii="Arial" w:hAnsi="Arial"/>
                 <w:color w:val="25342D"/>
-                <w:sz w:val="15"/>
+                <w:sz w:val="19"/>
               </w:rPr>
               <w:t>Create written texts to document, reflect on and evaluate project development, production and management…</w:t>
             </w:r>
@@ -2000,7 +2000,7 @@
                   <w:color w:val="17583F"/>
                   <w:b/>
                   <w:rFonts w:ascii="Arial" w:hAnsi="Arial"/>
-                  <w:sz w:val="14"/>
+                  <w:sz w:val="19"/>
                 </w:rPr>
                 <w:t>Official content</w:t>
               </w:r>
@@ -2015,7 +2015,7 @@
                 <w:rFonts w:ascii="Arial" w:hAnsi="Arial"/>
                 <w:b/>
                 <w:color w:val="17583F"/>
-                <w:sz w:val="14"/>
+                <w:sz w:val="19"/>
               </w:rPr>
               <w:t>INT5-COM-01, INT5-DES-01, INT5-EVL-01</w:t>
             </w:r>
@@ -2037,7 +2037,7 @@
                 <w:rFonts w:ascii="Arial" w:hAnsi="Arial"/>
                 <w:b w:val="0"/>
                 <w:color w:val="25342D"/>
-                <w:sz w:val="15"/>
+                <w:sz w:val="19"/>
               </w:rPr>
               <w:t>Folio checkpoint 1 — Module 1 decision, supporting evidence and teacher feedback</w:t>
               <w:br/>
@@ -2067,7 +2067,7 @@
                 <w:rFonts w:ascii="Arial" w:hAnsi="Arial"/>
                 <w:b/>
                 <w:color w:val="25342D"/>
-                <w:sz w:val="16"/>
+                <w:sz w:val="19"/>
               </w:rPr>
               <w:t>3</w:t>
             </w:r>
@@ -2089,7 +2089,7 @@
                 <w:rFonts w:ascii="Arial" w:hAnsi="Arial"/>
                 <w:b/>
                 <w:color w:val="25342D"/>
-                <w:sz w:val="16"/>
+                <w:sz w:val="19"/>
               </w:rPr>
               <w:t>Practical</w:t>
             </w:r>
@@ -2111,7 +2111,7 @@
                 <w:rFonts w:ascii="Arial" w:hAnsi="Arial"/>
                 <w:b w:val="0"/>
                 <w:color w:val="25342D"/>
-                <w:sz w:val="15"/>
+                <w:sz w:val="19"/>
               </w:rPr>
               <w:t>Metal skills studio: maintenance evidence</w:t>
             </w:r>
@@ -2132,7 +2132,7 @@
               <w:rPr>
                 <w:rFonts w:ascii="Arial" w:hAnsi="Arial"/>
                 <w:color w:val="25342D"/>
-                <w:sz w:val="16"/>
+                <w:sz w:val="19"/>
               </w:rPr>
               <w:t>Complete the named teacher-authorised whole-course Metal skills studio checkpoint. Use only the locally approved equipment, process, samples, SOP, PPE, supervision and permission; the syllabus-learning page supports concepts and evidence but does not authorise practical work.</w:t>
             </w:r>
@@ -2147,7 +2147,7 @@
                   <w:color w:val="17583F"/>
                   <w:b/>
                   <w:rFonts w:ascii="Arial" w:hAnsi="Arial"/>
-                  <w:sz w:val="15"/>
+                  <w:sz w:val="19"/>
                 </w:rPr>
                 <w:t>Metal skills studio: maintenance evidence</w:t>
               </w:r>
@@ -2163,7 +2163,7 @@
                   <w:color w:val="17583F"/>
                   <w:b/>
                   <w:rFonts w:ascii="Arial" w:hAnsi="Arial"/>
-                  <w:sz w:val="15"/>
+                  <w:sz w:val="19"/>
                 </w:rPr>
                 <w:t>Project production evidence</w:t>
               </w:r>
@@ -2186,7 +2186,7 @@
                 <w:rFonts w:ascii="Arial" w:hAnsi="Arial"/>
                 <w:b/>
                 <w:color w:val="25342D"/>
-                <w:sz w:val="15"/>
+                <w:sz w:val="19"/>
               </w:rPr>
               <w:t>Maintain hand tools and equipment including cleaning, lubricating or replacing consumables</w:t>
             </w:r>
@@ -2199,7 +2199,7 @@
                   <w:color w:val="17583F"/>
                   <w:b/>
                   <w:rFonts w:ascii="Arial" w:hAnsi="Arial"/>
-                  <w:sz w:val="14"/>
+                  <w:sz w:val="19"/>
                 </w:rPr>
                 <w:t>Official content</w:t>
               </w:r>
@@ -2213,7 +2213,7 @@
               <w:rPr>
                 <w:rFonts w:ascii="Arial" w:hAnsi="Arial"/>
                 <w:color w:val="25342D"/>
-                <w:sz w:val="15"/>
+                <w:sz w:val="19"/>
               </w:rPr>
               <w:t>Demonstrate safe workshop practices and procedures when using materials, tools and equipment in metal projects</w:t>
             </w:r>
@@ -2226,7 +2226,7 @@
                   <w:color w:val="17583F"/>
                   <w:b/>
                   <w:rFonts w:ascii="Arial" w:hAnsi="Arial"/>
-                  <w:sz w:val="14"/>
+                  <w:sz w:val="19"/>
                 </w:rPr>
                 <w:t>Official content</w:t>
               </w:r>
@@ -2241,7 +2241,7 @@
                 <w:rFonts w:ascii="Arial" w:hAnsi="Arial"/>
                 <w:b/>
                 <w:color w:val="17583F"/>
-                <w:sz w:val="14"/>
+                <w:sz w:val="19"/>
               </w:rPr>
               <w:t>INT5-SAF-01, INT5-USE-01, INT5-INP-01, INT5-PRO-01</w:t>
             </w:r>
@@ -2263,7 +2263,7 @@
                 <w:rFonts w:ascii="Arial" w:hAnsi="Arial"/>
                 <w:b w:val="0"/>
                 <w:color w:val="25342D"/>
-                <w:sz w:val="15"/>
+                <w:sz w:val="19"/>
               </w:rPr>
               <w:t>Metal skills studio: teacher-authorised hand-tool/equipment maintenance performance and observation; equipment, consumables and procedure remain Teacher to confirm.</w:t>
               <w:br/>
@@ -2293,7 +2293,7 @@
                 <w:rFonts w:ascii="Arial" w:hAnsi="Arial"/>
                 <w:b/>
                 <w:color w:val="25342D"/>
-                <w:sz w:val="16"/>
+                <w:sz w:val="19"/>
               </w:rPr>
               <w:t>4</w:t>
             </w:r>
@@ -2315,7 +2315,7 @@
                 <w:rFonts w:ascii="Arial" w:hAnsi="Arial"/>
                 <w:b/>
                 <w:color w:val="25342D"/>
-                <w:sz w:val="16"/>
+                <w:sz w:val="19"/>
               </w:rPr>
               <w:t>Practical</w:t>
             </w:r>
@@ -2337,7 +2337,7 @@
                 <w:rFonts w:ascii="Arial" w:hAnsi="Arial"/>
                 <w:b w:val="0"/>
                 <w:color w:val="25342D"/>
-                <w:sz w:val="15"/>
+                <w:sz w:val="19"/>
               </w:rPr>
               <w:t>Metal skills studio: ethical production protocol</w:t>
             </w:r>
@@ -2358,7 +2358,7 @@
               <w:rPr>
                 <w:rFonts w:ascii="Arial" w:hAnsi="Arial"/>
                 <w:color w:val="25342D"/>
-                <w:sz w:val="16"/>
+                <w:sz w:val="19"/>
               </w:rPr>
               <w:t>Complete the named teacher-authorised whole-course Metal skills studio checkpoint. Use only the locally approved equipment, process, samples, SOP, PPE, supervision and permission; the syllabus-learning page supports concepts and evidence but does not authorise practical work.</w:t>
             </w:r>
@@ -2373,7 +2373,7 @@
                   <w:color w:val="17583F"/>
                   <w:b/>
                   <w:rFonts w:ascii="Arial" w:hAnsi="Arial"/>
-                  <w:sz w:val="15"/>
+                  <w:sz w:val="19"/>
                 </w:rPr>
                 <w:t>Metal skills studio: ethical production protocol</w:t>
               </w:r>
@@ -2396,7 +2396,7 @@
                 <w:rFonts w:ascii="Arial" w:hAnsi="Arial"/>
                 <w:b/>
                 <w:color w:val="25342D"/>
-                <w:sz w:val="15"/>
+                <w:sz w:val="19"/>
               </w:rPr>
               <w:t>Apply ethical protocols when making metal projects</w:t>
             </w:r>
@@ -2409,7 +2409,7 @@
                   <w:color w:val="17583F"/>
                   <w:b/>
                   <w:rFonts w:ascii="Arial" w:hAnsi="Arial"/>
-                  <w:sz w:val="14"/>
+                  <w:sz w:val="19"/>
                 </w:rPr>
                 <w:t>Official content</w:t>
               </w:r>
@@ -2423,7 +2423,7 @@
               <w:rPr>
                 <w:rFonts w:ascii="Arial" w:hAnsi="Arial"/>
                 <w:color w:val="25342D"/>
-                <w:sz w:val="15"/>
+                <w:sz w:val="19"/>
               </w:rPr>
               <w:t>Demonstrate safe workshop practices and procedures when using materials, tools and equipment in metal projects</w:t>
             </w:r>
@@ -2436,7 +2436,7 @@
                   <w:color w:val="17583F"/>
                   <w:b/>
                   <w:rFonts w:ascii="Arial" w:hAnsi="Arial"/>
-                  <w:sz w:val="14"/>
+                  <w:sz w:val="19"/>
                 </w:rPr>
                 <w:t>Official content</w:t>
               </w:r>
@@ -2451,7 +2451,7 @@
                 <w:rFonts w:ascii="Arial" w:hAnsi="Arial"/>
                 <w:b/>
                 <w:color w:val="17583F"/>
-                <w:sz w:val="14"/>
+                <w:sz w:val="19"/>
               </w:rPr>
               <w:t>INT5-SAF-01, INT5-USE-01, INT5-INP-01, INT5-PRO-01, INT5-ENV-01</w:t>
             </w:r>
@@ -2473,7 +2473,7 @@
                 <w:rFonts w:ascii="Arial" w:hAnsi="Arial"/>
                 <w:b w:val="0"/>
                 <w:color w:val="25342D"/>
-                <w:sz w:val="15"/>
+                <w:sz w:val="19"/>
               </w:rPr>
               <w:t>Metal skills studio: apply the teacher-issued ethical/cultural production protocol and retain an individual decision record; protocol, context and approval remain Teacher to confirm.</w:t>
               <w:br/>
@@ -2503,7 +2503,7 @@
                 <w:rFonts w:ascii="Arial" w:hAnsi="Arial"/>
                 <w:b/>
                 <w:color w:val="25342D"/>
-                <w:sz w:val="16"/>
+                <w:sz w:val="19"/>
               </w:rPr>
               <w:t>5</w:t>
             </w:r>
@@ -2525,7 +2525,7 @@
                 <w:rFonts w:ascii="Arial" w:hAnsi="Arial"/>
                 <w:b/>
                 <w:color w:val="25342D"/>
-                <w:sz w:val="16"/>
+                <w:sz w:val="19"/>
               </w:rPr>
               <w:t>Practical</w:t>
             </w:r>
@@ -2547,7 +2547,7 @@
                 <w:rFonts w:ascii="Arial" w:hAnsi="Arial"/>
                 <w:b w:val="0"/>
                 <w:color w:val="25342D"/>
-                <w:sz w:val="15"/>
+                <w:sz w:val="19"/>
               </w:rPr>
               <w:t>Select and use a range of marking-out tools, processes and equipment to…</w:t>
             </w:r>
@@ -2568,7 +2568,7 @@
               <w:rPr>
                 <w:rFonts w:ascii="Arial" w:hAnsi="Arial"/>
                 <w:color w:val="25342D"/>
-                <w:sz w:val="16"/>
+                <w:sz w:val="19"/>
               </w:rPr>
               <w:t>Complete the current approved checkpoint. Photograph or otherwise record the result, annotate the quality finding and response, then clean down and store work safely.</w:t>
             </w:r>
@@ -2583,7 +2583,7 @@
                   <w:color w:val="17583F"/>
                   <w:b/>
                   <w:rFonts w:ascii="Arial" w:hAnsi="Arial"/>
-                  <w:sz w:val="15"/>
+                  <w:sz w:val="19"/>
                 </w:rPr>
                 <w:t>Approved project plan and production evidence</w:t>
               </w:r>
@@ -2599,7 +2599,7 @@
                   <w:color w:val="17583F"/>
                   <w:b/>
                   <w:rFonts w:ascii="Arial" w:hAnsi="Arial"/>
-                  <w:sz w:val="15"/>
+                  <w:sz w:val="19"/>
                 </w:rPr>
                 <w:t>Project production evidence</w:t>
               </w:r>
@@ -2622,7 +2622,7 @@
                 <w:rFonts w:ascii="Arial" w:hAnsi="Arial"/>
                 <w:b/>
                 <w:color w:val="25342D"/>
-                <w:sz w:val="15"/>
+                <w:sz w:val="19"/>
               </w:rPr>
               <w:t>Select and use a range of marking-out tools, processes and equipment to accurately measure and mark out…</w:t>
             </w:r>
@@ -2635,7 +2635,7 @@
                   <w:color w:val="17583F"/>
                   <w:b/>
                   <w:rFonts w:ascii="Arial" w:hAnsi="Arial"/>
-                  <w:sz w:val="14"/>
+                  <w:sz w:val="19"/>
                 </w:rPr>
                 <w:t>Official content</w:t>
               </w:r>
@@ -2649,7 +2649,7 @@
               <w:rPr>
                 <w:rFonts w:ascii="Arial" w:hAnsi="Arial"/>
                 <w:color w:val="25342D"/>
-                <w:sz w:val="15"/>
+                <w:sz w:val="19"/>
               </w:rPr>
               <w:t>Demonstrate safe workshop practices and procedures when using materials, tools and equipment in metal projects</w:t>
             </w:r>
@@ -2662,7 +2662,7 @@
                   <w:color w:val="17583F"/>
                   <w:b/>
                   <w:rFonts w:ascii="Arial" w:hAnsi="Arial"/>
-                  <w:sz w:val="14"/>
+                  <w:sz w:val="19"/>
                 </w:rPr>
                 <w:t>Official content</w:t>
               </w:r>
@@ -2677,7 +2677,7 @@
                 <w:rFonts w:ascii="Arial" w:hAnsi="Arial"/>
                 <w:b/>
                 <w:color w:val="17583F"/>
-                <w:sz w:val="14"/>
+                <w:sz w:val="19"/>
               </w:rPr>
               <w:t>INT5-SAF-01, INT5-USE-01, INT5-INP-01, INT5-PRO-01</w:t>
             </w:r>
@@ -2699,7 +2699,7 @@
                 <w:rFonts w:ascii="Arial" w:hAnsi="Arial"/>
                 <w:b w:val="0"/>
                 <w:color w:val="25342D"/>
-                <w:sz w:val="15"/>
+                <w:sz w:val="19"/>
               </w:rPr>
               <w:t>Select and use a range of marking-out tools, processes and equipment to… — teacher observation, checked result and saved evidence</w:t>
               <w:br/>
@@ -2901,7 +2901,7 @@
                 <w:rFonts w:ascii="Arial" w:hAnsi="Arial"/>
                 <w:b/>
                 <w:color w:val="25342D"/>
-                <w:sz w:val="16"/>
+                <w:sz w:val="19"/>
               </w:rPr>
               <w:t>6</w:t>
             </w:r>
@@ -2923,7 +2923,7 @@
                 <w:rFonts w:ascii="Arial" w:hAnsi="Arial"/>
                 <w:b/>
                 <w:color w:val="25342D"/>
-                <w:sz w:val="16"/>
+                <w:sz w:val="19"/>
               </w:rPr>
               <w:t>Site/theory</w:t>
             </w:r>
@@ -2945,7 +2945,7 @@
                 <w:rFonts w:ascii="Arial" w:hAnsi="Arial"/>
                 <w:b w:val="0"/>
                 <w:color w:val="25342D"/>
-                <w:sz w:val="15"/>
+                <w:sz w:val="19"/>
               </w:rPr>
               <w:t>Module 1: Brief, evidence and materials</w:t>
             </w:r>
@@ -2966,7 +2966,7 @@
               <w:rPr>
                 <w:rFonts w:ascii="Arial" w:hAnsi="Arial"/>
                 <w:color w:val="25342D"/>
-                <w:sz w:val="16"/>
+                <w:sz w:val="19"/>
               </w:rPr>
               <w:t>Read and discuss the named website theory: Inputs, processes and outputs as a planning model. Complete the linked knowledge check and record a short application response.</w:t>
             </w:r>
@@ -2981,7 +2981,7 @@
                   <w:color w:val="17583F"/>
                   <w:b/>
                   <w:rFonts w:ascii="Arial" w:hAnsi="Arial"/>
-                  <w:sz w:val="15"/>
+                  <w:sz w:val="19"/>
                 </w:rPr>
                 <w:t>Theory: Inputs, processes and outputs as a planning model</w:t>
               </w:r>
@@ -2997,7 +2997,7 @@
                   <w:color w:val="17583F"/>
                   <w:b/>
                   <w:rFonts w:ascii="Arial" w:hAnsi="Arial"/>
-                  <w:sz w:val="15"/>
+                  <w:sz w:val="19"/>
                 </w:rPr>
                 <w:t>Knowledge check: Brief, evidence and materials</w:t>
               </w:r>
@@ -3013,7 +3013,7 @@
                   <w:color w:val="17583F"/>
                   <w:b/>
                   <w:rFonts w:ascii="Arial" w:hAnsi="Arial"/>
-                  <w:sz w:val="15"/>
+                  <w:sz w:val="19"/>
                 </w:rPr>
                 <w:t>Syllabus learning</w:t>
               </w:r>
@@ -3036,7 +3036,7 @@
                 <w:rFonts w:ascii="Arial" w:hAnsi="Arial"/>
                 <w:b/>
                 <w:color w:val="25342D"/>
-                <w:sz w:val="15"/>
+                <w:sz w:val="19"/>
               </w:rPr>
               <w:t>Use subject-specific terminology to communicate industrial technology concepts</w:t>
             </w:r>
@@ -3049,7 +3049,7 @@
                   <w:color w:val="17583F"/>
                   <w:b/>
                   <w:rFonts w:ascii="Arial" w:hAnsi="Arial"/>
-                  <w:sz w:val="14"/>
+                  <w:sz w:val="19"/>
                 </w:rPr>
                 <w:t>Official content</w:t>
               </w:r>
@@ -3064,7 +3064,7 @@
                 <w:rFonts w:ascii="Arial" w:hAnsi="Arial"/>
                 <w:b/>
                 <w:color w:val="17583F"/>
-                <w:sz w:val="14"/>
+                <w:sz w:val="19"/>
               </w:rPr>
               <w:t>INT5-COM-01, INT5-IND-01</w:t>
             </w:r>
@@ -3086,7 +3086,7 @@
                 <w:rFonts w:ascii="Arial" w:hAnsi="Arial"/>
                 <w:b w:val="0"/>
                 <w:color w:val="25342D"/>
-                <w:sz w:val="15"/>
+                <w:sz w:val="19"/>
               </w:rPr>
               <w:t>Named theory/check record — Module 1: Inputs, processes and outputs as a planning model</w:t>
               <w:br/>
@@ -3116,7 +3116,7 @@
                 <w:rFonts w:ascii="Arial" w:hAnsi="Arial"/>
                 <w:b/>
                 <w:color w:val="25342D"/>
-                <w:sz w:val="16"/>
+                <w:sz w:val="19"/>
               </w:rPr>
               <w:t>7</w:t>
             </w:r>
@@ -3138,7 +3138,7 @@
                 <w:rFonts w:ascii="Arial" w:hAnsi="Arial"/>
                 <w:b/>
                 <w:color w:val="25342D"/>
-                <w:sz w:val="16"/>
+                <w:sz w:val="19"/>
               </w:rPr>
               <w:t>Project/folio</w:t>
             </w:r>
@@ -3160,7 +3160,7 @@
                 <w:rFonts w:ascii="Arial" w:hAnsi="Arial"/>
                 <w:b w:val="0"/>
                 <w:color w:val="25342D"/>
-                <w:sz w:val="15"/>
+                <w:sz w:val="19"/>
               </w:rPr>
               <w:t>Module 1: folio and project decisions</w:t>
             </w:r>
@@ -3181,7 +3181,7 @@
               <w:rPr>
                 <w:rFonts w:ascii="Arial" w:hAnsi="Arial"/>
                 <w:color w:val="25342D"/>
-                <w:sz w:val="16"/>
+                <w:sz w:val="19"/>
               </w:rPr>
               <w:t>Apply Module 1 learning to the current approved project. Update the folio with the relevant decision, supporting evidence, quality check and next step.</w:t>
             </w:r>
@@ -3196,7 +3196,7 @@
                   <w:color w:val="17583F"/>
                   <w:b/>
                   <w:rFonts w:ascii="Arial" w:hAnsi="Arial"/>
-                  <w:sz w:val="15"/>
+                  <w:sz w:val="19"/>
                 </w:rPr>
                 <w:t>Project folio: checkpoint 2</w:t>
               </w:r>
@@ -3212,7 +3212,7 @@
                   <w:color w:val="17583F"/>
                   <w:b/>
                   <w:rFonts w:ascii="Arial" w:hAnsi="Arial"/>
-                  <w:sz w:val="15"/>
+                  <w:sz w:val="19"/>
                 </w:rPr>
                 <w:t>Project folio</w:t>
               </w:r>
@@ -3235,7 +3235,7 @@
                 <w:rFonts w:ascii="Arial" w:hAnsi="Arial"/>
                 <w:b/>
                 <w:color w:val="25342D"/>
-                <w:sz w:val="15"/>
+                <w:sz w:val="19"/>
               </w:rPr>
               <w:t>Test and evaluate the suitability of materials and the effectiveness of tools, equipment and processes</w:t>
             </w:r>
@@ -3248,7 +3248,7 @@
                   <w:color w:val="17583F"/>
                   <w:b/>
                   <w:rFonts w:ascii="Arial" w:hAnsi="Arial"/>
-                  <w:sz w:val="14"/>
+                  <w:sz w:val="19"/>
                 </w:rPr>
                 <w:t>Official content</w:t>
               </w:r>
@@ -3262,7 +3262,7 @@
               <w:rPr>
                 <w:rFonts w:ascii="Arial" w:hAnsi="Arial"/>
                 <w:color w:val="25342D"/>
-                <w:sz w:val="15"/>
+                <w:sz w:val="19"/>
               </w:rPr>
               <w:t>Create written texts to document, reflect on and evaluate project development, production and management…</w:t>
             </w:r>
@@ -3275,7 +3275,7 @@
                   <w:color w:val="17583F"/>
                   <w:b/>
                   <w:rFonts w:ascii="Arial" w:hAnsi="Arial"/>
-                  <w:sz w:val="14"/>
+                  <w:sz w:val="19"/>
                 </w:rPr>
                 <w:t>Official content</w:t>
               </w:r>
@@ -3290,7 +3290,7 @@
                 <w:rFonts w:ascii="Arial" w:hAnsi="Arial"/>
                 <w:b/>
                 <w:color w:val="17583F"/>
-                <w:sz w:val="14"/>
+                <w:sz w:val="19"/>
               </w:rPr>
               <w:t>INT5-COM-01, INT5-DES-01, INT5-EVL-01, INT5-USE-01</w:t>
             </w:r>
@@ -3312,7 +3312,7 @@
                 <w:rFonts w:ascii="Arial" w:hAnsi="Arial"/>
                 <w:b w:val="0"/>
                 <w:color w:val="25342D"/>
-                <w:sz w:val="15"/>
+                <w:sz w:val="19"/>
               </w:rPr>
               <w:t>Folio checkpoint 2 — Module 1 decision, supporting evidence and teacher feedback</w:t>
               <w:br/>
@@ -3342,7 +3342,7 @@
                 <w:rFonts w:ascii="Arial" w:hAnsi="Arial"/>
                 <w:b/>
                 <w:color w:val="25342D"/>
-                <w:sz w:val="16"/>
+                <w:sz w:val="19"/>
               </w:rPr>
               <w:t>8</w:t>
             </w:r>
@@ -3364,7 +3364,7 @@
                 <w:rFonts w:ascii="Arial" w:hAnsi="Arial"/>
                 <w:b/>
                 <w:color w:val="25342D"/>
-                <w:sz w:val="16"/>
+                <w:sz w:val="19"/>
               </w:rPr>
               <w:t>Practical</w:t>
             </w:r>
@@ -3386,7 +3386,7 @@
                 <w:rFonts w:ascii="Arial" w:hAnsi="Arial"/>
                 <w:b w:val="0"/>
                 <w:color w:val="25342D"/>
-                <w:sz w:val="15"/>
+                <w:sz w:val="19"/>
               </w:rPr>
               <w:t>Use a range of tools, equipment and machines commonly used in machining…</w:t>
             </w:r>
@@ -3407,7 +3407,7 @@
               <w:rPr>
                 <w:rFonts w:ascii="Arial" w:hAnsi="Arial"/>
                 <w:color w:val="25342D"/>
-                <w:sz w:val="16"/>
+                <w:sz w:val="19"/>
               </w:rPr>
               <w:t>Confirm the current teacher-issued plan, hazards, controls, setup, permission and quality hold point. Complete only the demonstrated production stage.</w:t>
             </w:r>
@@ -3422,7 +3422,7 @@
                   <w:color w:val="17583F"/>
                   <w:b/>
                   <w:rFonts w:ascii="Arial" w:hAnsi="Arial"/>
-                  <w:sz w:val="15"/>
+                  <w:sz w:val="19"/>
                 </w:rPr>
                 <w:t>Approved project plan and production evidence</w:t>
               </w:r>
@@ -3438,7 +3438,7 @@
                   <w:color w:val="17583F"/>
                   <w:b/>
                   <w:rFonts w:ascii="Arial" w:hAnsi="Arial"/>
-                  <w:sz w:val="15"/>
+                  <w:sz w:val="19"/>
                 </w:rPr>
                 <w:t>Project production evidence</w:t>
               </w:r>
@@ -3461,7 +3461,7 @@
                 <w:rFonts w:ascii="Arial" w:hAnsi="Arial"/>
                 <w:b/>
                 <w:color w:val="25342D"/>
-                <w:sz w:val="15"/>
+                <w:sz w:val="19"/>
               </w:rPr>
               <w:t>Use a range of tools, equipment and machines commonly used in machining and fabrication in the production of…</w:t>
             </w:r>
@@ -3474,7 +3474,7 @@
                   <w:color w:val="17583F"/>
                   <w:b/>
                   <w:rFonts w:ascii="Arial" w:hAnsi="Arial"/>
-                  <w:sz w:val="14"/>
+                  <w:sz w:val="19"/>
                 </w:rPr>
                 <w:t>Official content</w:t>
               </w:r>
@@ -3488,7 +3488,7 @@
               <w:rPr>
                 <w:rFonts w:ascii="Arial" w:hAnsi="Arial"/>
                 <w:color w:val="25342D"/>
-                <w:sz w:val="15"/>
+                <w:sz w:val="19"/>
               </w:rPr>
               <w:t>Demonstrate safe workshop practices and procedures when using materials, tools and equipment in metal projects</w:t>
             </w:r>
@@ -3501,7 +3501,7 @@
                   <w:color w:val="17583F"/>
                   <w:b/>
                   <w:rFonts w:ascii="Arial" w:hAnsi="Arial"/>
-                  <w:sz w:val="14"/>
+                  <w:sz w:val="19"/>
                 </w:rPr>
                 <w:t>Official content</w:t>
               </w:r>
@@ -3516,7 +3516,7 @@
                 <w:rFonts w:ascii="Arial" w:hAnsi="Arial"/>
                 <w:b/>
                 <w:color w:val="17583F"/>
-                <w:sz w:val="14"/>
+                <w:sz w:val="19"/>
               </w:rPr>
               <w:t>INT5-SAF-01, INT5-USE-01, INT5-INP-01, INT5-PRO-01</w:t>
             </w:r>
@@ -3538,7 +3538,7 @@
                 <w:rFonts w:ascii="Arial" w:hAnsi="Arial"/>
                 <w:b w:val="0"/>
                 <w:color w:val="25342D"/>
-                <w:sz w:val="15"/>
+                <w:sz w:val="19"/>
               </w:rPr>
               <w:t>Use a range of tools, equipment and machines commonly used in machining… — teacher observation, checked result and saved evidence</w:t>
               <w:br/>
@@ -3568,7 +3568,7 @@
                 <w:rFonts w:ascii="Arial" w:hAnsi="Arial"/>
                 <w:b/>
                 <w:color w:val="25342D"/>
-                <w:sz w:val="16"/>
+                <w:sz w:val="19"/>
               </w:rPr>
               <w:t>9</w:t>
             </w:r>
@@ -3590,7 +3590,7 @@
                 <w:rFonts w:ascii="Arial" w:hAnsi="Arial"/>
                 <w:b/>
                 <w:color w:val="25342D"/>
-                <w:sz w:val="16"/>
+                <w:sz w:val="19"/>
               </w:rPr>
               <w:t>Practical</w:t>
             </w:r>
@@ -3612,7 +3612,7 @@
                 <w:rFonts w:ascii="Arial" w:hAnsi="Arial"/>
                 <w:b w:val="0"/>
                 <w:color w:val="25342D"/>
-                <w:sz w:val="15"/>
+                <w:sz w:val="19"/>
               </w:rPr>
               <w:t>Apply techniques to ensure the precision and quality of metal components</w:t>
             </w:r>
@@ -3633,7 +3633,7 @@
               <w:rPr>
                 <w:rFonts w:ascii="Arial" w:hAnsi="Arial"/>
                 <w:color w:val="25342D"/>
-                <w:sz w:val="16"/>
+                <w:sz w:val="19"/>
               </w:rPr>
               <w:t>Continue the current teacher-approved production stage. Follow the applicable demonstration, SOP and controls; check accuracy, fit, form or surface quality before continuing.</w:t>
             </w:r>
@@ -3648,7 +3648,7 @@
                   <w:color w:val="17583F"/>
                   <w:b/>
                   <w:rFonts w:ascii="Arial" w:hAnsi="Arial"/>
-                  <w:sz w:val="15"/>
+                  <w:sz w:val="19"/>
                 </w:rPr>
                 <w:t>Approved project plan and production evidence</w:t>
               </w:r>
@@ -3664,7 +3664,7 @@
                   <w:color w:val="17583F"/>
                   <w:b/>
                   <w:rFonts w:ascii="Arial" w:hAnsi="Arial"/>
-                  <w:sz w:val="15"/>
+                  <w:sz w:val="19"/>
                 </w:rPr>
                 <w:t>Project production evidence</w:t>
               </w:r>
@@ -3687,7 +3687,7 @@
                 <w:rFonts w:ascii="Arial" w:hAnsi="Arial"/>
                 <w:b/>
                 <w:color w:val="25342D"/>
-                <w:sz w:val="15"/>
+                <w:sz w:val="19"/>
               </w:rPr>
               <w:t>Apply techniques to ensure the precision and quality of metal components</w:t>
             </w:r>
@@ -3700,7 +3700,7 @@
                   <w:color w:val="17583F"/>
                   <w:b/>
                   <w:rFonts w:ascii="Arial" w:hAnsi="Arial"/>
-                  <w:sz w:val="14"/>
+                  <w:sz w:val="19"/>
                 </w:rPr>
                 <w:t>Official content</w:t>
               </w:r>
@@ -3714,7 +3714,7 @@
               <w:rPr>
                 <w:rFonts w:ascii="Arial" w:hAnsi="Arial"/>
                 <w:color w:val="25342D"/>
-                <w:sz w:val="15"/>
+                <w:sz w:val="19"/>
               </w:rPr>
               <w:t>Demonstrate safe workshop practices and procedures when using materials, tools and equipment in metal projects</w:t>
             </w:r>
@@ -3727,7 +3727,7 @@
                   <w:color w:val="17583F"/>
                   <w:b/>
                   <w:rFonts w:ascii="Arial" w:hAnsi="Arial"/>
-                  <w:sz w:val="14"/>
+                  <w:sz w:val="19"/>
                 </w:rPr>
                 <w:t>Official content</w:t>
               </w:r>
@@ -3742,7 +3742,7 @@
                 <w:rFonts w:ascii="Arial" w:hAnsi="Arial"/>
                 <w:b/>
                 <w:color w:val="17583F"/>
-                <w:sz w:val="14"/>
+                <w:sz w:val="19"/>
               </w:rPr>
               <w:t>INT5-SAF-01, INT5-USE-01, INT5-INP-01, INT5-PRO-01</w:t>
             </w:r>
@@ -3764,7 +3764,7 @@
                 <w:rFonts w:ascii="Arial" w:hAnsi="Arial"/>
                 <w:b w:val="0"/>
                 <w:color w:val="25342D"/>
-                <w:sz w:val="15"/>
+                <w:sz w:val="19"/>
               </w:rPr>
               <w:t>Apply techniques to ensure the precision and quality of metal components — teacher observation, checked result and saved evidence</w:t>
               <w:br/>
@@ -3794,7 +3794,7 @@
                 <w:rFonts w:ascii="Arial" w:hAnsi="Arial"/>
                 <w:b/>
                 <w:color w:val="25342D"/>
-                <w:sz w:val="16"/>
+                <w:sz w:val="19"/>
               </w:rPr>
               <w:t>10</w:t>
             </w:r>
@@ -3816,7 +3816,7 @@
                 <w:rFonts w:ascii="Arial" w:hAnsi="Arial"/>
                 <w:b/>
                 <w:color w:val="25342D"/>
-                <w:sz w:val="16"/>
+                <w:sz w:val="19"/>
               </w:rPr>
               <w:t>Practical</w:t>
             </w:r>
@@ -3838,7 +3838,7 @@
                 <w:rFonts w:ascii="Arial" w:hAnsi="Arial"/>
                 <w:b w:val="0"/>
                 <w:color w:val="25342D"/>
-                <w:sz w:val="15"/>
+                <w:sz w:val="19"/>
               </w:rPr>
               <w:t>Use hand tools, power tools, machinery, chemicals and abrasives to…</w:t>
             </w:r>
@@ -3859,7 +3859,7 @@
               <w:rPr>
                 <w:rFonts w:ascii="Arial" w:hAnsi="Arial"/>
                 <w:color w:val="25342D"/>
-                <w:sz w:val="16"/>
+                <w:sz w:val="19"/>
               </w:rPr>
               <w:t>Complete the current approved checkpoint. Photograph or otherwise record the result, annotate the quality finding and response, then clean down and store work safely.</w:t>
             </w:r>
@@ -3874,7 +3874,7 @@
                   <w:color w:val="17583F"/>
                   <w:b/>
                   <w:rFonts w:ascii="Arial" w:hAnsi="Arial"/>
-                  <w:sz w:val="15"/>
+                  <w:sz w:val="19"/>
                 </w:rPr>
                 <w:t>Approved project plan and production evidence</w:t>
               </w:r>
@@ -3890,7 +3890,7 @@
                   <w:color w:val="17583F"/>
                   <w:b/>
                   <w:rFonts w:ascii="Arial" w:hAnsi="Arial"/>
-                  <w:sz w:val="15"/>
+                  <w:sz w:val="19"/>
                 </w:rPr>
                 <w:t>Project production evidence</w:t>
               </w:r>
@@ -3913,7 +3913,7 @@
                 <w:rFonts w:ascii="Arial" w:hAnsi="Arial"/>
                 <w:b/>
                 <w:color w:val="25342D"/>
-                <w:sz w:val="15"/>
+                <w:sz w:val="19"/>
               </w:rPr>
               <w:t>Use hand tools, power tools, machinery, chemicals and abrasives to prepare metal surfaces for the application…</w:t>
             </w:r>
@@ -3926,7 +3926,7 @@
                   <w:color w:val="17583F"/>
                   <w:b/>
                   <w:rFonts w:ascii="Arial" w:hAnsi="Arial"/>
-                  <w:sz w:val="14"/>
+                  <w:sz w:val="19"/>
                 </w:rPr>
                 <w:t>Official content</w:t>
               </w:r>
@@ -3940,7 +3940,7 @@
               <w:rPr>
                 <w:rFonts w:ascii="Arial" w:hAnsi="Arial"/>
                 <w:color w:val="25342D"/>
-                <w:sz w:val="15"/>
+                <w:sz w:val="19"/>
               </w:rPr>
               <w:t>Demonstrate safe workshop practices and procedures when using materials, tools and equipment in metal projects</w:t>
             </w:r>
@@ -3953,7 +3953,7 @@
                   <w:color w:val="17583F"/>
                   <w:b/>
                   <w:rFonts w:ascii="Arial" w:hAnsi="Arial"/>
-                  <w:sz w:val="14"/>
+                  <w:sz w:val="19"/>
                 </w:rPr>
                 <w:t>Official content</w:t>
               </w:r>
@@ -3968,7 +3968,7 @@
                 <w:rFonts w:ascii="Arial" w:hAnsi="Arial"/>
                 <w:b/>
                 <w:color w:val="17583F"/>
-                <w:sz w:val="14"/>
+                <w:sz w:val="19"/>
               </w:rPr>
               <w:t>INT5-SAF-01, INT5-USE-01, INT5-INP-01, INT5-PRO-01</w:t>
             </w:r>
@@ -3990,7 +3990,7 @@
                 <w:rFonts w:ascii="Arial" w:hAnsi="Arial"/>
                 <w:b w:val="0"/>
                 <w:color w:val="25342D"/>
-                <w:sz w:val="15"/>
+                <w:sz w:val="19"/>
               </w:rPr>
               <w:t>Use hand tools, power tools, machinery, chemicals and abrasives to… — teacher observation, checked result and saved evidence</w:t>
               <w:br/>
@@ -4192,7 +4192,7 @@
                 <w:rFonts w:ascii="Arial" w:hAnsi="Arial"/>
                 <w:b/>
                 <w:color w:val="25342D"/>
-                <w:sz w:val="16"/>
+                <w:sz w:val="19"/>
               </w:rPr>
               <w:t>11</w:t>
             </w:r>
@@ -4214,7 +4214,7 @@
                 <w:rFonts w:ascii="Arial" w:hAnsi="Arial"/>
                 <w:b/>
                 <w:color w:val="25342D"/>
-                <w:sz w:val="16"/>
+                <w:sz w:val="19"/>
               </w:rPr>
               <w:t>Site/theory</w:t>
             </w:r>
@@ -4236,7 +4236,7 @@
                 <w:rFonts w:ascii="Arial" w:hAnsi="Arial"/>
                 <w:b w:val="0"/>
                 <w:color w:val="25342D"/>
-                <w:sz w:val="15"/>
+                <w:sz w:val="19"/>
               </w:rPr>
               <w:t>Module 2: Drawings, rails and accurate setup</w:t>
             </w:r>
@@ -4257,7 +4257,7 @@
               <w:rPr>
                 <w:rFonts w:ascii="Arial" w:hAnsi="Arial"/>
                 <w:color w:val="25342D"/>
-                <w:sz w:val="16"/>
+                <w:sz w:val="19"/>
               </w:rPr>
               <w:t>Read and discuss the named website theory: Selecting stock form by function and manufacture; Turning drawings into freehand sketches and a spreadsheet cutting list. Complete the linked knowledge check and record a short application response.</w:t>
             </w:r>
@@ -4272,7 +4272,7 @@
                   <w:color w:val="17583F"/>
                   <w:b/>
                   <w:rFonts w:ascii="Arial" w:hAnsi="Arial"/>
-                  <w:sz w:val="15"/>
+                  <w:sz w:val="19"/>
                 </w:rPr>
                 <w:t>Theory: Selecting stock form by function and manufacture</w:t>
               </w:r>
@@ -4288,7 +4288,7 @@
                   <w:color w:val="17583F"/>
                   <w:b/>
                   <w:rFonts w:ascii="Arial" w:hAnsi="Arial"/>
-                  <w:sz w:val="15"/>
+                  <w:sz w:val="19"/>
                 </w:rPr>
                 <w:t>Theory: Turning drawings into freehand sketches and a spreadsheet…</w:t>
               </w:r>
@@ -4304,7 +4304,7 @@
                   <w:color w:val="17583F"/>
                   <w:b/>
                   <w:rFonts w:ascii="Arial" w:hAnsi="Arial"/>
-                  <w:sz w:val="15"/>
+                  <w:sz w:val="19"/>
                 </w:rPr>
                 <w:t>Knowledge check: Drawings, rails and accurate setup</w:t>
               </w:r>
@@ -4320,7 +4320,7 @@
                   <w:color w:val="17583F"/>
                   <w:b/>
                   <w:rFonts w:ascii="Arial" w:hAnsi="Arial"/>
-                  <w:sz w:val="15"/>
+                  <w:sz w:val="19"/>
                 </w:rPr>
                 <w:t>Syllabus learning</w:t>
               </w:r>
@@ -4343,7 +4343,7 @@
                 <w:rFonts w:ascii="Arial" w:hAnsi="Arial"/>
                 <w:b/>
                 <w:color w:val="25342D"/>
-                <w:sz w:val="15"/>
+                <w:sz w:val="19"/>
               </w:rPr>
               <w:t>Explain the impact of the metal industry on Country and Aboriginal and Torres Strait Islander Communities</w:t>
             </w:r>
@@ -4356,7 +4356,7 @@
                   <w:color w:val="17583F"/>
                   <w:b/>
                   <w:rFonts w:ascii="Arial" w:hAnsi="Arial"/>
-                  <w:sz w:val="14"/>
+                  <w:sz w:val="19"/>
                 </w:rPr>
                 <w:t>Official content</w:t>
               </w:r>
@@ -4370,7 +4370,7 @@
               <w:rPr>
                 <w:rFonts w:ascii="Arial" w:hAnsi="Arial"/>
                 <w:color w:val="25342D"/>
-                <w:sz w:val="15"/>
+                <w:sz w:val="19"/>
               </w:rPr>
               <w:t>Use subject-specific terminology to communicate industrial technology concepts</w:t>
             </w:r>
@@ -4383,7 +4383,7 @@
                   <w:color w:val="17583F"/>
                   <w:b/>
                   <w:rFonts w:ascii="Arial" w:hAnsi="Arial"/>
-                  <w:sz w:val="14"/>
+                  <w:sz w:val="19"/>
                 </w:rPr>
                 <w:t>Official content</w:t>
               </w:r>
@@ -4398,7 +4398,7 @@
                 <w:rFonts w:ascii="Arial" w:hAnsi="Arial"/>
                 <w:b/>
                 <w:color w:val="17583F"/>
-                <w:sz w:val="14"/>
+                <w:sz w:val="19"/>
               </w:rPr>
               <w:t>INT5-COM-01, INT5-ENV-01, INT5-USE-01, INT5-IND-01</w:t>
             </w:r>
@@ -4420,7 +4420,7 @@
                 <w:rFonts w:ascii="Arial" w:hAnsi="Arial"/>
                 <w:b w:val="0"/>
                 <w:color w:val="25342D"/>
-                <w:sz w:val="15"/>
+                <w:sz w:val="19"/>
               </w:rPr>
               <w:t>Named theory/check record — Module 2: Selecting stock form by function and manufacture; Turning drawings into freehand sketches and a…</w:t>
               <w:br/>
@@ -4450,7 +4450,7 @@
                 <w:rFonts w:ascii="Arial" w:hAnsi="Arial"/>
                 <w:b/>
                 <w:color w:val="25342D"/>
-                <w:sz w:val="16"/>
+                <w:sz w:val="19"/>
               </w:rPr>
               <w:t>12</w:t>
             </w:r>
@@ -4472,7 +4472,7 @@
                 <w:rFonts w:ascii="Arial" w:hAnsi="Arial"/>
                 <w:b/>
                 <w:color w:val="25342D"/>
-                <w:sz w:val="16"/>
+                <w:sz w:val="19"/>
               </w:rPr>
               <w:t>Project/folio</w:t>
             </w:r>
@@ -4494,7 +4494,7 @@
                 <w:rFonts w:ascii="Arial" w:hAnsi="Arial"/>
                 <w:b w:val="0"/>
                 <w:color w:val="25342D"/>
-                <w:sz w:val="15"/>
+                <w:sz w:val="19"/>
               </w:rPr>
               <w:t>Module 2: folio and project decisions</w:t>
             </w:r>
@@ -4515,7 +4515,7 @@
               <w:rPr>
                 <w:rFonts w:ascii="Arial" w:hAnsi="Arial"/>
                 <w:color w:val="25342D"/>
-                <w:sz w:val="16"/>
+                <w:sz w:val="19"/>
               </w:rPr>
               <w:t>Apply Module 2 learning to the current approved project. Update the folio with the relevant decision, supporting evidence, quality check and next step.</w:t>
             </w:r>
@@ -4530,7 +4530,7 @@
                   <w:color w:val="17583F"/>
                   <w:b/>
                   <w:rFonts w:ascii="Arial" w:hAnsi="Arial"/>
-                  <w:sz w:val="15"/>
+                  <w:sz w:val="19"/>
                 </w:rPr>
                 <w:t>Project folio: checkpoint 3</w:t>
               </w:r>
@@ -4546,7 +4546,7 @@
                   <w:color w:val="17583F"/>
                   <w:b/>
                   <w:rFonts w:ascii="Arial" w:hAnsi="Arial"/>
-                  <w:sz w:val="15"/>
+                  <w:sz w:val="19"/>
                 </w:rPr>
                 <w:t>Project folio</w:t>
               </w:r>
@@ -4569,7 +4569,7 @@
                 <w:rFonts w:ascii="Arial" w:hAnsi="Arial"/>
                 <w:b/>
                 <w:color w:val="25342D"/>
-                <w:sz w:val="15"/>
+                <w:sz w:val="19"/>
               </w:rPr>
               <w:t>Apply project management strategies when developing projects</w:t>
             </w:r>
@@ -4582,7 +4582,7 @@
                   <w:color w:val="17583F"/>
                   <w:b/>
                   <w:rFonts w:ascii="Arial" w:hAnsi="Arial"/>
-                  <w:sz w:val="14"/>
+                  <w:sz w:val="19"/>
                 </w:rPr>
                 <w:t>Official content</w:t>
               </w:r>
@@ -4596,7 +4596,7 @@
               <w:rPr>
                 <w:rFonts w:ascii="Arial" w:hAnsi="Arial"/>
                 <w:color w:val="25342D"/>
-                <w:sz w:val="15"/>
+                <w:sz w:val="19"/>
               </w:rPr>
               <w:t>Create written texts to document, reflect on and evaluate project development, production and management…</w:t>
             </w:r>
@@ -4609,7 +4609,7 @@
                   <w:color w:val="17583F"/>
                   <w:b/>
                   <w:rFonts w:ascii="Arial" w:hAnsi="Arial"/>
-                  <w:sz w:val="14"/>
+                  <w:sz w:val="19"/>
                 </w:rPr>
                 <w:t>Official content</w:t>
               </w:r>
@@ -4624,7 +4624,7 @@
                 <w:rFonts w:ascii="Arial" w:hAnsi="Arial"/>
                 <w:b/>
                 <w:color w:val="17583F"/>
-                <w:sz w:val="14"/>
+                <w:sz w:val="19"/>
               </w:rPr>
               <w:t>INT5-COM-01, INT5-DES-01, INT5-EVL-01</w:t>
             </w:r>
@@ -4646,7 +4646,7 @@
                 <w:rFonts w:ascii="Arial" w:hAnsi="Arial"/>
                 <w:b w:val="0"/>
                 <w:color w:val="25342D"/>
-                <w:sz w:val="15"/>
+                <w:sz w:val="19"/>
               </w:rPr>
               <w:t>Folio checkpoint 3 — Module 2 decision, supporting evidence and teacher feedback</w:t>
               <w:br/>
@@ -4676,7 +4676,7 @@
                 <w:rFonts w:ascii="Arial" w:hAnsi="Arial"/>
                 <w:b/>
                 <w:color w:val="25342D"/>
-                <w:sz w:val="16"/>
+                <w:sz w:val="19"/>
               </w:rPr>
               <w:t>13</w:t>
             </w:r>
@@ -4698,7 +4698,7 @@
                 <w:rFonts w:ascii="Arial" w:hAnsi="Arial"/>
                 <w:b/>
                 <w:color w:val="25342D"/>
-                <w:sz w:val="16"/>
+                <w:sz w:val="19"/>
               </w:rPr>
               <w:t>Practical</w:t>
             </w:r>
@@ -4720,7 +4720,7 @@
                 <w:rFonts w:ascii="Arial" w:hAnsi="Arial"/>
                 <w:b w:val="0"/>
                 <w:color w:val="25342D"/>
-                <w:sz w:val="15"/>
+                <w:sz w:val="19"/>
               </w:rPr>
               <w:t>Module 2: setup and approved stage</w:t>
             </w:r>
@@ -4741,7 +4741,7 @@
               <w:rPr>
                 <w:rFonts w:ascii="Arial" w:hAnsi="Arial"/>
                 <w:color w:val="25342D"/>
-                <w:sz w:val="16"/>
+                <w:sz w:val="19"/>
               </w:rPr>
               <w:t>Confirm the current teacher-issued plan, hazards, controls, setup, permission and quality hold point. Complete only the demonstrated production stage.</w:t>
             </w:r>
@@ -4756,7 +4756,7 @@
                   <w:color w:val="17583F"/>
                   <w:b/>
                   <w:rFonts w:ascii="Arial" w:hAnsi="Arial"/>
-                  <w:sz w:val="15"/>
+                  <w:sz w:val="19"/>
                 </w:rPr>
                 <w:t>Approved project plan and production evidence</w:t>
               </w:r>
@@ -4778,7 +4778,7 @@
               <w:rPr>
                 <w:rFonts w:ascii="Arial" w:hAnsi="Arial"/>
                 <w:color w:val="25342D"/>
-                <w:sz w:val="15"/>
+                <w:sz w:val="19"/>
               </w:rPr>
               <w:t>Demonstrate safe workshop practices and procedures when using materials, tools and equipment in metal projects</w:t>
             </w:r>
@@ -4791,7 +4791,7 @@
                   <w:color w:val="17583F"/>
                   <w:b/>
                   <w:rFonts w:ascii="Arial" w:hAnsi="Arial"/>
-                  <w:sz w:val="14"/>
+                  <w:sz w:val="19"/>
                 </w:rPr>
                 <w:t>Official content</w:t>
               </w:r>
@@ -4806,7 +4806,7 @@
                 <w:rFonts w:ascii="Arial" w:hAnsi="Arial"/>
                 <w:b/>
                 <w:color w:val="17583F"/>
-                <w:sz w:val="14"/>
+                <w:sz w:val="19"/>
               </w:rPr>
               <w:t>INT5-SAF-01, INT5-USE-01, INT5-INP-01, INT5-PRO-01</w:t>
             </w:r>
@@ -4828,7 +4828,7 @@
                 <w:rFonts w:ascii="Arial" w:hAnsi="Arial"/>
                 <w:b w:val="0"/>
                 <w:color w:val="25342D"/>
-                <w:sz w:val="15"/>
+                <w:sz w:val="19"/>
               </w:rPr>
               <w:t>Practical checkpoint 3A — Safe setup, authorised stage and first quality hold point</w:t>
               <w:br/>
@@ -4858,7 +4858,7 @@
                 <w:rFonts w:ascii="Arial" w:hAnsi="Arial"/>
                 <w:b/>
                 <w:color w:val="25342D"/>
-                <w:sz w:val="16"/>
+                <w:sz w:val="19"/>
               </w:rPr>
               <w:t>14</w:t>
             </w:r>
@@ -4880,7 +4880,7 @@
                 <w:rFonts w:ascii="Arial" w:hAnsi="Arial"/>
                 <w:b/>
                 <w:color w:val="25342D"/>
-                <w:sz w:val="16"/>
+                <w:sz w:val="19"/>
               </w:rPr>
               <w:t>Practical</w:t>
             </w:r>
@@ -4902,7 +4902,7 @@
                 <w:rFonts w:ascii="Arial" w:hAnsi="Arial"/>
                 <w:b w:val="0"/>
                 <w:color w:val="25342D"/>
-                <w:sz w:val="15"/>
+                <w:sz w:val="19"/>
               </w:rPr>
               <w:t>Module 2: controlled production</w:t>
             </w:r>
@@ -4923,7 +4923,7 @@
               <w:rPr>
                 <w:rFonts w:ascii="Arial" w:hAnsi="Arial"/>
                 <w:color w:val="25342D"/>
-                <w:sz w:val="16"/>
+                <w:sz w:val="19"/>
               </w:rPr>
               <w:t>Continue the current teacher-approved production stage. Follow the applicable demonstration, SOP and controls; check accuracy, fit, form or surface quality before continuing.</w:t>
             </w:r>
@@ -4938,7 +4938,7 @@
                   <w:color w:val="17583F"/>
                   <w:b/>
                   <w:rFonts w:ascii="Arial" w:hAnsi="Arial"/>
-                  <w:sz w:val="15"/>
+                  <w:sz w:val="19"/>
                 </w:rPr>
                 <w:t>Approved project plan and production evidence</w:t>
               </w:r>
@@ -4960,7 +4960,7 @@
               <w:rPr>
                 <w:rFonts w:ascii="Arial" w:hAnsi="Arial"/>
                 <w:color w:val="25342D"/>
-                <w:sz w:val="15"/>
+                <w:sz w:val="19"/>
               </w:rPr>
               <w:t>Demonstrate safe workshop practices and procedures when using materials, tools and equipment in metal projects</w:t>
             </w:r>
@@ -4973,7 +4973,7 @@
                   <w:color w:val="17583F"/>
                   <w:b/>
                   <w:rFonts w:ascii="Arial" w:hAnsi="Arial"/>
-                  <w:sz w:val="14"/>
+                  <w:sz w:val="19"/>
                 </w:rPr>
                 <w:t>Official content</w:t>
               </w:r>
@@ -4988,7 +4988,7 @@
                 <w:rFonts w:ascii="Arial" w:hAnsi="Arial"/>
                 <w:b/>
                 <w:color w:val="17583F"/>
-                <w:sz w:val="14"/>
+                <w:sz w:val="19"/>
               </w:rPr>
               <w:t>INT5-SAF-01, INT5-USE-01, INT5-INP-01, INT5-PRO-01</w:t>
             </w:r>
@@ -5010,7 +5010,7 @@
                 <w:rFonts w:ascii="Arial" w:hAnsi="Arial"/>
                 <w:b w:val="0"/>
                 <w:color w:val="25342D"/>
-                <w:sz w:val="15"/>
+                <w:sz w:val="19"/>
               </w:rPr>
               <w:t>Practical checkpoint 3B — Teacher observation of controlled process and named quality check</w:t>
               <w:br/>
@@ -5040,7 +5040,7 @@
                 <w:rFonts w:ascii="Arial" w:hAnsi="Arial"/>
                 <w:b/>
                 <w:color w:val="25342D"/>
-                <w:sz w:val="16"/>
+                <w:sz w:val="19"/>
               </w:rPr>
               <w:t>15</w:t>
             </w:r>
@@ -5062,7 +5062,7 @@
                 <w:rFonts w:ascii="Arial" w:hAnsi="Arial"/>
                 <w:b/>
                 <w:color w:val="25342D"/>
-                <w:sz w:val="16"/>
+                <w:sz w:val="19"/>
               </w:rPr>
               <w:t>Practical</w:t>
             </w:r>
@@ -5084,7 +5084,7 @@
                 <w:rFonts w:ascii="Arial" w:hAnsi="Arial"/>
                 <w:b w:val="0"/>
                 <w:color w:val="25342D"/>
-                <w:sz w:val="15"/>
+                <w:sz w:val="19"/>
               </w:rPr>
               <w:t>Module 2: evidence and review</w:t>
             </w:r>
@@ -5105,7 +5105,7 @@
               <w:rPr>
                 <w:rFonts w:ascii="Arial" w:hAnsi="Arial"/>
                 <w:color w:val="25342D"/>
-                <w:sz w:val="16"/>
+                <w:sz w:val="19"/>
               </w:rPr>
               <w:t>Complete the current approved checkpoint. Photograph or otherwise record the result, annotate the quality finding and response, then clean down and store work safely.</w:t>
             </w:r>
@@ -5120,7 +5120,7 @@
                   <w:color w:val="17583F"/>
                   <w:b/>
                   <w:rFonts w:ascii="Arial" w:hAnsi="Arial"/>
-                  <w:sz w:val="15"/>
+                  <w:sz w:val="19"/>
                 </w:rPr>
                 <w:t>Approved project plan and production evidence</w:t>
               </w:r>
@@ -5142,7 +5142,7 @@
               <w:rPr>
                 <w:rFonts w:ascii="Arial" w:hAnsi="Arial"/>
                 <w:color w:val="25342D"/>
-                <w:sz w:val="15"/>
+                <w:sz w:val="19"/>
               </w:rPr>
               <w:t>Demonstrate safe workshop practices and procedures when using materials, tools and equipment in metal projects</w:t>
             </w:r>
@@ -5155,7 +5155,7 @@
                   <w:color w:val="17583F"/>
                   <w:b/>
                   <w:rFonts w:ascii="Arial" w:hAnsi="Arial"/>
-                  <w:sz w:val="14"/>
+                  <w:sz w:val="19"/>
                 </w:rPr>
                 <w:t>Official content</w:t>
               </w:r>
@@ -5170,7 +5170,7 @@
                 <w:rFonts w:ascii="Arial" w:hAnsi="Arial"/>
                 <w:b/>
                 <w:color w:val="17583F"/>
-                <w:sz w:val="14"/>
+                <w:sz w:val="19"/>
               </w:rPr>
               <w:t>INT5-SAF-01, INT5-USE-01, INT5-INP-01, INT5-PRO-01</w:t>
             </w:r>
@@ -5192,7 +5192,7 @@
                 <w:rFonts w:ascii="Arial" w:hAnsi="Arial"/>
                 <w:b w:val="0"/>
                 <w:color w:val="25342D"/>
-                <w:sz w:val="15"/>
+                <w:sz w:val="19"/>
               </w:rPr>
               <w:t>Practical checkpoint 3C — Checkpoint image or record, annotated quality finding and safe clean-down</w:t>
               <w:br/>
@@ -5394,7 +5394,7 @@
                 <w:rFonts w:ascii="Arial" w:hAnsi="Arial"/>
                 <w:b/>
                 <w:color w:val="25342D"/>
-                <w:sz w:val="16"/>
+                <w:sz w:val="19"/>
               </w:rPr>
               <w:t>16</w:t>
             </w:r>
@@ -5416,7 +5416,7 @@
                 <w:rFonts w:ascii="Arial" w:hAnsi="Arial"/>
                 <w:b/>
                 <w:color w:val="25342D"/>
-                <w:sz w:val="16"/>
+                <w:sz w:val="19"/>
               </w:rPr>
               <w:t>Site/theory</w:t>
             </w:r>
@@ -5438,7 +5438,7 @@
                 <w:rFonts w:ascii="Arial" w:hAnsi="Arial"/>
                 <w:b w:val="0"/>
                 <w:color w:val="25342D"/>
-                <w:sz w:val="15"/>
+                <w:sz w:val="19"/>
               </w:rPr>
               <w:t>Module 2: Drawings, rails and accurate setup</w:t>
             </w:r>
@@ -5459,7 +5459,7 @@
               <w:rPr>
                 <w:rFonts w:ascii="Arial" w:hAnsi="Arial"/>
                 <w:color w:val="25342D"/>
-                <w:sz w:val="16"/>
+                <w:sz w:val="19"/>
               </w:rPr>
               <w:t>Read and discuss the named website theory: Datums, orientation and quality gates for rails and end caps. Complete the linked knowledge check and record a short application response.</w:t>
             </w:r>
@@ -5474,7 +5474,7 @@
                   <w:color w:val="17583F"/>
                   <w:b/>
                   <w:rFonts w:ascii="Arial" w:hAnsi="Arial"/>
-                  <w:sz w:val="15"/>
+                  <w:sz w:val="19"/>
                 </w:rPr>
                 <w:t>Theory: Datums, orientation and quality gates for rails and end caps</w:t>
               </w:r>
@@ -5490,7 +5490,7 @@
                   <w:color w:val="17583F"/>
                   <w:b/>
                   <w:rFonts w:ascii="Arial" w:hAnsi="Arial"/>
-                  <w:sz w:val="15"/>
+                  <w:sz w:val="19"/>
                 </w:rPr>
                 <w:t>Knowledge check: Drawings, rails and accurate setup</w:t>
               </w:r>
@@ -5506,7 +5506,7 @@
                   <w:color w:val="17583F"/>
                   <w:b/>
                   <w:rFonts w:ascii="Arial" w:hAnsi="Arial"/>
-                  <w:sz w:val="15"/>
+                  <w:sz w:val="19"/>
                 </w:rPr>
                 <w:t>Syllabus learning</w:t>
               </w:r>
@@ -5529,7 +5529,7 @@
                 <w:rFonts w:ascii="Arial" w:hAnsi="Arial"/>
                 <w:b/>
                 <w:color w:val="25342D"/>
-                <w:sz w:val="15"/>
+                <w:sz w:val="19"/>
               </w:rPr>
               <w:t>Explain the environmental and societal impact of renewable and non-renewable resources used in the development…</w:t>
             </w:r>
@@ -5542,7 +5542,7 @@
                   <w:color w:val="17583F"/>
                   <w:b/>
                   <w:rFonts w:ascii="Arial" w:hAnsi="Arial"/>
-                  <w:sz w:val="14"/>
+                  <w:sz w:val="19"/>
                 </w:rPr>
                 <w:t>Official content</w:t>
               </w:r>
@@ -5556,7 +5556,7 @@
               <w:rPr>
                 <w:rFonts w:ascii="Arial" w:hAnsi="Arial"/>
                 <w:color w:val="25342D"/>
-                <w:sz w:val="15"/>
+                <w:sz w:val="19"/>
               </w:rPr>
               <w:t>Use subject-specific terminology to communicate industrial technology concepts</w:t>
             </w:r>
@@ -5569,7 +5569,7 @@
                   <w:color w:val="17583F"/>
                   <w:b/>
                   <w:rFonts w:ascii="Arial" w:hAnsi="Arial"/>
-                  <w:sz w:val="14"/>
+                  <w:sz w:val="19"/>
                 </w:rPr>
                 <w:t>Official content</w:t>
               </w:r>
@@ -5584,7 +5584,7 @@
                 <w:rFonts w:ascii="Arial" w:hAnsi="Arial"/>
                 <w:b/>
                 <w:color w:val="17583F"/>
-                <w:sz w:val="14"/>
+                <w:sz w:val="19"/>
               </w:rPr>
               <w:t>INT5-COM-01, INT5-IND-01, INT5-ENV-01, INT5-USE-01</w:t>
             </w:r>
@@ -5606,7 +5606,7 @@
                 <w:rFonts w:ascii="Arial" w:hAnsi="Arial"/>
                 <w:b w:val="0"/>
                 <w:color w:val="25342D"/>
-                <w:sz w:val="15"/>
+                <w:sz w:val="19"/>
               </w:rPr>
               <w:t>Named theory/check record — Module 2: Datums, orientation and quality gates for rails and end caps</w:t>
               <w:br/>
@@ -5636,7 +5636,7 @@
                 <w:rFonts w:ascii="Arial" w:hAnsi="Arial"/>
                 <w:b/>
                 <w:color w:val="25342D"/>
-                <w:sz w:val="16"/>
+                <w:sz w:val="19"/>
               </w:rPr>
               <w:t>17</w:t>
             </w:r>
@@ -5658,7 +5658,7 @@
                 <w:rFonts w:ascii="Arial" w:hAnsi="Arial"/>
                 <w:b/>
                 <w:color w:val="25342D"/>
-                <w:sz w:val="16"/>
+                <w:sz w:val="19"/>
               </w:rPr>
               <w:t>Project/folio</w:t>
             </w:r>
@@ -5680,7 +5680,7 @@
                 <w:rFonts w:ascii="Arial" w:hAnsi="Arial"/>
                 <w:b w:val="0"/>
                 <w:color w:val="25342D"/>
-                <w:sz w:val="15"/>
+                <w:sz w:val="19"/>
               </w:rPr>
               <w:t>Module 2: folio and project decisions</w:t>
             </w:r>
@@ -5701,7 +5701,7 @@
               <w:rPr>
                 <w:rFonts w:ascii="Arial" w:hAnsi="Arial"/>
                 <w:color w:val="25342D"/>
-                <w:sz w:val="16"/>
+                <w:sz w:val="19"/>
               </w:rPr>
               <w:t>Apply Module 2 learning to the current approved project. Update the folio with the relevant decision, supporting evidence, quality check and next step.</w:t>
             </w:r>
@@ -5716,7 +5716,7 @@
                   <w:color w:val="17583F"/>
                   <w:b/>
                   <w:rFonts w:ascii="Arial" w:hAnsi="Arial"/>
-                  <w:sz w:val="15"/>
+                  <w:sz w:val="19"/>
                 </w:rPr>
                 <w:t>Project folio: checkpoint 4</w:t>
               </w:r>
@@ -5732,7 +5732,7 @@
                   <w:color w:val="17583F"/>
                   <w:b/>
                   <w:rFonts w:ascii="Arial" w:hAnsi="Arial"/>
-                  <w:sz w:val="15"/>
+                  <w:sz w:val="19"/>
                 </w:rPr>
                 <w:t>Project folio</w:t>
               </w:r>
@@ -5755,7 +5755,7 @@
                 <w:rFonts w:ascii="Arial" w:hAnsi="Arial"/>
                 <w:b/>
                 <w:color w:val="25342D"/>
-                <w:sz w:val="15"/>
+                <w:sz w:val="19"/>
               </w:rPr>
               <w:t>Create written texts to document, reflect on and evaluate project development, production and management…</w:t>
             </w:r>
@@ -5768,7 +5768,7 @@
                   <w:color w:val="17583F"/>
                   <w:b/>
                   <w:rFonts w:ascii="Arial" w:hAnsi="Arial"/>
-                  <w:sz w:val="14"/>
+                  <w:sz w:val="19"/>
                 </w:rPr>
                 <w:t>Official content</w:t>
               </w:r>
@@ -5783,7 +5783,7 @@
                 <w:rFonts w:ascii="Arial" w:hAnsi="Arial"/>
                 <w:b/>
                 <w:color w:val="17583F"/>
-                <w:sz w:val="14"/>
+                <w:sz w:val="19"/>
               </w:rPr>
               <w:t>INT5-COM-01, INT5-DES-01, INT5-EVL-01</w:t>
             </w:r>
@@ -5805,7 +5805,7 @@
                 <w:rFonts w:ascii="Arial" w:hAnsi="Arial"/>
                 <w:b w:val="0"/>
                 <w:color w:val="25342D"/>
-                <w:sz w:val="15"/>
+                <w:sz w:val="19"/>
               </w:rPr>
               <w:t>Folio checkpoint 4 — Module 2 decision, supporting evidence and teacher feedback</w:t>
               <w:br/>
@@ -5835,7 +5835,7 @@
                 <w:rFonts w:ascii="Arial" w:hAnsi="Arial"/>
                 <w:b/>
                 <w:color w:val="25342D"/>
-                <w:sz w:val="16"/>
+                <w:sz w:val="19"/>
               </w:rPr>
               <w:t>18</w:t>
             </w:r>
@@ -5857,7 +5857,7 @@
                 <w:rFonts w:ascii="Arial" w:hAnsi="Arial"/>
                 <w:b/>
                 <w:color w:val="25342D"/>
-                <w:sz w:val="16"/>
+                <w:sz w:val="19"/>
               </w:rPr>
               <w:t>Practical</w:t>
             </w:r>
@@ -5879,7 +5879,7 @@
                 <w:rFonts w:ascii="Arial" w:hAnsi="Arial"/>
                 <w:b w:val="0"/>
                 <w:color w:val="25342D"/>
-                <w:sz w:val="15"/>
+                <w:sz w:val="19"/>
               </w:rPr>
               <w:t>Module 2: setup and approved stage</w:t>
             </w:r>
@@ -5900,7 +5900,7 @@
               <w:rPr>
                 <w:rFonts w:ascii="Arial" w:hAnsi="Arial"/>
                 <w:color w:val="25342D"/>
-                <w:sz w:val="16"/>
+                <w:sz w:val="19"/>
               </w:rPr>
               <w:t>Confirm the current teacher-issued plan, hazards, controls, setup, permission and quality hold point. Complete only the demonstrated production stage.</w:t>
             </w:r>
@@ -5915,7 +5915,7 @@
                   <w:color w:val="17583F"/>
                   <w:b/>
                   <w:rFonts w:ascii="Arial" w:hAnsi="Arial"/>
-                  <w:sz w:val="15"/>
+                  <w:sz w:val="19"/>
                 </w:rPr>
                 <w:t>Approved project plan and production evidence</w:t>
               </w:r>
@@ -5937,7 +5937,7 @@
               <w:rPr>
                 <w:rFonts w:ascii="Arial" w:hAnsi="Arial"/>
                 <w:color w:val="25342D"/>
-                <w:sz w:val="15"/>
+                <w:sz w:val="19"/>
               </w:rPr>
               <w:t>Demonstrate safe workshop practices and procedures when using materials, tools and equipment in metal projects</w:t>
             </w:r>
@@ -5950,7 +5950,7 @@
                   <w:color w:val="17583F"/>
                   <w:b/>
                   <w:rFonts w:ascii="Arial" w:hAnsi="Arial"/>
-                  <w:sz w:val="14"/>
+                  <w:sz w:val="19"/>
                 </w:rPr>
                 <w:t>Official content</w:t>
               </w:r>
@@ -5965,7 +5965,7 @@
                 <w:rFonts w:ascii="Arial" w:hAnsi="Arial"/>
                 <w:b/>
                 <w:color w:val="17583F"/>
-                <w:sz w:val="14"/>
+                <w:sz w:val="19"/>
               </w:rPr>
               <w:t>INT5-SAF-01, INT5-USE-01, INT5-INP-01, INT5-PRO-01</w:t>
             </w:r>
@@ -5987,7 +5987,7 @@
                 <w:rFonts w:ascii="Arial" w:hAnsi="Arial"/>
                 <w:b w:val="0"/>
                 <w:color w:val="25342D"/>
-                <w:sz w:val="15"/>
+                <w:sz w:val="19"/>
               </w:rPr>
               <w:t>Practical checkpoint 4A — Safe setup, authorised stage and first quality hold point</w:t>
               <w:br/>
@@ -6017,7 +6017,7 @@
                 <w:rFonts w:ascii="Arial" w:hAnsi="Arial"/>
                 <w:b/>
                 <w:color w:val="25342D"/>
-                <w:sz w:val="16"/>
+                <w:sz w:val="19"/>
               </w:rPr>
               <w:t>19</w:t>
             </w:r>
@@ -6039,7 +6039,7 @@
                 <w:rFonts w:ascii="Arial" w:hAnsi="Arial"/>
                 <w:b/>
                 <w:color w:val="25342D"/>
-                <w:sz w:val="16"/>
+                <w:sz w:val="19"/>
               </w:rPr>
               <w:t>Practical</w:t>
             </w:r>
@@ -6061,7 +6061,7 @@
                 <w:rFonts w:ascii="Arial" w:hAnsi="Arial"/>
                 <w:b w:val="0"/>
                 <w:color w:val="25342D"/>
-                <w:sz w:val="15"/>
+                <w:sz w:val="19"/>
               </w:rPr>
               <w:t>Module 2: controlled production</w:t>
             </w:r>
@@ -6082,7 +6082,7 @@
               <w:rPr>
                 <w:rFonts w:ascii="Arial" w:hAnsi="Arial"/>
                 <w:color w:val="25342D"/>
-                <w:sz w:val="16"/>
+                <w:sz w:val="19"/>
               </w:rPr>
               <w:t>Continue the current teacher-approved production stage. Follow the applicable demonstration, SOP and controls; check accuracy, fit, form or surface quality before continuing.</w:t>
             </w:r>
@@ -6097,7 +6097,7 @@
                   <w:color w:val="17583F"/>
                   <w:b/>
                   <w:rFonts w:ascii="Arial" w:hAnsi="Arial"/>
-                  <w:sz w:val="15"/>
+                  <w:sz w:val="19"/>
                 </w:rPr>
                 <w:t>Approved project plan and production evidence</w:t>
               </w:r>
@@ -6119,7 +6119,7 @@
               <w:rPr>
                 <w:rFonts w:ascii="Arial" w:hAnsi="Arial"/>
                 <w:color w:val="25342D"/>
-                <w:sz w:val="15"/>
+                <w:sz w:val="19"/>
               </w:rPr>
               <w:t>Demonstrate safe workshop practices and procedures when using materials, tools and equipment in metal projects</w:t>
             </w:r>
@@ -6132,7 +6132,7 @@
                   <w:color w:val="17583F"/>
                   <w:b/>
                   <w:rFonts w:ascii="Arial" w:hAnsi="Arial"/>
-                  <w:sz w:val="14"/>
+                  <w:sz w:val="19"/>
                 </w:rPr>
                 <w:t>Official content</w:t>
               </w:r>
@@ -6147,7 +6147,7 @@
                 <w:rFonts w:ascii="Arial" w:hAnsi="Arial"/>
                 <w:b/>
                 <w:color w:val="17583F"/>
-                <w:sz w:val="14"/>
+                <w:sz w:val="19"/>
               </w:rPr>
               <w:t>INT5-SAF-01, INT5-USE-01, INT5-INP-01, INT5-PRO-01</w:t>
             </w:r>
@@ -6169,7 +6169,7 @@
                 <w:rFonts w:ascii="Arial" w:hAnsi="Arial"/>
                 <w:b w:val="0"/>
                 <w:color w:val="25342D"/>
-                <w:sz w:val="15"/>
+                <w:sz w:val="19"/>
               </w:rPr>
               <w:t>Practical checkpoint 4B — Teacher observation of controlled process and named quality check</w:t>
               <w:br/>
@@ -6199,7 +6199,7 @@
                 <w:rFonts w:ascii="Arial" w:hAnsi="Arial"/>
                 <w:b/>
                 <w:color w:val="25342D"/>
-                <w:sz w:val="16"/>
+                <w:sz w:val="19"/>
               </w:rPr>
               <w:t>20</w:t>
             </w:r>
@@ -6221,7 +6221,7 @@
                 <w:rFonts w:ascii="Arial" w:hAnsi="Arial"/>
                 <w:b/>
                 <w:color w:val="25342D"/>
-                <w:sz w:val="16"/>
+                <w:sz w:val="19"/>
               </w:rPr>
               <w:t>Practical</w:t>
             </w:r>
@@ -6243,7 +6243,7 @@
                 <w:rFonts w:ascii="Arial" w:hAnsi="Arial"/>
                 <w:b w:val="0"/>
                 <w:color w:val="25342D"/>
-                <w:sz w:val="15"/>
+                <w:sz w:val="19"/>
               </w:rPr>
               <w:t>Module 2: evidence and review</w:t>
             </w:r>
@@ -6264,7 +6264,7 @@
               <w:rPr>
                 <w:rFonts w:ascii="Arial" w:hAnsi="Arial"/>
                 <w:color w:val="25342D"/>
-                <w:sz w:val="16"/>
+                <w:sz w:val="19"/>
               </w:rPr>
               <w:t>Complete the current approved checkpoint. Photograph or otherwise record the result, annotate the quality finding and response, then clean down and store work safely.</w:t>
             </w:r>
@@ -6279,7 +6279,7 @@
                   <w:color w:val="17583F"/>
                   <w:b/>
                   <w:rFonts w:ascii="Arial" w:hAnsi="Arial"/>
-                  <w:sz w:val="15"/>
+                  <w:sz w:val="19"/>
                 </w:rPr>
                 <w:t>Approved project plan and production evidence</w:t>
               </w:r>
@@ -6301,7 +6301,7 @@
               <w:rPr>
                 <w:rFonts w:ascii="Arial" w:hAnsi="Arial"/>
                 <w:color w:val="25342D"/>
-                <w:sz w:val="15"/>
+                <w:sz w:val="19"/>
               </w:rPr>
               <w:t>Demonstrate safe workshop practices and procedures when using materials, tools and equipment in metal projects</w:t>
             </w:r>
@@ -6314,7 +6314,7 @@
                   <w:color w:val="17583F"/>
                   <w:b/>
                   <w:rFonts w:ascii="Arial" w:hAnsi="Arial"/>
-                  <w:sz w:val="14"/>
+                  <w:sz w:val="19"/>
                 </w:rPr>
                 <w:t>Official content</w:t>
               </w:r>
@@ -6329,7 +6329,7 @@
                 <w:rFonts w:ascii="Arial" w:hAnsi="Arial"/>
                 <w:b/>
                 <w:color w:val="17583F"/>
-                <w:sz w:val="14"/>
+                <w:sz w:val="19"/>
               </w:rPr>
               <w:t>INT5-SAF-01, INT5-USE-01, INT5-INP-01, INT5-PRO-01</w:t>
             </w:r>
@@ -6351,7 +6351,7 @@
                 <w:rFonts w:ascii="Arial" w:hAnsi="Arial"/>
                 <w:b w:val="0"/>
                 <w:color w:val="25342D"/>
-                <w:sz w:val="15"/>
+                <w:sz w:val="19"/>
               </w:rPr>
               <w:t>Practical checkpoint 4C — Checkpoint image or record, annotated quality finding and safe clean-down</w:t>
               <w:br/>
@@ -6553,7 +6553,7 @@
                 <w:rFonts w:ascii="Arial" w:hAnsi="Arial"/>
                 <w:b/>
                 <w:color w:val="25342D"/>
-                <w:sz w:val="16"/>
+                <w:sz w:val="19"/>
               </w:rPr>
               <w:t>21</w:t>
             </w:r>
@@ -6575,7 +6575,7 @@
                 <w:rFonts w:ascii="Arial" w:hAnsi="Arial"/>
                 <w:b/>
                 <w:color w:val="25342D"/>
-                <w:sz w:val="16"/>
+                <w:sz w:val="19"/>
               </w:rPr>
               <w:t>Site/theory</w:t>
             </w:r>
@@ -6597,7 +6597,7 @@
                 <w:rFonts w:ascii="Arial" w:hAnsi="Arial"/>
                 <w:b w:val="0"/>
                 <w:color w:val="25342D"/>
-                <w:sz w:val="15"/>
+                <w:sz w:val="19"/>
               </w:rPr>
               <w:t>Module 3: Joining and controlled assembly</w:t>
             </w:r>
@@ -6618,7 +6618,7 @@
               <w:rPr>
                 <w:rFonts w:ascii="Arial" w:hAnsi="Arial"/>
                 <w:color w:val="25342D"/>
-                <w:sz w:val="16"/>
+                <w:sz w:val="19"/>
               </w:rPr>
               <w:t>Read and discuss the named website theory: Hole location is a design feature, not just a mark; Drill-press principles behind the teacher-issued SOP. Complete the linked knowledge check and record a short application response.</w:t>
             </w:r>
@@ -6633,7 +6633,7 @@
                   <w:color w:val="17583F"/>
                   <w:b/>
                   <w:rFonts w:ascii="Arial" w:hAnsi="Arial"/>
-                  <w:sz w:val="15"/>
+                  <w:sz w:val="19"/>
                 </w:rPr>
                 <w:t>Theory: Hole location is a design feature, not just a mark</w:t>
               </w:r>
@@ -6649,7 +6649,7 @@
                   <w:color w:val="17583F"/>
                   <w:b/>
                   <w:rFonts w:ascii="Arial" w:hAnsi="Arial"/>
-                  <w:sz w:val="15"/>
+                  <w:sz w:val="19"/>
                 </w:rPr>
                 <w:t>Theory: Drill-press principles behind the teacher-issued SOP</w:t>
               </w:r>
@@ -6665,7 +6665,7 @@
                   <w:color w:val="17583F"/>
                   <w:b/>
                   <w:rFonts w:ascii="Arial" w:hAnsi="Arial"/>
-                  <w:sz w:val="15"/>
+                  <w:sz w:val="19"/>
                 </w:rPr>
                 <w:t>Knowledge check: Joining and controlled assembly</w:t>
               </w:r>
@@ -6681,7 +6681,7 @@
                   <w:color w:val="17583F"/>
                   <w:b/>
                   <w:rFonts w:ascii="Arial" w:hAnsi="Arial"/>
-                  <w:sz w:val="15"/>
+                  <w:sz w:val="19"/>
                 </w:rPr>
                 <w:t>Syllabus learning</w:t>
               </w:r>
@@ -6704,7 +6704,7 @@
                 <w:rFonts w:ascii="Arial" w:hAnsi="Arial"/>
                 <w:b/>
                 <w:color w:val="25342D"/>
-                <w:sz w:val="15"/>
+                <w:sz w:val="19"/>
               </w:rPr>
               <w:t>Compare the properties and applications of a range of pure metals and alloys to assess their suitability for…</w:t>
             </w:r>
@@ -6717,7 +6717,7 @@
                   <w:color w:val="17583F"/>
                   <w:b/>
                   <w:rFonts w:ascii="Arial" w:hAnsi="Arial"/>
-                  <w:sz w:val="14"/>
+                  <w:sz w:val="19"/>
                 </w:rPr>
                 <w:t>Official content</w:t>
               </w:r>
@@ -6731,7 +6731,7 @@
               <w:rPr>
                 <w:rFonts w:ascii="Arial" w:hAnsi="Arial"/>
                 <w:color w:val="25342D"/>
-                <w:sz w:val="15"/>
+                <w:sz w:val="19"/>
               </w:rPr>
               <w:t>Use subject-specific terminology to communicate industrial technology concepts</w:t>
             </w:r>
@@ -6744,7 +6744,7 @@
                   <w:color w:val="17583F"/>
                   <w:b/>
                   <w:rFonts w:ascii="Arial" w:hAnsi="Arial"/>
-                  <w:sz w:val="14"/>
+                  <w:sz w:val="19"/>
                 </w:rPr>
                 <w:t>Official content</w:t>
               </w:r>
@@ -6759,7 +6759,7 @@
                 <w:rFonts w:ascii="Arial" w:hAnsi="Arial"/>
                 <w:b/>
                 <w:color w:val="17583F"/>
-                <w:sz w:val="14"/>
+                <w:sz w:val="19"/>
               </w:rPr>
               <w:t>INT5-COM-01, INT5-ENV-01, INT5-USE-01, INT5-EVL-01</w:t>
             </w:r>
@@ -6781,7 +6781,7 @@
                 <w:rFonts w:ascii="Arial" w:hAnsi="Arial"/>
                 <w:b w:val="0"/>
                 <w:color w:val="25342D"/>
-                <w:sz w:val="15"/>
+                <w:sz w:val="19"/>
               </w:rPr>
               <w:t>Named theory/check record — Module 3: Hole location is a design feature, not just a mark; Drill-press principles behind the teacher-issued SOP</w:t>
               <w:br/>
@@ -6811,7 +6811,7 @@
                 <w:rFonts w:ascii="Arial" w:hAnsi="Arial"/>
                 <w:b/>
                 <w:color w:val="25342D"/>
-                <w:sz w:val="16"/>
+                <w:sz w:val="19"/>
               </w:rPr>
               <w:t>22</w:t>
             </w:r>
@@ -6833,7 +6833,7 @@
                 <w:rFonts w:ascii="Arial" w:hAnsi="Arial"/>
                 <w:b/>
                 <w:color w:val="25342D"/>
-                <w:sz w:val="16"/>
+                <w:sz w:val="19"/>
               </w:rPr>
               <w:t>Project/folio</w:t>
             </w:r>
@@ -6855,7 +6855,7 @@
                 <w:rFonts w:ascii="Arial" w:hAnsi="Arial"/>
                 <w:b w:val="0"/>
                 <w:color w:val="25342D"/>
-                <w:sz w:val="15"/>
+                <w:sz w:val="19"/>
               </w:rPr>
               <w:t>Module 3: folio and project decisions</w:t>
             </w:r>
@@ -6876,7 +6876,7 @@
               <w:rPr>
                 <w:rFonts w:ascii="Arial" w:hAnsi="Arial"/>
                 <w:color w:val="25342D"/>
-                <w:sz w:val="16"/>
+                <w:sz w:val="19"/>
               </w:rPr>
               <w:t>Apply Module 3 learning to the current approved project. Update the folio with the relevant decision, supporting evidence, quality check and next step.</w:t>
             </w:r>
@@ -6891,7 +6891,7 @@
                   <w:color w:val="17583F"/>
                   <w:b/>
                   <w:rFonts w:ascii="Arial" w:hAnsi="Arial"/>
-                  <w:sz w:val="15"/>
+                  <w:sz w:val="19"/>
                 </w:rPr>
                 <w:t>Project folio: checkpoint 5</w:t>
               </w:r>
@@ -6913,7 +6913,7 @@
               <w:rPr>
                 <w:rFonts w:ascii="Arial" w:hAnsi="Arial"/>
                 <w:color w:val="25342D"/>
-                <w:sz w:val="15"/>
+                <w:sz w:val="19"/>
               </w:rPr>
               <w:t>Create written texts to document, reflect on and evaluate project development, production and management…</w:t>
             </w:r>
@@ -6926,7 +6926,7 @@
                   <w:color w:val="17583F"/>
                   <w:b/>
                   <w:rFonts w:ascii="Arial" w:hAnsi="Arial"/>
-                  <w:sz w:val="14"/>
+                  <w:sz w:val="19"/>
                 </w:rPr>
                 <w:t>Official content</w:t>
               </w:r>
@@ -6941,7 +6941,7 @@
                 <w:rFonts w:ascii="Arial" w:hAnsi="Arial"/>
                 <w:b/>
                 <w:color w:val="17583F"/>
-                <w:sz w:val="14"/>
+                <w:sz w:val="19"/>
               </w:rPr>
               <w:t>INT5-COM-01, INT5-DES-01, INT5-EVL-01</w:t>
             </w:r>
@@ -6963,7 +6963,7 @@
                 <w:rFonts w:ascii="Arial" w:hAnsi="Arial"/>
                 <w:b w:val="0"/>
                 <w:color w:val="25342D"/>
-                <w:sz w:val="15"/>
+                <w:sz w:val="19"/>
               </w:rPr>
               <w:t>Folio checkpoint 5 — Module 3 decision, supporting evidence and teacher feedback</w:t>
               <w:br/>
@@ -6993,7 +6993,7 @@
                 <w:rFonts w:ascii="Arial" w:hAnsi="Arial"/>
                 <w:b/>
                 <w:color w:val="25342D"/>
-                <w:sz w:val="16"/>
+                <w:sz w:val="19"/>
               </w:rPr>
               <w:t>23</w:t>
             </w:r>
@@ -7015,7 +7015,7 @@
                 <w:rFonts w:ascii="Arial" w:hAnsi="Arial"/>
                 <w:b/>
                 <w:color w:val="25342D"/>
-                <w:sz w:val="16"/>
+                <w:sz w:val="19"/>
               </w:rPr>
               <w:t>Practical</w:t>
             </w:r>
@@ -7037,7 +7037,7 @@
                 <w:rFonts w:ascii="Arial" w:hAnsi="Arial"/>
                 <w:b w:val="0"/>
                 <w:color w:val="25342D"/>
-                <w:sz w:val="15"/>
+                <w:sz w:val="19"/>
               </w:rPr>
               <w:t>Metal skills studio: digital production evidence</w:t>
             </w:r>
@@ -7058,7 +7058,7 @@
               <w:rPr>
                 <w:rFonts w:ascii="Arial" w:hAnsi="Arial"/>
                 <w:color w:val="25342D"/>
-                <w:sz w:val="16"/>
+                <w:sz w:val="19"/>
               </w:rPr>
               <w:t>Complete the named teacher-authorised whole-course Metal skills studio checkpoint. Use only the locally approved equipment, process, samples, SOP, PPE, supervision and permission; the syllabus-learning page supports concepts and evidence but does not authorise practical work.</w:t>
             </w:r>
@@ -7073,7 +7073,7 @@
                   <w:color w:val="17583F"/>
                   <w:b/>
                   <w:rFonts w:ascii="Arial" w:hAnsi="Arial"/>
-                  <w:sz w:val="15"/>
+                  <w:sz w:val="19"/>
                 </w:rPr>
                 <w:t>Metal skills studio: digital production evidence</w:t>
               </w:r>
@@ -7096,7 +7096,7 @@
                 <w:rFonts w:ascii="Arial" w:hAnsi="Arial"/>
                 <w:b/>
                 <w:color w:val="25342D"/>
-                <w:sz w:val="15"/>
+                <w:sz w:val="19"/>
               </w:rPr>
               <w:t>Use traditional and digital technologies to create components and detail surfaces for metal products</w:t>
             </w:r>
@@ -7109,7 +7109,7 @@
                   <w:color w:val="17583F"/>
                   <w:b/>
                   <w:rFonts w:ascii="Arial" w:hAnsi="Arial"/>
-                  <w:sz w:val="14"/>
+                  <w:sz w:val="19"/>
                 </w:rPr>
                 <w:t>Official content</w:t>
               </w:r>
@@ -7123,7 +7123,7 @@
               <w:rPr>
                 <w:rFonts w:ascii="Arial" w:hAnsi="Arial"/>
                 <w:color w:val="25342D"/>
-                <w:sz w:val="15"/>
+                <w:sz w:val="19"/>
               </w:rPr>
               <w:t>Demonstrate safe workshop practices and procedures when using materials, tools and equipment in metal projects</w:t>
             </w:r>
@@ -7136,7 +7136,7 @@
                   <w:color w:val="17583F"/>
                   <w:b/>
                   <w:rFonts w:ascii="Arial" w:hAnsi="Arial"/>
-                  <w:sz w:val="14"/>
+                  <w:sz w:val="19"/>
                 </w:rPr>
                 <w:t>Official content</w:t>
               </w:r>
@@ -7151,7 +7151,7 @@
                 <w:rFonts w:ascii="Arial" w:hAnsi="Arial"/>
                 <w:b/>
                 <w:color w:val="17583F"/>
-                <w:sz w:val="14"/>
+                <w:sz w:val="19"/>
               </w:rPr>
               <w:t>INT5-SAF-01, INT5-USE-01, INT5-INP-01, INT5-PRO-01</w:t>
             </w:r>
@@ -7173,7 +7173,7 @@
                 <w:rFonts w:ascii="Arial" w:hAnsi="Arial"/>
                 <w:b w:val="0"/>
                 <w:color w:val="25342D"/>
-                <w:sz w:val="15"/>
+                <w:sz w:val="19"/>
               </w:rPr>
               <w:t>Metal skills studio: teacher-authorised traditional/digital component or surface-detailing performance and saved evidence; approved technology, file, process and SOP remain Teacher to confirm.</w:t>
               <w:br/>
@@ -7203,7 +7203,7 @@
                 <w:rFonts w:ascii="Arial" w:hAnsi="Arial"/>
                 <w:b/>
                 <w:color w:val="25342D"/>
-                <w:sz w:val="16"/>
+                <w:sz w:val="19"/>
               </w:rPr>
               <w:t>24</w:t>
             </w:r>
@@ -7225,7 +7225,7 @@
                 <w:rFonts w:ascii="Arial" w:hAnsi="Arial"/>
                 <w:b/>
                 <w:color w:val="25342D"/>
-                <w:sz w:val="16"/>
+                <w:sz w:val="19"/>
               </w:rPr>
               <w:t>Practical</w:t>
             </w:r>
@@ -7247,7 +7247,7 @@
                 <w:rFonts w:ascii="Arial" w:hAnsi="Arial"/>
                 <w:b w:val="0"/>
                 <w:color w:val="25342D"/>
-                <w:sz w:val="15"/>
+                <w:sz w:val="19"/>
               </w:rPr>
               <w:t>Module 3: controlled production</w:t>
             </w:r>
@@ -7268,7 +7268,7 @@
               <w:rPr>
                 <w:rFonts w:ascii="Arial" w:hAnsi="Arial"/>
                 <w:color w:val="25342D"/>
-                <w:sz w:val="16"/>
+                <w:sz w:val="19"/>
               </w:rPr>
               <w:t>Continue the current teacher-approved production stage. Follow the applicable demonstration, SOP and controls; check accuracy, fit, form or surface quality before continuing.</w:t>
             </w:r>
@@ -7283,7 +7283,7 @@
                   <w:color w:val="17583F"/>
                   <w:b/>
                   <w:rFonts w:ascii="Arial" w:hAnsi="Arial"/>
-                  <w:sz w:val="15"/>
+                  <w:sz w:val="19"/>
                 </w:rPr>
                 <w:t>Approved project plan and production evidence</w:t>
               </w:r>
@@ -7305,7 +7305,7 @@
               <w:rPr>
                 <w:rFonts w:ascii="Arial" w:hAnsi="Arial"/>
                 <w:color w:val="25342D"/>
-                <w:sz w:val="15"/>
+                <w:sz w:val="19"/>
               </w:rPr>
               <w:t>Demonstrate safe workshop practices and procedures when using materials, tools and equipment in metal projects</w:t>
             </w:r>
@@ -7318,7 +7318,7 @@
                   <w:color w:val="17583F"/>
                   <w:b/>
                   <w:rFonts w:ascii="Arial" w:hAnsi="Arial"/>
-                  <w:sz w:val="14"/>
+                  <w:sz w:val="19"/>
                 </w:rPr>
                 <w:t>Official content</w:t>
               </w:r>
@@ -7333,7 +7333,7 @@
                 <w:rFonts w:ascii="Arial" w:hAnsi="Arial"/>
                 <w:b/>
                 <w:color w:val="17583F"/>
-                <w:sz w:val="14"/>
+                <w:sz w:val="19"/>
               </w:rPr>
               <w:t>INT5-SAF-01, INT5-USE-01, INT5-INP-01, INT5-PRO-01</w:t>
             </w:r>
@@ -7355,7 +7355,7 @@
                 <w:rFonts w:ascii="Arial" w:hAnsi="Arial"/>
                 <w:b w:val="0"/>
                 <w:color w:val="25342D"/>
-                <w:sz w:val="15"/>
+                <w:sz w:val="19"/>
               </w:rPr>
               <w:t>Practical checkpoint 5B — Teacher observation of controlled process and named quality check</w:t>
               <w:br/>
@@ -7385,7 +7385,7 @@
                 <w:rFonts w:ascii="Arial" w:hAnsi="Arial"/>
                 <w:b/>
                 <w:color w:val="25342D"/>
-                <w:sz w:val="16"/>
+                <w:sz w:val="19"/>
               </w:rPr>
               <w:t>25</w:t>
             </w:r>
@@ -7407,7 +7407,7 @@
                 <w:rFonts w:ascii="Arial" w:hAnsi="Arial"/>
                 <w:b/>
                 <w:color w:val="25342D"/>
-                <w:sz w:val="16"/>
+                <w:sz w:val="19"/>
               </w:rPr>
               <w:t>Practical</w:t>
             </w:r>
@@ -7429,7 +7429,7 @@
                 <w:rFonts w:ascii="Arial" w:hAnsi="Arial"/>
                 <w:b w:val="0"/>
                 <w:color w:val="25342D"/>
-                <w:sz w:val="15"/>
+                <w:sz w:val="19"/>
               </w:rPr>
               <w:t>Module 3: evidence and review</w:t>
             </w:r>
@@ -7450,7 +7450,7 @@
               <w:rPr>
                 <w:rFonts w:ascii="Arial" w:hAnsi="Arial"/>
                 <w:color w:val="25342D"/>
-                <w:sz w:val="16"/>
+                <w:sz w:val="19"/>
               </w:rPr>
               <w:t>Complete the current approved checkpoint. Photograph or otherwise record the result, annotate the quality finding and response, then clean down and store work safely.</w:t>
             </w:r>
@@ -7465,7 +7465,7 @@
                   <w:color w:val="17583F"/>
                   <w:b/>
                   <w:rFonts w:ascii="Arial" w:hAnsi="Arial"/>
-                  <w:sz w:val="15"/>
+                  <w:sz w:val="19"/>
                 </w:rPr>
                 <w:t>Approved project plan and production evidence</w:t>
               </w:r>
@@ -7487,7 +7487,7 @@
               <w:rPr>
                 <w:rFonts w:ascii="Arial" w:hAnsi="Arial"/>
                 <w:color w:val="25342D"/>
-                <w:sz w:val="15"/>
+                <w:sz w:val="19"/>
               </w:rPr>
               <w:t>Demonstrate safe workshop practices and procedures when using materials, tools and equipment in metal projects</w:t>
             </w:r>
@@ -7500,7 +7500,7 @@
                   <w:color w:val="17583F"/>
                   <w:b/>
                   <w:rFonts w:ascii="Arial" w:hAnsi="Arial"/>
-                  <w:sz w:val="14"/>
+                  <w:sz w:val="19"/>
                 </w:rPr>
                 <w:t>Official content</w:t>
               </w:r>
@@ -7515,7 +7515,7 @@
                 <w:rFonts w:ascii="Arial" w:hAnsi="Arial"/>
                 <w:b/>
                 <w:color w:val="17583F"/>
-                <w:sz w:val="14"/>
+                <w:sz w:val="19"/>
               </w:rPr>
               <w:t>INT5-SAF-01, INT5-USE-01, INT5-INP-01, INT5-PRO-01</w:t>
             </w:r>
@@ -7537,7 +7537,7 @@
                 <w:rFonts w:ascii="Arial" w:hAnsi="Arial"/>
                 <w:b w:val="0"/>
                 <w:color w:val="25342D"/>
-                <w:sz w:val="15"/>
+                <w:sz w:val="19"/>
               </w:rPr>
               <w:t>Practical checkpoint 5C — Checkpoint image or record, annotated quality finding and safe clean-down</w:t>
               <w:br/>
@@ -7739,7 +7739,7 @@
                 <w:rFonts w:ascii="Arial" w:hAnsi="Arial"/>
                 <w:b/>
                 <w:color w:val="25342D"/>
-                <w:sz w:val="16"/>
+                <w:sz w:val="19"/>
               </w:rPr>
               <w:t>26</w:t>
             </w:r>
@@ -7761,7 +7761,7 @@
                 <w:rFonts w:ascii="Arial" w:hAnsi="Arial"/>
                 <w:b/>
                 <w:color w:val="25342D"/>
-                <w:sz w:val="16"/>
+                <w:sz w:val="19"/>
               </w:rPr>
               <w:t>Site/theory</w:t>
             </w:r>
@@ -7783,7 +7783,7 @@
                 <w:rFonts w:ascii="Arial" w:hAnsi="Arial"/>
                 <w:b w:val="0"/>
                 <w:color w:val="25342D"/>
-                <w:sz w:val="15"/>
+                <w:sz w:val="19"/>
               </w:rPr>
               <w:t>Module 3: Joining and controlled assembly</w:t>
             </w:r>
@@ -7804,7 +7804,7 @@
               <w:rPr>
                 <w:rFonts w:ascii="Arial" w:hAnsi="Arial"/>
                 <w:color w:val="25342D"/>
-                <w:sz w:val="16"/>
+                <w:sz w:val="19"/>
               </w:rPr>
               <w:t>Read and discuss the named website theory: Inspecting drilled features and responding to faults. Complete the linked knowledge check and record a short application response.</w:t>
             </w:r>
@@ -7819,7 +7819,7 @@
                   <w:color w:val="17583F"/>
                   <w:b/>
                   <w:rFonts w:ascii="Arial" w:hAnsi="Arial"/>
-                  <w:sz w:val="15"/>
+                  <w:sz w:val="19"/>
                 </w:rPr>
                 <w:t>Theory: Inspecting drilled features and responding to faults</w:t>
               </w:r>
@@ -7835,7 +7835,7 @@
                   <w:color w:val="17583F"/>
                   <w:b/>
                   <w:rFonts w:ascii="Arial" w:hAnsi="Arial"/>
-                  <w:sz w:val="15"/>
+                  <w:sz w:val="19"/>
                 </w:rPr>
                 <w:t>Knowledge check: Joining and controlled assembly</w:t>
               </w:r>
@@ -7851,7 +7851,7 @@
                   <w:color w:val="17583F"/>
                   <w:b/>
                   <w:rFonts w:ascii="Arial" w:hAnsi="Arial"/>
-                  <w:sz w:val="15"/>
+                  <w:sz w:val="19"/>
                 </w:rPr>
                 <w:t>Syllabus learning</w:t>
               </w:r>
@@ -7874,7 +7874,7 @@
                 <w:rFonts w:ascii="Arial" w:hAnsi="Arial"/>
                 <w:b/>
                 <w:color w:val="25342D"/>
-                <w:sz w:val="15"/>
+                <w:sz w:val="19"/>
               </w:rPr>
               <w:t>Identify and describe secondary materials, such as ceramics, timber, polymers and textiles, that could…</w:t>
             </w:r>
@@ -7887,7 +7887,7 @@
                   <w:color w:val="17583F"/>
                   <w:b/>
                   <w:rFonts w:ascii="Arial" w:hAnsi="Arial"/>
-                  <w:sz w:val="14"/>
+                  <w:sz w:val="19"/>
                 </w:rPr>
                 <w:t>Official content</w:t>
               </w:r>
@@ -7901,7 +7901,7 @@
               <w:rPr>
                 <w:rFonts w:ascii="Arial" w:hAnsi="Arial"/>
                 <w:color w:val="25342D"/>
-                <w:sz w:val="15"/>
+                <w:sz w:val="19"/>
               </w:rPr>
               <w:t>Use subject-specific terminology to communicate industrial technology concepts</w:t>
             </w:r>
@@ -7914,7 +7914,7 @@
                   <w:color w:val="17583F"/>
                   <w:b/>
                   <w:rFonts w:ascii="Arial" w:hAnsi="Arial"/>
-                  <w:sz w:val="14"/>
+                  <w:sz w:val="19"/>
                 </w:rPr>
                 <w:t>Official content</w:t>
               </w:r>
@@ -7929,7 +7929,7 @@
                 <w:rFonts w:ascii="Arial" w:hAnsi="Arial"/>
                 <w:b/>
                 <w:color w:val="17583F"/>
-                <w:sz w:val="14"/>
+                <w:sz w:val="19"/>
               </w:rPr>
               <w:t>INT5-COM-01, INT5-IND-01, INT5-USE-01</w:t>
             </w:r>
@@ -7951,7 +7951,7 @@
                 <w:rFonts w:ascii="Arial" w:hAnsi="Arial"/>
                 <w:b w:val="0"/>
                 <w:color w:val="25342D"/>
-                <w:sz w:val="15"/>
+                <w:sz w:val="19"/>
               </w:rPr>
               <w:t>Named theory/check record — Module 3: Inspecting drilled features and responding to faults</w:t>
               <w:br/>
@@ -7981,7 +7981,7 @@
                 <w:rFonts w:ascii="Arial" w:hAnsi="Arial"/>
                 <w:b/>
                 <w:color w:val="25342D"/>
-                <w:sz w:val="16"/>
+                <w:sz w:val="19"/>
               </w:rPr>
               <w:t>27</w:t>
             </w:r>
@@ -8003,7 +8003,7 @@
                 <w:rFonts w:ascii="Arial" w:hAnsi="Arial"/>
                 <w:b/>
                 <w:color w:val="25342D"/>
-                <w:sz w:val="16"/>
+                <w:sz w:val="19"/>
               </w:rPr>
               <w:t>Project/folio</w:t>
             </w:r>
@@ -8025,7 +8025,7 @@
                 <w:rFonts w:ascii="Arial" w:hAnsi="Arial"/>
                 <w:b w:val="0"/>
                 <w:color w:val="25342D"/>
-                <w:sz w:val="15"/>
+                <w:sz w:val="19"/>
               </w:rPr>
               <w:t>Module 3: folio and project decisions</w:t>
             </w:r>
@@ -8046,7 +8046,7 @@
               <w:rPr>
                 <w:rFonts w:ascii="Arial" w:hAnsi="Arial"/>
                 <w:color w:val="25342D"/>
-                <w:sz w:val="16"/>
+                <w:sz w:val="19"/>
               </w:rPr>
               <w:t>Apply Module 3 learning to the current approved project. Update the folio with the relevant decision, supporting evidence, quality check and next step.</w:t>
             </w:r>
@@ -8061,7 +8061,7 @@
                   <w:color w:val="17583F"/>
                   <w:b/>
                   <w:rFonts w:ascii="Arial" w:hAnsi="Arial"/>
-                  <w:sz w:val="15"/>
+                  <w:sz w:val="19"/>
                 </w:rPr>
                 <w:t>Project folio: checkpoint 6</w:t>
               </w:r>
@@ -8083,7 +8083,7 @@
               <w:rPr>
                 <w:rFonts w:ascii="Arial" w:hAnsi="Arial"/>
                 <w:color w:val="25342D"/>
-                <w:sz w:val="15"/>
+                <w:sz w:val="19"/>
               </w:rPr>
               <w:t>Create written texts to document, reflect on and evaluate project development, production and management…</w:t>
             </w:r>
@@ -8096,7 +8096,7 @@
                   <w:color w:val="17583F"/>
                   <w:b/>
                   <w:rFonts w:ascii="Arial" w:hAnsi="Arial"/>
-                  <w:sz w:val="14"/>
+                  <w:sz w:val="19"/>
                 </w:rPr>
                 <w:t>Official content</w:t>
               </w:r>
@@ -8111,7 +8111,7 @@
                 <w:rFonts w:ascii="Arial" w:hAnsi="Arial"/>
                 <w:b/>
                 <w:color w:val="17583F"/>
-                <w:sz w:val="14"/>
+                <w:sz w:val="19"/>
               </w:rPr>
               <w:t>INT5-COM-01, INT5-DES-01, INT5-EVL-01</w:t>
             </w:r>
@@ -8133,7 +8133,7 @@
                 <w:rFonts w:ascii="Arial" w:hAnsi="Arial"/>
                 <w:b w:val="0"/>
                 <w:color w:val="25342D"/>
-                <w:sz w:val="15"/>
+                <w:sz w:val="19"/>
               </w:rPr>
               <w:t>Folio checkpoint 6 — Module 3 decision, supporting evidence and teacher feedback</w:t>
               <w:br/>
@@ -8163,7 +8163,7 @@
                 <w:rFonts w:ascii="Arial" w:hAnsi="Arial"/>
                 <w:b/>
                 <w:color w:val="25342D"/>
-                <w:sz w:val="16"/>
+                <w:sz w:val="19"/>
               </w:rPr>
               <w:t>28</w:t>
             </w:r>
@@ -8185,7 +8185,7 @@
                 <w:rFonts w:ascii="Arial" w:hAnsi="Arial"/>
                 <w:b/>
                 <w:color w:val="25342D"/>
-                <w:sz w:val="16"/>
+                <w:sz w:val="19"/>
               </w:rPr>
               <w:t>Practical</w:t>
             </w:r>
@@ -8207,7 +8207,7 @@
                 <w:rFonts w:ascii="Arial" w:hAnsi="Arial"/>
                 <w:b w:val="0"/>
                 <w:color w:val="25342D"/>
-                <w:sz w:val="15"/>
+                <w:sz w:val="19"/>
               </w:rPr>
               <w:t>Metal skills studio: joining evidence</w:t>
             </w:r>
@@ -8228,7 +8228,7 @@
               <w:rPr>
                 <w:rFonts w:ascii="Arial" w:hAnsi="Arial"/>
                 <w:color w:val="25342D"/>
-                <w:sz w:val="16"/>
+                <w:sz w:val="19"/>
               </w:rPr>
               <w:t>Complete the named teacher-authorised whole-course Metal skills studio checkpoint. Use only the locally approved equipment, process, samples, SOP, PPE, supervision and permission; the syllabus-learning page supports concepts and evidence but does not authorise practical work.</w:t>
             </w:r>
@@ -8243,7 +8243,7 @@
                   <w:color w:val="17583F"/>
                   <w:b/>
                   <w:rFonts w:ascii="Arial" w:hAnsi="Arial"/>
-                  <w:sz w:val="15"/>
+                  <w:sz w:val="19"/>
                 </w:rPr>
                 <w:t>Metal skills studio: joining evidence</w:t>
               </w:r>
@@ -8266,7 +8266,7 @@
                 <w:rFonts w:ascii="Arial" w:hAnsi="Arial"/>
                 <w:b/>
                 <w:color w:val="25342D"/>
-                <w:sz w:val="15"/>
+                <w:sz w:val="19"/>
               </w:rPr>
               <w:t>Use a range of permanent and semi-permanent joining and fabrication techniques, including soldering, welding…</w:t>
             </w:r>
@@ -8279,7 +8279,7 @@
                   <w:color w:val="17583F"/>
                   <w:b/>
                   <w:rFonts w:ascii="Arial" w:hAnsi="Arial"/>
-                  <w:sz w:val="14"/>
+                  <w:sz w:val="19"/>
                 </w:rPr>
                 <w:t>Official content</w:t>
               </w:r>
@@ -8293,7 +8293,7 @@
               <w:rPr>
                 <w:rFonts w:ascii="Arial" w:hAnsi="Arial"/>
                 <w:color w:val="25342D"/>
-                <w:sz w:val="15"/>
+                <w:sz w:val="19"/>
               </w:rPr>
               <w:t>Demonstrate safe workshop practices and procedures when using materials, tools and equipment in metal projects</w:t>
             </w:r>
@@ -8306,7 +8306,7 @@
                   <w:color w:val="17583F"/>
                   <w:b/>
                   <w:rFonts w:ascii="Arial" w:hAnsi="Arial"/>
-                  <w:sz w:val="14"/>
+                  <w:sz w:val="19"/>
                 </w:rPr>
                 <w:t>Official content</w:t>
               </w:r>
@@ -8321,7 +8321,7 @@
                 <w:rFonts w:ascii="Arial" w:hAnsi="Arial"/>
                 <w:b/>
                 <w:color w:val="17583F"/>
-                <w:sz w:val="14"/>
+                <w:sz w:val="19"/>
               </w:rPr>
               <w:t>INT5-SAF-01, INT5-USE-01, INT5-INP-01, INT5-PRO-01</w:t>
             </w:r>
@@ -8343,7 +8343,7 @@
                 <w:rFonts w:ascii="Arial" w:hAnsi="Arial"/>
                 <w:b w:val="0"/>
                 <w:color w:val="25342D"/>
-                <w:sz w:val="15"/>
+                <w:sz w:val="19"/>
               </w:rPr>
               <w:t>Metal skills studio: teacher-authorised joining-technique performance samples and comparison evidence; permitted soldering, welding, fasteners, rivets, equipment and SOPs remain Teacher to confirm.</w:t>
               <w:br/>
@@ -8373,7 +8373,7 @@
                 <w:rFonts w:ascii="Arial" w:hAnsi="Arial"/>
                 <w:b/>
                 <w:color w:val="25342D"/>
-                <w:sz w:val="16"/>
+                <w:sz w:val="19"/>
               </w:rPr>
               <w:t>29</w:t>
             </w:r>
@@ -8395,7 +8395,7 @@
                 <w:rFonts w:ascii="Arial" w:hAnsi="Arial"/>
                 <w:b/>
                 <w:color w:val="25342D"/>
-                <w:sz w:val="16"/>
+                <w:sz w:val="19"/>
               </w:rPr>
               <w:t>Practical</w:t>
             </w:r>
@@ -8417,7 +8417,7 @@
                 <w:rFonts w:ascii="Arial" w:hAnsi="Arial"/>
                 <w:b w:val="0"/>
                 <w:color w:val="25342D"/>
-                <w:sz w:val="15"/>
+                <w:sz w:val="19"/>
               </w:rPr>
               <w:t>Module 3: controlled production</w:t>
             </w:r>
@@ -8438,7 +8438,7 @@
               <w:rPr>
                 <w:rFonts w:ascii="Arial" w:hAnsi="Arial"/>
                 <w:color w:val="25342D"/>
-                <w:sz w:val="16"/>
+                <w:sz w:val="19"/>
               </w:rPr>
               <w:t>Continue the current teacher-approved production stage. Follow the applicable demonstration, SOP and controls; check accuracy, fit, form or surface quality before continuing.</w:t>
             </w:r>
@@ -8453,7 +8453,7 @@
                   <w:color w:val="17583F"/>
                   <w:b/>
                   <w:rFonts w:ascii="Arial" w:hAnsi="Arial"/>
-                  <w:sz w:val="15"/>
+                  <w:sz w:val="19"/>
                 </w:rPr>
                 <w:t>Approved project plan and production evidence</w:t>
               </w:r>
@@ -8475,7 +8475,7 @@
               <w:rPr>
                 <w:rFonts w:ascii="Arial" w:hAnsi="Arial"/>
                 <w:color w:val="25342D"/>
-                <w:sz w:val="15"/>
+                <w:sz w:val="19"/>
               </w:rPr>
               <w:t>Demonstrate safe workshop practices and procedures when using materials, tools and equipment in metal projects</w:t>
             </w:r>
@@ -8488,7 +8488,7 @@
                   <w:color w:val="17583F"/>
                   <w:b/>
                   <w:rFonts w:ascii="Arial" w:hAnsi="Arial"/>
-                  <w:sz w:val="14"/>
+                  <w:sz w:val="19"/>
                 </w:rPr>
                 <w:t>Official content</w:t>
               </w:r>
@@ -8503,7 +8503,7 @@
                 <w:rFonts w:ascii="Arial" w:hAnsi="Arial"/>
                 <w:b/>
                 <w:color w:val="17583F"/>
-                <w:sz w:val="14"/>
+                <w:sz w:val="19"/>
               </w:rPr>
               <w:t>INT5-SAF-01, INT5-USE-01, INT5-INP-01, INT5-PRO-01</w:t>
             </w:r>
@@ -8525,7 +8525,7 @@
                 <w:rFonts w:ascii="Arial" w:hAnsi="Arial"/>
                 <w:b w:val="0"/>
                 <w:color w:val="25342D"/>
-                <w:sz w:val="15"/>
+                <w:sz w:val="19"/>
               </w:rPr>
               <w:t>Practical checkpoint 6B — Teacher observation of controlled process and named quality check</w:t>
               <w:br/>
@@ -8555,7 +8555,7 @@
                 <w:rFonts w:ascii="Arial" w:hAnsi="Arial"/>
                 <w:b/>
                 <w:color w:val="25342D"/>
-                <w:sz w:val="16"/>
+                <w:sz w:val="19"/>
               </w:rPr>
               <w:t>30</w:t>
             </w:r>
@@ -8577,7 +8577,7 @@
                 <w:rFonts w:ascii="Arial" w:hAnsi="Arial"/>
                 <w:b/>
                 <w:color w:val="25342D"/>
-                <w:sz w:val="16"/>
+                <w:sz w:val="19"/>
               </w:rPr>
               <w:t>Practical</w:t>
             </w:r>
@@ -8599,7 +8599,7 @@
                 <w:rFonts w:ascii="Arial" w:hAnsi="Arial"/>
                 <w:b w:val="0"/>
                 <w:color w:val="25342D"/>
-                <w:sz w:val="15"/>
+                <w:sz w:val="19"/>
               </w:rPr>
               <w:t>Module 3: evidence and review</w:t>
             </w:r>
@@ -8620,7 +8620,7 @@
               <w:rPr>
                 <w:rFonts w:ascii="Arial" w:hAnsi="Arial"/>
                 <w:color w:val="25342D"/>
-                <w:sz w:val="16"/>
+                <w:sz w:val="19"/>
               </w:rPr>
               <w:t>Complete the current approved checkpoint. Photograph or otherwise record the result, annotate the quality finding and response, then clean down and store work safely.</w:t>
             </w:r>
@@ -8635,7 +8635,7 @@
                   <w:color w:val="17583F"/>
                   <w:b/>
                   <w:rFonts w:ascii="Arial" w:hAnsi="Arial"/>
-                  <w:sz w:val="15"/>
+                  <w:sz w:val="19"/>
                 </w:rPr>
                 <w:t>Approved project plan and production evidence</w:t>
               </w:r>
@@ -8657,7 +8657,7 @@
               <w:rPr>
                 <w:rFonts w:ascii="Arial" w:hAnsi="Arial"/>
                 <w:color w:val="25342D"/>
-                <w:sz w:val="15"/>
+                <w:sz w:val="19"/>
               </w:rPr>
               <w:t>Demonstrate safe workshop practices and procedures when using materials, tools and equipment in metal projects</w:t>
             </w:r>
@@ -8670,7 +8670,7 @@
                   <w:color w:val="17583F"/>
                   <w:b/>
                   <w:rFonts w:ascii="Arial" w:hAnsi="Arial"/>
-                  <w:sz w:val="14"/>
+                  <w:sz w:val="19"/>
                 </w:rPr>
                 <w:t>Official content</w:t>
               </w:r>
@@ -8685,7 +8685,7 @@
                 <w:rFonts w:ascii="Arial" w:hAnsi="Arial"/>
                 <w:b/>
                 <w:color w:val="17583F"/>
-                <w:sz w:val="14"/>
+                <w:sz w:val="19"/>
               </w:rPr>
               <w:t>INT5-SAF-01, INT5-USE-01, INT5-INP-01, INT5-PRO-01</w:t>
             </w:r>
@@ -8707,7 +8707,7 @@
                 <w:rFonts w:ascii="Arial" w:hAnsi="Arial"/>
                 <w:b w:val="0"/>
                 <w:color w:val="25342D"/>
-                <w:sz w:val="15"/>
+                <w:sz w:val="19"/>
               </w:rPr>
               <w:t>Practical checkpoint 6C — Checkpoint image or record, annotated quality finding and safe clean-down</w:t>
               <w:br/>
@@ -8909,7 +8909,7 @@
                 <w:rFonts w:ascii="Arial" w:hAnsi="Arial"/>
                 <w:b/>
                 <w:color w:val="25342D"/>
-                <w:sz w:val="16"/>
+                <w:sz w:val="19"/>
               </w:rPr>
               <w:t>31</w:t>
             </w:r>
@@ -8931,7 +8931,7 @@
                 <w:rFonts w:ascii="Arial" w:hAnsi="Arial"/>
                 <w:b/>
                 <w:color w:val="25342D"/>
-                <w:sz w:val="16"/>
+                <w:sz w:val="19"/>
               </w:rPr>
               <w:t>Site/theory</w:t>
             </w:r>
@@ -8953,7 +8953,7 @@
                 <w:rFonts w:ascii="Arial" w:hAnsi="Arial"/>
                 <w:b w:val="0"/>
                 <w:color w:val="25342D"/>
-                <w:sz w:val="15"/>
+                <w:sz w:val="19"/>
               </w:rPr>
               <w:t>Module 4: WMS and repeatable work</w:t>
             </w:r>
@@ -8974,7 +8974,7 @@
               <w:rPr>
                 <w:rFonts w:ascii="Arial" w:hAnsi="Arial"/>
                 <w:color w:val="25342D"/>
-                <w:sz w:val="16"/>
+                <w:sz w:val="19"/>
               </w:rPr>
               <w:t>Read and discuss the named website theory: Reading a lathe operation through the WMS; Cutting action, reference surfaces and dimensional control; Surface quality, fit and documented teacher review. Complete the linked knowledge check and record a short application response.</w:t>
             </w:r>
@@ -8989,7 +8989,7 @@
                   <w:color w:val="17583F"/>
                   <w:b/>
                   <w:rFonts w:ascii="Arial" w:hAnsi="Arial"/>
-                  <w:sz w:val="15"/>
+                  <w:sz w:val="19"/>
                 </w:rPr>
                 <w:t>Theory: Reading a lathe operation through the WMS</w:t>
               </w:r>
@@ -9005,7 +9005,7 @@
                   <w:color w:val="17583F"/>
                   <w:b/>
                   <w:rFonts w:ascii="Arial" w:hAnsi="Arial"/>
-                  <w:sz w:val="15"/>
+                  <w:sz w:val="19"/>
                 </w:rPr>
                 <w:t>Theory: Cutting action, reference surfaces and dimensional control</w:t>
               </w:r>
@@ -9021,7 +9021,7 @@
                   <w:color w:val="17583F"/>
                   <w:b/>
                   <w:rFonts w:ascii="Arial" w:hAnsi="Arial"/>
-                  <w:sz w:val="15"/>
+                  <w:sz w:val="19"/>
                 </w:rPr>
                 <w:t>Theory: Surface quality, fit and documented teacher review</w:t>
               </w:r>
@@ -9037,7 +9037,7 @@
                   <w:color w:val="17583F"/>
                   <w:b/>
                   <w:rFonts w:ascii="Arial" w:hAnsi="Arial"/>
-                  <w:sz w:val="15"/>
+                  <w:sz w:val="19"/>
                 </w:rPr>
                 <w:t>Knowledge check: WMS and repeatable work</w:t>
               </w:r>
@@ -9053,7 +9053,7 @@
                   <w:color w:val="17583F"/>
                   <w:b/>
                   <w:rFonts w:ascii="Arial" w:hAnsi="Arial"/>
-                  <w:sz w:val="15"/>
+                  <w:sz w:val="19"/>
                 </w:rPr>
                 <w:t>Syllabus learning</w:t>
               </w:r>
@@ -9076,7 +9076,7 @@
                 <w:rFonts w:ascii="Arial" w:hAnsi="Arial"/>
                 <w:b/>
                 <w:color w:val="25342D"/>
-                <w:sz w:val="15"/>
+                <w:sz w:val="19"/>
               </w:rPr>
               <w:t>Compare permanent and semi-permanent joining techniques and fastenings for metal, and explain their uses</w:t>
             </w:r>
@@ -9089,7 +9089,7 @@
                   <w:color w:val="17583F"/>
                   <w:b/>
                   <w:rFonts w:ascii="Arial" w:hAnsi="Arial"/>
-                  <w:sz w:val="14"/>
+                  <w:sz w:val="19"/>
                 </w:rPr>
                 <w:t>Official content</w:t>
               </w:r>
@@ -9103,7 +9103,7 @@
               <w:rPr>
                 <w:rFonts w:ascii="Arial" w:hAnsi="Arial"/>
                 <w:color w:val="25342D"/>
-                <w:sz w:val="15"/>
+                <w:sz w:val="19"/>
               </w:rPr>
               <w:t>Use subject-specific terminology to communicate industrial technology concepts</w:t>
             </w:r>
@@ -9116,7 +9116,7 @@
                   <w:color w:val="17583F"/>
                   <w:b/>
                   <w:rFonts w:ascii="Arial" w:hAnsi="Arial"/>
-                  <w:sz w:val="14"/>
+                  <w:sz w:val="19"/>
                 </w:rPr>
                 <w:t>Official content</w:t>
               </w:r>
@@ -9131,7 +9131,7 @@
                 <w:rFonts w:ascii="Arial" w:hAnsi="Arial"/>
                 <w:b/>
                 <w:color w:val="17583F"/>
-                <w:sz w:val="14"/>
+                <w:sz w:val="19"/>
               </w:rPr>
               <w:t>INT5-COM-01, INT5-ENV-01, INT5-USE-01, INT5-EVL-01, INT5-INP-01</w:t>
             </w:r>
@@ -9153,7 +9153,7 @@
                 <w:rFonts w:ascii="Arial" w:hAnsi="Arial"/>
                 <w:b w:val="0"/>
                 <w:color w:val="25342D"/>
-                <w:sz w:val="15"/>
+                <w:sz w:val="19"/>
               </w:rPr>
               <w:t>Named theory/check record — Module 4: Reading a lathe operation through the WMS; Cutting action, reference surfaces and dimensional control…</w:t>
               <w:br/>
@@ -9183,7 +9183,7 @@
                 <w:rFonts w:ascii="Arial" w:hAnsi="Arial"/>
                 <w:b/>
                 <w:color w:val="25342D"/>
-                <w:sz w:val="16"/>
+                <w:sz w:val="19"/>
               </w:rPr>
               <w:t>32</w:t>
             </w:r>
@@ -9205,7 +9205,7 @@
                 <w:rFonts w:ascii="Arial" w:hAnsi="Arial"/>
                 <w:b/>
                 <w:color w:val="25342D"/>
-                <w:sz w:val="16"/>
+                <w:sz w:val="19"/>
               </w:rPr>
               <w:t>Project/folio</w:t>
             </w:r>
@@ -9227,7 +9227,7 @@
                 <w:rFonts w:ascii="Arial" w:hAnsi="Arial"/>
                 <w:b w:val="0"/>
                 <w:color w:val="25342D"/>
-                <w:sz w:val="15"/>
+                <w:sz w:val="19"/>
               </w:rPr>
               <w:t>Module 4: folio and project decisions</w:t>
             </w:r>
@@ -9248,7 +9248,7 @@
               <w:rPr>
                 <w:rFonts w:ascii="Arial" w:hAnsi="Arial"/>
                 <w:color w:val="25342D"/>
-                <w:sz w:val="16"/>
+                <w:sz w:val="19"/>
               </w:rPr>
               <w:t>Apply Module 4 learning to the current approved project. Update the folio with the relevant decision, supporting evidence, quality check and next step.</w:t>
             </w:r>
@@ -9263,7 +9263,7 @@
                   <w:color w:val="17583F"/>
                   <w:b/>
                   <w:rFonts w:ascii="Arial" w:hAnsi="Arial"/>
-                  <w:sz w:val="15"/>
+                  <w:sz w:val="19"/>
                 </w:rPr>
                 <w:t>Project folio: checkpoint 7</w:t>
               </w:r>
@@ -9285,7 +9285,7 @@
               <w:rPr>
                 <w:rFonts w:ascii="Arial" w:hAnsi="Arial"/>
                 <w:color w:val="25342D"/>
-                <w:sz w:val="15"/>
+                <w:sz w:val="19"/>
               </w:rPr>
               <w:t>Create written texts to document, reflect on and evaluate project development, production and management…</w:t>
             </w:r>
@@ -9298,7 +9298,7 @@
                   <w:color w:val="17583F"/>
                   <w:b/>
                   <w:rFonts w:ascii="Arial" w:hAnsi="Arial"/>
-                  <w:sz w:val="14"/>
+                  <w:sz w:val="19"/>
                 </w:rPr>
                 <w:t>Official content</w:t>
               </w:r>
@@ -9313,7 +9313,7 @@
                 <w:rFonts w:ascii="Arial" w:hAnsi="Arial"/>
                 <w:b/>
                 <w:color w:val="17583F"/>
-                <w:sz w:val="14"/>
+                <w:sz w:val="19"/>
               </w:rPr>
               <w:t>INT5-COM-01, INT5-DES-01, INT5-EVL-01</w:t>
             </w:r>
@@ -9335,7 +9335,7 @@
                 <w:rFonts w:ascii="Arial" w:hAnsi="Arial"/>
                 <w:b w:val="0"/>
                 <w:color w:val="25342D"/>
-                <w:sz w:val="15"/>
+                <w:sz w:val="19"/>
               </w:rPr>
               <w:t>Folio checkpoint 7 — Module 4 decision, supporting evidence and teacher feedback</w:t>
               <w:br/>
@@ -9365,7 +9365,7 @@
                 <w:rFonts w:ascii="Arial" w:hAnsi="Arial"/>
                 <w:b/>
                 <w:color w:val="25342D"/>
-                <w:sz w:val="16"/>
+                <w:sz w:val="19"/>
               </w:rPr>
               <w:t>33</w:t>
             </w:r>
@@ -9387,7 +9387,7 @@
                 <w:rFonts w:ascii="Arial" w:hAnsi="Arial"/>
                 <w:b/>
                 <w:color w:val="25342D"/>
-                <w:sz w:val="16"/>
+                <w:sz w:val="19"/>
               </w:rPr>
               <w:t>Practical</w:t>
             </w:r>
@@ -9409,7 +9409,7 @@
                 <w:rFonts w:ascii="Arial" w:hAnsi="Arial"/>
                 <w:b w:val="0"/>
                 <w:color w:val="25342D"/>
-                <w:sz w:val="15"/>
+                <w:sz w:val="19"/>
               </w:rPr>
               <w:t>Module 4: setup and approved stage</w:t>
             </w:r>
@@ -9430,7 +9430,7 @@
               <w:rPr>
                 <w:rFonts w:ascii="Arial" w:hAnsi="Arial"/>
                 <w:color w:val="25342D"/>
-                <w:sz w:val="16"/>
+                <w:sz w:val="19"/>
               </w:rPr>
               <w:t>Confirm the current teacher-issued plan, hazards, controls, setup, permission and quality hold point. Complete only the demonstrated production stage.</w:t>
             </w:r>
@@ -9445,7 +9445,7 @@
                   <w:color w:val="17583F"/>
                   <w:b/>
                   <w:rFonts w:ascii="Arial" w:hAnsi="Arial"/>
-                  <w:sz w:val="15"/>
+                  <w:sz w:val="19"/>
                 </w:rPr>
                 <w:t>Approved project plan and production evidence</w:t>
               </w:r>
@@ -9467,7 +9467,7 @@
               <w:rPr>
                 <w:rFonts w:ascii="Arial" w:hAnsi="Arial"/>
                 <w:color w:val="25342D"/>
-                <w:sz w:val="15"/>
+                <w:sz w:val="19"/>
               </w:rPr>
               <w:t>Demonstrate safe workshop practices and procedures when using materials, tools and equipment in metal projects</w:t>
             </w:r>
@@ -9480,7 +9480,7 @@
                   <w:color w:val="17583F"/>
                   <w:b/>
                   <w:rFonts w:ascii="Arial" w:hAnsi="Arial"/>
-                  <w:sz w:val="14"/>
+                  <w:sz w:val="19"/>
                 </w:rPr>
                 <w:t>Official content</w:t>
               </w:r>
@@ -9495,7 +9495,7 @@
                 <w:rFonts w:ascii="Arial" w:hAnsi="Arial"/>
                 <w:b/>
                 <w:color w:val="17583F"/>
-                <w:sz w:val="14"/>
+                <w:sz w:val="19"/>
               </w:rPr>
               <w:t>INT5-SAF-01, INT5-USE-01, INT5-INP-01, INT5-PRO-01</w:t>
             </w:r>
@@ -9517,7 +9517,7 @@
                 <w:rFonts w:ascii="Arial" w:hAnsi="Arial"/>
                 <w:b w:val="0"/>
                 <w:color w:val="25342D"/>
-                <w:sz w:val="15"/>
+                <w:sz w:val="19"/>
               </w:rPr>
               <w:t>Practical checkpoint 7A — Safe setup, authorised stage and first quality hold point</w:t>
               <w:br/>
@@ -9547,7 +9547,7 @@
                 <w:rFonts w:ascii="Arial" w:hAnsi="Arial"/>
                 <w:b/>
                 <w:color w:val="25342D"/>
-                <w:sz w:val="16"/>
+                <w:sz w:val="19"/>
               </w:rPr>
               <w:t>34</w:t>
             </w:r>
@@ -9569,7 +9569,7 @@
                 <w:rFonts w:ascii="Arial" w:hAnsi="Arial"/>
                 <w:b/>
                 <w:color w:val="25342D"/>
-                <w:sz w:val="16"/>
+                <w:sz w:val="19"/>
               </w:rPr>
               <w:t>Practical</w:t>
             </w:r>
@@ -9591,7 +9591,7 @@
                 <w:rFonts w:ascii="Arial" w:hAnsi="Arial"/>
                 <w:b w:val="0"/>
                 <w:color w:val="25342D"/>
-                <w:sz w:val="15"/>
+                <w:sz w:val="19"/>
               </w:rPr>
               <w:t>Module 4: controlled production</w:t>
             </w:r>
@@ -9612,7 +9612,7 @@
               <w:rPr>
                 <w:rFonts w:ascii="Arial" w:hAnsi="Arial"/>
                 <w:color w:val="25342D"/>
-                <w:sz w:val="16"/>
+                <w:sz w:val="19"/>
               </w:rPr>
               <w:t>Continue the current teacher-approved production stage. Follow the applicable demonstration, SOP and controls; check accuracy, fit, form or surface quality before continuing.</w:t>
             </w:r>
@@ -9627,7 +9627,7 @@
                   <w:color w:val="17583F"/>
                   <w:b/>
                   <w:rFonts w:ascii="Arial" w:hAnsi="Arial"/>
-                  <w:sz w:val="15"/>
+                  <w:sz w:val="19"/>
                 </w:rPr>
                 <w:t>Approved project plan and production evidence</w:t>
               </w:r>
@@ -9649,7 +9649,7 @@
               <w:rPr>
                 <w:rFonts w:ascii="Arial" w:hAnsi="Arial"/>
                 <w:color w:val="25342D"/>
-                <w:sz w:val="15"/>
+                <w:sz w:val="19"/>
               </w:rPr>
               <w:t>Demonstrate safe workshop practices and procedures when using materials, tools and equipment in metal projects</w:t>
             </w:r>
@@ -9662,7 +9662,7 @@
                   <w:color w:val="17583F"/>
                   <w:b/>
                   <w:rFonts w:ascii="Arial" w:hAnsi="Arial"/>
-                  <w:sz w:val="14"/>
+                  <w:sz w:val="19"/>
                 </w:rPr>
                 <w:t>Official content</w:t>
               </w:r>
@@ -9677,7 +9677,7 @@
                 <w:rFonts w:ascii="Arial" w:hAnsi="Arial"/>
                 <w:b/>
                 <w:color w:val="17583F"/>
-                <w:sz w:val="14"/>
+                <w:sz w:val="19"/>
               </w:rPr>
               <w:t>INT5-SAF-01, INT5-USE-01, INT5-INP-01, INT5-PRO-01</w:t>
             </w:r>
@@ -9699,7 +9699,7 @@
                 <w:rFonts w:ascii="Arial" w:hAnsi="Arial"/>
                 <w:b w:val="0"/>
                 <w:color w:val="25342D"/>
-                <w:sz w:val="15"/>
+                <w:sz w:val="19"/>
               </w:rPr>
               <w:t>Practical checkpoint 7B — Teacher observation of controlled process and named quality check</w:t>
               <w:br/>
@@ -9729,7 +9729,7 @@
                 <w:rFonts w:ascii="Arial" w:hAnsi="Arial"/>
                 <w:b/>
                 <w:color w:val="25342D"/>
-                <w:sz w:val="16"/>
+                <w:sz w:val="19"/>
               </w:rPr>
               <w:t>35</w:t>
             </w:r>
@@ -9751,7 +9751,7 @@
                 <w:rFonts w:ascii="Arial" w:hAnsi="Arial"/>
                 <w:b/>
                 <w:color w:val="25342D"/>
-                <w:sz w:val="16"/>
+                <w:sz w:val="19"/>
               </w:rPr>
               <w:t>Practical</w:t>
             </w:r>
@@ -9773,7 +9773,7 @@
                 <w:rFonts w:ascii="Arial" w:hAnsi="Arial"/>
                 <w:b w:val="0"/>
                 <w:color w:val="25342D"/>
-                <w:sz w:val="15"/>
+                <w:sz w:val="19"/>
               </w:rPr>
               <w:t>Module 4: evidence and review</w:t>
             </w:r>
@@ -9794,7 +9794,7 @@
               <w:rPr>
                 <w:rFonts w:ascii="Arial" w:hAnsi="Arial"/>
                 <w:color w:val="25342D"/>
-                <w:sz w:val="16"/>
+                <w:sz w:val="19"/>
               </w:rPr>
               <w:t>Complete the current approved checkpoint. Photograph or otherwise record the result, annotate the quality finding and response, then clean down and store work safely.</w:t>
             </w:r>
@@ -9809,7 +9809,7 @@
                   <w:color w:val="17583F"/>
                   <w:b/>
                   <w:rFonts w:ascii="Arial" w:hAnsi="Arial"/>
-                  <w:sz w:val="15"/>
+                  <w:sz w:val="19"/>
                 </w:rPr>
                 <w:t>Approved project plan and production evidence</w:t>
               </w:r>
@@ -9831,7 +9831,7 @@
               <w:rPr>
                 <w:rFonts w:ascii="Arial" w:hAnsi="Arial"/>
                 <w:color w:val="25342D"/>
-                <w:sz w:val="15"/>
+                <w:sz w:val="19"/>
               </w:rPr>
               <w:t>Demonstrate safe workshop practices and procedures when using materials, tools and equipment in metal projects</w:t>
             </w:r>
@@ -9844,7 +9844,7 @@
                   <w:color w:val="17583F"/>
                   <w:b/>
                   <w:rFonts w:ascii="Arial" w:hAnsi="Arial"/>
-                  <w:sz w:val="14"/>
+                  <w:sz w:val="19"/>
                 </w:rPr>
                 <w:t>Official content</w:t>
               </w:r>
@@ -9859,7 +9859,7 @@
                 <w:rFonts w:ascii="Arial" w:hAnsi="Arial"/>
                 <w:b/>
                 <w:color w:val="17583F"/>
-                <w:sz w:val="14"/>
+                <w:sz w:val="19"/>
               </w:rPr>
               <w:t>INT5-SAF-01, INT5-USE-01, INT5-INP-01, INT5-PRO-01</w:t>
             </w:r>
@@ -9881,7 +9881,7 @@
                 <w:rFonts w:ascii="Arial" w:hAnsi="Arial"/>
                 <w:b w:val="0"/>
                 <w:color w:val="25342D"/>
-                <w:sz w:val="15"/>
+                <w:sz w:val="19"/>
               </w:rPr>
               <w:t>Practical checkpoint 7C — Checkpoint image or record, annotated quality finding and safe clean-down</w:t>
               <w:br/>
@@ -10083,7 +10083,7 @@
                 <w:rFonts w:ascii="Arial" w:hAnsi="Arial"/>
                 <w:b/>
                 <w:color w:val="25342D"/>
-                <w:sz w:val="16"/>
+                <w:sz w:val="19"/>
               </w:rPr>
               <w:t>36</w:t>
             </w:r>
@@ -10105,7 +10105,7 @@
                 <w:rFonts w:ascii="Arial" w:hAnsi="Arial"/>
                 <w:b/>
                 <w:color w:val="25342D"/>
-                <w:sz w:val="16"/>
+                <w:sz w:val="19"/>
               </w:rPr>
               <w:t>Site/theory</w:t>
             </w:r>
@@ -10127,7 +10127,7 @@
                 <w:rFonts w:ascii="Arial" w:hAnsi="Arial"/>
                 <w:b w:val="0"/>
                 <w:color w:val="25342D"/>
-                <w:sz w:val="15"/>
+                <w:sz w:val="19"/>
               </w:rPr>
               <w:t>Module 5: Costs, flowcharts and terminology</w:t>
             </w:r>
@@ -10148,7 +10148,7 @@
               <w:rPr>
                 <w:rFonts w:ascii="Arial" w:hAnsi="Arial"/>
                 <w:color w:val="25342D"/>
-                <w:sz w:val="16"/>
+                <w:sz w:val="19"/>
               </w:rPr>
               <w:t>Read and discuss the named website theory: Planning plate work from verified references; Grills and guard: function, spacing and manufacturability; Fit-up before permanent joining. Complete the linked knowledge check and record a short application response.</w:t>
             </w:r>
@@ -10163,7 +10163,7 @@
                   <w:color w:val="17583F"/>
                   <w:b/>
                   <w:rFonts w:ascii="Arial" w:hAnsi="Arial"/>
-                  <w:sz w:val="15"/>
+                  <w:sz w:val="19"/>
                 </w:rPr>
                 <w:t>Theory: Planning plate work from verified references</w:t>
               </w:r>
@@ -10179,7 +10179,7 @@
                   <w:color w:val="17583F"/>
                   <w:b/>
                   <w:rFonts w:ascii="Arial" w:hAnsi="Arial"/>
-                  <w:sz w:val="15"/>
+                  <w:sz w:val="19"/>
                 </w:rPr>
                 <w:t>Theory: Grills and guard: function, spacing and manufacturability</w:t>
               </w:r>
@@ -10195,7 +10195,7 @@
                   <w:color w:val="17583F"/>
                   <w:b/>
                   <w:rFonts w:ascii="Arial" w:hAnsi="Arial"/>
-                  <w:sz w:val="15"/>
+                  <w:sz w:val="19"/>
                 </w:rPr>
                 <w:t>Theory: Fit-up before permanent joining</w:t>
               </w:r>
@@ -10211,7 +10211,7 @@
                   <w:color w:val="17583F"/>
                   <w:b/>
                   <w:rFonts w:ascii="Arial" w:hAnsi="Arial"/>
-                  <w:sz w:val="15"/>
+                  <w:sz w:val="19"/>
                 </w:rPr>
                 <w:t>Knowledge check: Costs, flowcharts and terminology</w:t>
               </w:r>
@@ -10227,7 +10227,7 @@
                   <w:color w:val="17583F"/>
                   <w:b/>
                   <w:rFonts w:ascii="Arial" w:hAnsi="Arial"/>
-                  <w:sz w:val="15"/>
+                  <w:sz w:val="19"/>
                 </w:rPr>
                 <w:t>Syllabus learning</w:t>
               </w:r>
@@ -10250,7 +10250,7 @@
                 <w:rFonts w:ascii="Arial" w:hAnsi="Arial"/>
                 <w:b/>
                 <w:color w:val="25342D"/>
-                <w:sz w:val="15"/>
+                <w:sz w:val="19"/>
               </w:rPr>
               <w:t>Investigate and apply work and enterprise skills required in the metal industry</w:t>
             </w:r>
@@ -10263,7 +10263,7 @@
                   <w:color w:val="17583F"/>
                   <w:b/>
                   <w:rFonts w:ascii="Arial" w:hAnsi="Arial"/>
-                  <w:sz w:val="14"/>
+                  <w:sz w:val="19"/>
                 </w:rPr>
                 <w:t>Official content</w:t>
               </w:r>
@@ -10277,7 +10277,7 @@
               <w:rPr>
                 <w:rFonts w:ascii="Arial" w:hAnsi="Arial"/>
                 <w:color w:val="25342D"/>
-                <w:sz w:val="15"/>
+                <w:sz w:val="19"/>
               </w:rPr>
               <w:t>Use subject-specific terminology to communicate industrial technology concepts</w:t>
             </w:r>
@@ -10290,7 +10290,7 @@
                   <w:color w:val="17583F"/>
                   <w:b/>
                   <w:rFonts w:ascii="Arial" w:hAnsi="Arial"/>
-                  <w:sz w:val="14"/>
+                  <w:sz w:val="19"/>
                 </w:rPr>
                 <w:t>Official content</w:t>
               </w:r>
@@ -10305,7 +10305,7 @@
                 <w:rFonts w:ascii="Arial" w:hAnsi="Arial"/>
                 <w:b/>
                 <w:color w:val="17583F"/>
-                <w:sz w:val="14"/>
+                <w:sz w:val="19"/>
               </w:rPr>
               <w:t>INT5-COM-01, INT5-IND-01, INT5-USE-01</w:t>
             </w:r>
@@ -10327,7 +10327,7 @@
                 <w:rFonts w:ascii="Arial" w:hAnsi="Arial"/>
                 <w:b w:val="0"/>
                 <w:color w:val="25342D"/>
-                <w:sz w:val="15"/>
+                <w:sz w:val="19"/>
               </w:rPr>
               <w:t>Named theory/check record — Module 5: Planning plate work from verified references; Grills and guard: function, spacing and…</w:t>
               <w:br/>
@@ -10357,7 +10357,7 @@
                 <w:rFonts w:ascii="Arial" w:hAnsi="Arial"/>
                 <w:b/>
                 <w:color w:val="25342D"/>
-                <w:sz w:val="16"/>
+                <w:sz w:val="19"/>
               </w:rPr>
               <w:t>37</w:t>
             </w:r>
@@ -10379,7 +10379,7 @@
                 <w:rFonts w:ascii="Arial" w:hAnsi="Arial"/>
                 <w:b/>
                 <w:color w:val="25342D"/>
-                <w:sz w:val="16"/>
+                <w:sz w:val="19"/>
               </w:rPr>
               <w:t>Project/folio</w:t>
             </w:r>
@@ -10401,7 +10401,7 @@
                 <w:rFonts w:ascii="Arial" w:hAnsi="Arial"/>
                 <w:b w:val="0"/>
                 <w:color w:val="25342D"/>
-                <w:sz w:val="15"/>
+                <w:sz w:val="19"/>
               </w:rPr>
               <w:t>Module 5: folio and project decisions</w:t>
             </w:r>
@@ -10422,7 +10422,7 @@
               <w:rPr>
                 <w:rFonts w:ascii="Arial" w:hAnsi="Arial"/>
                 <w:color w:val="25342D"/>
-                <w:sz w:val="16"/>
+                <w:sz w:val="19"/>
               </w:rPr>
               <w:t>Apply Module 5 learning to the current approved project. Update the folio with the relevant decision, supporting evidence, quality check and next step.</w:t>
             </w:r>
@@ -10437,7 +10437,7 @@
                   <w:color w:val="17583F"/>
                   <w:b/>
                   <w:rFonts w:ascii="Arial" w:hAnsi="Arial"/>
-                  <w:sz w:val="15"/>
+                  <w:sz w:val="19"/>
                 </w:rPr>
                 <w:t>Project folio: checkpoint 8</w:t>
               </w:r>
@@ -10459,7 +10459,7 @@
               <w:rPr>
                 <w:rFonts w:ascii="Arial" w:hAnsi="Arial"/>
                 <w:color w:val="25342D"/>
-                <w:sz w:val="15"/>
+                <w:sz w:val="19"/>
               </w:rPr>
               <w:t>Create written texts to document, reflect on and evaluate project development, production and management…</w:t>
             </w:r>
@@ -10472,7 +10472,7 @@
                   <w:color w:val="17583F"/>
                   <w:b/>
                   <w:rFonts w:ascii="Arial" w:hAnsi="Arial"/>
-                  <w:sz w:val="14"/>
+                  <w:sz w:val="19"/>
                 </w:rPr>
                 <w:t>Official content</w:t>
               </w:r>
@@ -10487,7 +10487,7 @@
                 <w:rFonts w:ascii="Arial" w:hAnsi="Arial"/>
                 <w:b/>
                 <w:color w:val="17583F"/>
-                <w:sz w:val="14"/>
+                <w:sz w:val="19"/>
               </w:rPr>
               <w:t>INT5-COM-01, INT5-DES-01, INT5-EVL-01</w:t>
             </w:r>
@@ -10509,7 +10509,7 @@
                 <w:rFonts w:ascii="Arial" w:hAnsi="Arial"/>
                 <w:b w:val="0"/>
                 <w:color w:val="25342D"/>
-                <w:sz w:val="15"/>
+                <w:sz w:val="19"/>
               </w:rPr>
               <w:t>Folio checkpoint 8 — Module 5 decision, supporting evidence and teacher feedback</w:t>
               <w:br/>
@@ -10539,7 +10539,7 @@
                 <w:rFonts w:ascii="Arial" w:hAnsi="Arial"/>
                 <w:b/>
                 <w:color w:val="25342D"/>
-                <w:sz w:val="16"/>
+                <w:sz w:val="19"/>
               </w:rPr>
               <w:t>38</w:t>
             </w:r>
@@ -10561,7 +10561,7 @@
                 <w:rFonts w:ascii="Arial" w:hAnsi="Arial"/>
                 <w:b/>
                 <w:color w:val="25342D"/>
-                <w:sz w:val="16"/>
+                <w:sz w:val="19"/>
               </w:rPr>
               <w:t>Practical</w:t>
             </w:r>
@@ -10583,7 +10583,7 @@
                 <w:rFonts w:ascii="Arial" w:hAnsi="Arial"/>
                 <w:b w:val="0"/>
                 <w:color w:val="25342D"/>
-                <w:sz w:val="15"/>
+                <w:sz w:val="19"/>
               </w:rPr>
               <w:t>Module 5: setup and approved stage</w:t>
             </w:r>
@@ -10604,7 +10604,7 @@
               <w:rPr>
                 <w:rFonts w:ascii="Arial" w:hAnsi="Arial"/>
                 <w:color w:val="25342D"/>
-                <w:sz w:val="16"/>
+                <w:sz w:val="19"/>
               </w:rPr>
               <w:t>Confirm the current teacher-issued plan, hazards, controls, setup, permission and quality hold point. Complete only the demonstrated production stage.</w:t>
             </w:r>
@@ -10619,7 +10619,7 @@
                   <w:color w:val="17583F"/>
                   <w:b/>
                   <w:rFonts w:ascii="Arial" w:hAnsi="Arial"/>
-                  <w:sz w:val="15"/>
+                  <w:sz w:val="19"/>
                 </w:rPr>
                 <w:t>Approved project plan and production evidence</w:t>
               </w:r>
@@ -10641,7 +10641,7 @@
               <w:rPr>
                 <w:rFonts w:ascii="Arial" w:hAnsi="Arial"/>
                 <w:color w:val="25342D"/>
-                <w:sz w:val="15"/>
+                <w:sz w:val="19"/>
               </w:rPr>
               <w:t>Demonstrate safe workshop practices and procedures when using materials, tools and equipment in metal projects</w:t>
             </w:r>
@@ -10654,7 +10654,7 @@
                   <w:color w:val="17583F"/>
                   <w:b/>
                   <w:rFonts w:ascii="Arial" w:hAnsi="Arial"/>
-                  <w:sz w:val="14"/>
+                  <w:sz w:val="19"/>
                 </w:rPr>
                 <w:t>Official content</w:t>
               </w:r>
@@ -10669,7 +10669,7 @@
                 <w:rFonts w:ascii="Arial" w:hAnsi="Arial"/>
                 <w:b/>
                 <w:color w:val="17583F"/>
-                <w:sz w:val="14"/>
+                <w:sz w:val="19"/>
               </w:rPr>
               <w:t>INT5-SAF-01, INT5-USE-01, INT5-INP-01, INT5-PRO-01</w:t>
             </w:r>
@@ -10691,7 +10691,7 @@
                 <w:rFonts w:ascii="Arial" w:hAnsi="Arial"/>
                 <w:b w:val="0"/>
                 <w:color w:val="25342D"/>
-                <w:sz w:val="15"/>
+                <w:sz w:val="19"/>
               </w:rPr>
               <w:t>Practical checkpoint 8A — Safe setup, authorised stage and first quality hold point</w:t>
               <w:br/>
@@ -10721,7 +10721,7 @@
                 <w:rFonts w:ascii="Arial" w:hAnsi="Arial"/>
                 <w:b/>
                 <w:color w:val="25342D"/>
-                <w:sz w:val="16"/>
+                <w:sz w:val="19"/>
               </w:rPr>
               <w:t>39</w:t>
             </w:r>
@@ -10743,7 +10743,7 @@
                 <w:rFonts w:ascii="Arial" w:hAnsi="Arial"/>
                 <w:b/>
                 <w:color w:val="25342D"/>
-                <w:sz w:val="16"/>
+                <w:sz w:val="19"/>
               </w:rPr>
               <w:t>Practical</w:t>
             </w:r>
@@ -10765,7 +10765,7 @@
                 <w:rFonts w:ascii="Arial" w:hAnsi="Arial"/>
                 <w:b w:val="0"/>
                 <w:color w:val="25342D"/>
-                <w:sz w:val="15"/>
+                <w:sz w:val="19"/>
               </w:rPr>
               <w:t>Module 5: controlled production</w:t>
             </w:r>
@@ -10786,7 +10786,7 @@
               <w:rPr>
                 <w:rFonts w:ascii="Arial" w:hAnsi="Arial"/>
                 <w:color w:val="25342D"/>
-                <w:sz w:val="16"/>
+                <w:sz w:val="19"/>
               </w:rPr>
               <w:t>Continue the current teacher-approved production stage. Follow the applicable demonstration, SOP and controls; check accuracy, fit, form or surface quality before continuing.</w:t>
             </w:r>
@@ -10801,7 +10801,7 @@
                   <w:color w:val="17583F"/>
                   <w:b/>
                   <w:rFonts w:ascii="Arial" w:hAnsi="Arial"/>
-                  <w:sz w:val="15"/>
+                  <w:sz w:val="19"/>
                 </w:rPr>
                 <w:t>Approved project plan and production evidence</w:t>
               </w:r>
@@ -10823,7 +10823,7 @@
               <w:rPr>
                 <w:rFonts w:ascii="Arial" w:hAnsi="Arial"/>
                 <w:color w:val="25342D"/>
-                <w:sz w:val="15"/>
+                <w:sz w:val="19"/>
               </w:rPr>
               <w:t>Demonstrate safe workshop practices and procedures when using materials, tools and equipment in metal projects</w:t>
             </w:r>
@@ -10836,7 +10836,7 @@
                   <w:color w:val="17583F"/>
                   <w:b/>
                   <w:rFonts w:ascii="Arial" w:hAnsi="Arial"/>
-                  <w:sz w:val="14"/>
+                  <w:sz w:val="19"/>
                 </w:rPr>
                 <w:t>Official content</w:t>
               </w:r>
@@ -10851,7 +10851,7 @@
                 <w:rFonts w:ascii="Arial" w:hAnsi="Arial"/>
                 <w:b/>
                 <w:color w:val="17583F"/>
-                <w:sz w:val="14"/>
+                <w:sz w:val="19"/>
               </w:rPr>
               <w:t>INT5-SAF-01, INT5-USE-01, INT5-INP-01, INT5-PRO-01</w:t>
             </w:r>
@@ -10873,7 +10873,7 @@
                 <w:rFonts w:ascii="Arial" w:hAnsi="Arial"/>
                 <w:b w:val="0"/>
                 <w:color w:val="25342D"/>
-                <w:sz w:val="15"/>
+                <w:sz w:val="19"/>
               </w:rPr>
               <w:t>Practical checkpoint 8B — Teacher observation of controlled process and named quality check</w:t>
               <w:br/>
@@ -10903,7 +10903,7 @@
                 <w:rFonts w:ascii="Arial" w:hAnsi="Arial"/>
                 <w:b/>
                 <w:color w:val="25342D"/>
-                <w:sz w:val="16"/>
+                <w:sz w:val="19"/>
               </w:rPr>
               <w:t>40</w:t>
             </w:r>
@@ -10925,7 +10925,7 @@
                 <w:rFonts w:ascii="Arial" w:hAnsi="Arial"/>
                 <w:b/>
                 <w:color w:val="25342D"/>
-                <w:sz w:val="16"/>
+                <w:sz w:val="19"/>
               </w:rPr>
               <w:t>Practical</w:t>
             </w:r>
@@ -10947,7 +10947,7 @@
                 <w:rFonts w:ascii="Arial" w:hAnsi="Arial"/>
                 <w:b w:val="0"/>
                 <w:color w:val="25342D"/>
-                <w:sz w:val="15"/>
+                <w:sz w:val="19"/>
               </w:rPr>
               <w:t>Module 5: evidence and review</w:t>
             </w:r>
@@ -10968,7 +10968,7 @@
               <w:rPr>
                 <w:rFonts w:ascii="Arial" w:hAnsi="Arial"/>
                 <w:color w:val="25342D"/>
-                <w:sz w:val="16"/>
+                <w:sz w:val="19"/>
               </w:rPr>
               <w:t>Complete the current approved checkpoint. Photograph or otherwise record the result, annotate the quality finding and response, then clean down and store work safely.</w:t>
             </w:r>
@@ -10983,7 +10983,7 @@
                   <w:color w:val="17583F"/>
                   <w:b/>
                   <w:rFonts w:ascii="Arial" w:hAnsi="Arial"/>
-                  <w:sz w:val="15"/>
+                  <w:sz w:val="19"/>
                 </w:rPr>
                 <w:t>Approved project plan and production evidence</w:t>
               </w:r>
@@ -11005,7 +11005,7 @@
               <w:rPr>
                 <w:rFonts w:ascii="Arial" w:hAnsi="Arial"/>
                 <w:color w:val="25342D"/>
-                <w:sz w:val="15"/>
+                <w:sz w:val="19"/>
               </w:rPr>
               <w:t>Demonstrate safe workshop practices and procedures when using materials, tools and equipment in metal projects</w:t>
             </w:r>
@@ -11018,7 +11018,7 @@
                   <w:color w:val="17583F"/>
                   <w:b/>
                   <w:rFonts w:ascii="Arial" w:hAnsi="Arial"/>
-                  <w:sz w:val="14"/>
+                  <w:sz w:val="19"/>
                 </w:rPr>
                 <w:t>Official content</w:t>
               </w:r>
@@ -11033,7 +11033,7 @@
                 <w:rFonts w:ascii="Arial" w:hAnsi="Arial"/>
                 <w:b/>
                 <w:color w:val="17583F"/>
-                <w:sz w:val="14"/>
+                <w:sz w:val="19"/>
               </w:rPr>
               <w:t>INT5-SAF-01, INT5-USE-01, INT5-INP-01, INT5-PRO-01</w:t>
             </w:r>
@@ -11055,7 +11055,7 @@
                 <w:rFonts w:ascii="Arial" w:hAnsi="Arial"/>
                 <w:b w:val="0"/>
                 <w:color w:val="25342D"/>
-                <w:sz w:val="15"/>
+                <w:sz w:val="19"/>
               </w:rPr>
               <w:t>Practical checkpoint 8C — Checkpoint image or record, annotated quality finding and safe clean-down</w:t>
               <w:br/>
@@ -11257,7 +11257,7 @@
                 <w:rFonts w:ascii="Arial" w:hAnsi="Arial"/>
                 <w:b/>
                 <w:color w:val="25342D"/>
-                <w:sz w:val="16"/>
+                <w:sz w:val="19"/>
               </w:rPr>
               <w:t>41</w:t>
             </w:r>
@@ -11279,7 +11279,7 @@
                 <w:rFonts w:ascii="Arial" w:hAnsi="Arial"/>
                 <w:b/>
                 <w:color w:val="25342D"/>
-                <w:sz w:val="16"/>
+                <w:sz w:val="19"/>
               </w:rPr>
               <w:t>Site/theory</w:t>
             </w:r>
@@ -11301,7 +11301,7 @@
                 <w:rFonts w:ascii="Arial" w:hAnsi="Arial"/>
                 <w:b w:val="0"/>
                 <w:color w:val="25342D"/>
-                <w:sz w:val="15"/>
+                <w:sz w:val="19"/>
               </w:rPr>
               <w:t>Module 6: Industry and environmental responsibility</w:t>
             </w:r>
@@ -11322,7 +11322,7 @@
               <w:rPr>
                 <w:rFonts w:ascii="Arial" w:hAnsi="Arial"/>
                 <w:color w:val="25342D"/>
-                <w:sz w:val="16"/>
+                <w:sz w:val="19"/>
               </w:rPr>
               <w:t>Read and discuss the named website theory: Stability begins with geometry and matched components; Assembly order, access and hold points; Quality assurance during structural assembly. Complete the linked knowledge check and record a short application response.</w:t>
             </w:r>
@@ -11337,7 +11337,7 @@
                   <w:color w:val="17583F"/>
                   <w:b/>
                   <w:rFonts w:ascii="Arial" w:hAnsi="Arial"/>
-                  <w:sz w:val="15"/>
+                  <w:sz w:val="19"/>
                 </w:rPr>
                 <w:t>Theory: Stability begins with geometry and matched components</w:t>
               </w:r>
@@ -11353,7 +11353,7 @@
                   <w:color w:val="17583F"/>
                   <w:b/>
                   <w:rFonts w:ascii="Arial" w:hAnsi="Arial"/>
-                  <w:sz w:val="15"/>
+                  <w:sz w:val="19"/>
                 </w:rPr>
                 <w:t>Theory: Assembly order, access and hold points</w:t>
               </w:r>
@@ -11369,7 +11369,7 @@
                   <w:color w:val="17583F"/>
                   <w:b/>
                   <w:rFonts w:ascii="Arial" w:hAnsi="Arial"/>
-                  <w:sz w:val="15"/>
+                  <w:sz w:val="19"/>
                 </w:rPr>
                 <w:t>Theory: Quality assurance during structural assembly</w:t>
               </w:r>
@@ -11385,7 +11385,7 @@
                   <w:color w:val="17583F"/>
                   <w:b/>
                   <w:rFonts w:ascii="Arial" w:hAnsi="Arial"/>
-                  <w:sz w:val="15"/>
+                  <w:sz w:val="19"/>
                 </w:rPr>
                 <w:t>Knowledge check: Industry and environmental responsibility</w:t>
               </w:r>
@@ -11407,7 +11407,7 @@
               <w:rPr>
                 <w:rFonts w:ascii="Arial" w:hAnsi="Arial"/>
                 <w:color w:val="25342D"/>
-                <w:sz w:val="15"/>
+                <w:sz w:val="19"/>
               </w:rPr>
               <w:t>Use subject-specific terminology to communicate industrial technology concepts</w:t>
             </w:r>
@@ -11420,7 +11420,7 @@
                   <w:color w:val="17583F"/>
                   <w:b/>
                   <w:rFonts w:ascii="Arial" w:hAnsi="Arial"/>
-                  <w:sz w:val="14"/>
+                  <w:sz w:val="19"/>
                 </w:rPr>
                 <w:t>Official content</w:t>
               </w:r>
@@ -11435,7 +11435,7 @@
                 <w:rFonts w:ascii="Arial" w:hAnsi="Arial"/>
                 <w:b/>
                 <w:color w:val="17583F"/>
-                <w:sz w:val="14"/>
+                <w:sz w:val="19"/>
               </w:rPr>
               <w:t>INT5-COM-01, INT5-ENV-01</w:t>
             </w:r>
@@ -11457,7 +11457,7 @@
                 <w:rFonts w:ascii="Arial" w:hAnsi="Arial"/>
                 <w:b w:val="0"/>
                 <w:color w:val="25342D"/>
-                <w:sz w:val="15"/>
+                <w:sz w:val="19"/>
               </w:rPr>
               <w:t>Named theory/check record — Module 6: Stability begins with geometry and matched components; Assembly order, access and hold points; Quality…</w:t>
               <w:br/>
@@ -11487,7 +11487,7 @@
                 <w:rFonts w:ascii="Arial" w:hAnsi="Arial"/>
                 <w:b/>
                 <w:color w:val="25342D"/>
-                <w:sz w:val="16"/>
+                <w:sz w:val="19"/>
               </w:rPr>
               <w:t>42</w:t>
             </w:r>
@@ -11509,7 +11509,7 @@
                 <w:rFonts w:ascii="Arial" w:hAnsi="Arial"/>
                 <w:b/>
                 <w:color w:val="25342D"/>
-                <w:sz w:val="16"/>
+                <w:sz w:val="19"/>
               </w:rPr>
               <w:t>Project/folio</w:t>
             </w:r>
@@ -11531,7 +11531,7 @@
                 <w:rFonts w:ascii="Arial" w:hAnsi="Arial"/>
                 <w:b w:val="0"/>
                 <w:color w:val="25342D"/>
-                <w:sz w:val="15"/>
+                <w:sz w:val="19"/>
               </w:rPr>
               <w:t>Module 6: folio and project decisions</w:t>
             </w:r>
@@ -11552,7 +11552,7 @@
               <w:rPr>
                 <w:rFonts w:ascii="Arial" w:hAnsi="Arial"/>
                 <w:color w:val="25342D"/>
-                <w:sz w:val="16"/>
+                <w:sz w:val="19"/>
               </w:rPr>
               <w:t>Apply Module 6 learning to the current approved project. Update the folio with the relevant decision, supporting evidence, quality check and next step.</w:t>
             </w:r>
@@ -11567,7 +11567,7 @@
                   <w:color w:val="17583F"/>
                   <w:b/>
                   <w:rFonts w:ascii="Arial" w:hAnsi="Arial"/>
-                  <w:sz w:val="15"/>
+                  <w:sz w:val="19"/>
                 </w:rPr>
                 <w:t>Project folio: checkpoint 9</w:t>
               </w:r>
@@ -11583,7 +11583,7 @@
                   <w:color w:val="17583F"/>
                   <w:b/>
                   <w:rFonts w:ascii="Arial" w:hAnsi="Arial"/>
-                  <w:sz w:val="15"/>
+                  <w:sz w:val="19"/>
                 </w:rPr>
                 <w:t>Project folio</w:t>
               </w:r>
@@ -11606,7 +11606,7 @@
                 <w:rFonts w:ascii="Arial" w:hAnsi="Arial"/>
                 <w:b/>
                 <w:color w:val="25342D"/>
-                <w:sz w:val="15"/>
+                <w:sz w:val="19"/>
               </w:rPr>
               <w:t>Identify and allocate roles for collaborative production processes</w:t>
             </w:r>
@@ -11619,7 +11619,7 @@
                   <w:color w:val="17583F"/>
                   <w:b/>
                   <w:rFonts w:ascii="Arial" w:hAnsi="Arial"/>
-                  <w:sz w:val="14"/>
+                  <w:sz w:val="19"/>
                 </w:rPr>
                 <w:t>Official content</w:t>
               </w:r>
@@ -11633,7 +11633,7 @@
               <w:rPr>
                 <w:rFonts w:ascii="Arial" w:hAnsi="Arial"/>
                 <w:color w:val="25342D"/>
-                <w:sz w:val="15"/>
+                <w:sz w:val="19"/>
               </w:rPr>
               <w:t>Create written texts to document, reflect on and evaluate project development, production and management…</w:t>
             </w:r>
@@ -11646,7 +11646,7 @@
                   <w:color w:val="17583F"/>
                   <w:b/>
                   <w:rFonts w:ascii="Arial" w:hAnsi="Arial"/>
-                  <w:sz w:val="14"/>
+                  <w:sz w:val="19"/>
                 </w:rPr>
                 <w:t>Official content</w:t>
               </w:r>
@@ -11661,7 +11661,7 @@
                 <w:rFonts w:ascii="Arial" w:hAnsi="Arial"/>
                 <w:b/>
                 <w:color w:val="17583F"/>
-                <w:sz w:val="14"/>
+                <w:sz w:val="19"/>
               </w:rPr>
               <w:t>INT5-COM-01, INT5-DES-01, INT5-EVL-01</w:t>
             </w:r>
@@ -11683,7 +11683,7 @@
                 <w:rFonts w:ascii="Arial" w:hAnsi="Arial"/>
                 <w:b w:val="0"/>
                 <w:color w:val="25342D"/>
-                <w:sz w:val="15"/>
+                <w:sz w:val="19"/>
               </w:rPr>
               <w:t>Folio checkpoint 9 — Module 6 decision, supporting evidence and teacher feedback</w:t>
               <w:br/>
@@ -11713,7 +11713,7 @@
                 <w:rFonts w:ascii="Arial" w:hAnsi="Arial"/>
                 <w:b/>
                 <w:color w:val="25342D"/>
-                <w:sz w:val="16"/>
+                <w:sz w:val="19"/>
               </w:rPr>
               <w:t>43</w:t>
             </w:r>
@@ -11735,7 +11735,7 @@
                 <w:rFonts w:ascii="Arial" w:hAnsi="Arial"/>
                 <w:b/>
                 <w:color w:val="25342D"/>
-                <w:sz w:val="16"/>
+                <w:sz w:val="19"/>
               </w:rPr>
               <w:t>Practical</w:t>
             </w:r>
@@ -11757,7 +11757,7 @@
                 <w:rFonts w:ascii="Arial" w:hAnsi="Arial"/>
                 <w:b w:val="0"/>
                 <w:color w:val="25342D"/>
-                <w:sz w:val="15"/>
+                <w:sz w:val="19"/>
               </w:rPr>
               <w:t>Collaborative production: role and contribution evidence</w:t>
             </w:r>
@@ -11778,7 +11778,7 @@
               <w:rPr>
                 <w:rFonts w:ascii="Arial" w:hAnsi="Arial"/>
                 <w:color w:val="25342D"/>
-                <w:sz w:val="16"/>
+                <w:sz w:val="19"/>
               </w:rPr>
               <w:t>In a teacher-approved production team, make the assigned component or project stage, complete a quality hand-off and retain an individual contribution record.</w:t>
             </w:r>
@@ -11793,7 +11793,7 @@
                   <w:color w:val="17583F"/>
                   <w:b/>
                   <w:rFonts w:ascii="Arial" w:hAnsi="Arial"/>
-                  <w:sz w:val="15"/>
+                  <w:sz w:val="19"/>
                 </w:rPr>
                 <w:t>Approved project plan and production evidence</w:t>
               </w:r>
@@ -11809,7 +11809,7 @@
                   <w:color w:val="17583F"/>
                   <w:b/>
                   <w:rFonts w:ascii="Arial" w:hAnsi="Arial"/>
-                  <w:sz w:val="15"/>
+                  <w:sz w:val="19"/>
                 </w:rPr>
                 <w:t>Collaborative production: role and contribution evidence</w:t>
               </w:r>
@@ -11832,7 +11832,7 @@
                 <w:rFonts w:ascii="Arial" w:hAnsi="Arial"/>
                 <w:b/>
                 <w:color w:val="25342D"/>
-                <w:sz w:val="15"/>
+                <w:sz w:val="19"/>
               </w:rPr>
               <w:t>Use collaborative production processes to make components or complete metal projects</w:t>
             </w:r>
@@ -11845,7 +11845,7 @@
                   <w:color w:val="17583F"/>
                   <w:b/>
                   <w:rFonts w:ascii="Arial" w:hAnsi="Arial"/>
-                  <w:sz w:val="14"/>
+                  <w:sz w:val="19"/>
                 </w:rPr>
                 <w:t>Official content</w:t>
               </w:r>
@@ -11859,7 +11859,7 @@
               <w:rPr>
                 <w:rFonts w:ascii="Arial" w:hAnsi="Arial"/>
                 <w:color w:val="25342D"/>
-                <w:sz w:val="15"/>
+                <w:sz w:val="19"/>
               </w:rPr>
               <w:t>Demonstrate safe workshop practices and procedures when using materials, tools and equipment in metal projects</w:t>
             </w:r>
@@ -11872,7 +11872,7 @@
                   <w:color w:val="17583F"/>
                   <w:b/>
                   <w:rFonts w:ascii="Arial" w:hAnsi="Arial"/>
-                  <w:sz w:val="14"/>
+                  <w:sz w:val="19"/>
                 </w:rPr>
                 <w:t>Official content</w:t>
               </w:r>
@@ -11887,7 +11887,7 @@
                 <w:rFonts w:ascii="Arial" w:hAnsi="Arial"/>
                 <w:b/>
                 <w:color w:val="17583F"/>
-                <w:sz w:val="14"/>
+                <w:sz w:val="19"/>
               </w:rPr>
               <w:t>INT5-SAF-01, INT5-USE-01, INT5-INP-01, INT5-PRO-01, INT5-DES-01</w:t>
             </w:r>
@@ -11909,7 +11909,7 @@
                 <w:rFonts w:ascii="Arial" w:hAnsi="Arial"/>
                 <w:b w:val="0"/>
                 <w:color w:val="25342D"/>
-                <w:sz w:val="15"/>
+                <w:sz w:val="19"/>
               </w:rPr>
               <w:t>Named role, individual action record, checked component/stage, team hand-off and teacher observation.</w:t>
               <w:br/>
@@ -11939,7 +11939,7 @@
                 <w:rFonts w:ascii="Arial" w:hAnsi="Arial"/>
                 <w:b/>
                 <w:color w:val="25342D"/>
-                <w:sz w:val="16"/>
+                <w:sz w:val="19"/>
               </w:rPr>
               <w:t>44</w:t>
             </w:r>
@@ -11961,7 +11961,7 @@
                 <w:rFonts w:ascii="Arial" w:hAnsi="Arial"/>
                 <w:b/>
                 <w:color w:val="25342D"/>
-                <w:sz w:val="16"/>
+                <w:sz w:val="19"/>
               </w:rPr>
               <w:t>Practical</w:t>
             </w:r>
@@ -11983,7 +11983,7 @@
                 <w:rFonts w:ascii="Arial" w:hAnsi="Arial"/>
                 <w:b w:val="0"/>
                 <w:color w:val="25342D"/>
-                <w:sz w:val="15"/>
+                <w:sz w:val="19"/>
               </w:rPr>
               <w:t>Module 6: controlled production</w:t>
             </w:r>
@@ -12004,7 +12004,7 @@
               <w:rPr>
                 <w:rFonts w:ascii="Arial" w:hAnsi="Arial"/>
                 <w:color w:val="25342D"/>
-                <w:sz w:val="16"/>
+                <w:sz w:val="19"/>
               </w:rPr>
               <w:t>Continue the current teacher-approved production stage. Follow the applicable demonstration, SOP and controls; check accuracy, fit, form or surface quality before continuing.</w:t>
             </w:r>
@@ -12019,7 +12019,7 @@
                   <w:color w:val="17583F"/>
                   <w:b/>
                   <w:rFonts w:ascii="Arial" w:hAnsi="Arial"/>
-                  <w:sz w:val="15"/>
+                  <w:sz w:val="19"/>
                 </w:rPr>
                 <w:t>Approved project plan and production evidence</w:t>
               </w:r>
@@ -12041,7 +12041,7 @@
               <w:rPr>
                 <w:rFonts w:ascii="Arial" w:hAnsi="Arial"/>
                 <w:color w:val="25342D"/>
-                <w:sz w:val="15"/>
+                <w:sz w:val="19"/>
               </w:rPr>
               <w:t>Demonstrate safe workshop practices and procedures when using materials, tools and equipment in metal projects</w:t>
             </w:r>
@@ -12054,7 +12054,7 @@
                   <w:color w:val="17583F"/>
                   <w:b/>
                   <w:rFonts w:ascii="Arial" w:hAnsi="Arial"/>
-                  <w:sz w:val="14"/>
+                  <w:sz w:val="19"/>
                 </w:rPr>
                 <w:t>Official content</w:t>
               </w:r>
@@ -12069,7 +12069,7 @@
                 <w:rFonts w:ascii="Arial" w:hAnsi="Arial"/>
                 <w:b/>
                 <w:color w:val="17583F"/>
-                <w:sz w:val="14"/>
+                <w:sz w:val="19"/>
               </w:rPr>
               <w:t>INT5-SAF-01, INT5-USE-01, INT5-INP-01, INT5-PRO-01</w:t>
             </w:r>
@@ -12091,7 +12091,7 @@
                 <w:rFonts w:ascii="Arial" w:hAnsi="Arial"/>
                 <w:b w:val="0"/>
                 <w:color w:val="25342D"/>
-                <w:sz w:val="15"/>
+                <w:sz w:val="19"/>
               </w:rPr>
               <w:t>Practical checkpoint 9B — Teacher observation of controlled process and named quality check</w:t>
               <w:br/>
@@ -12121,7 +12121,7 @@
                 <w:rFonts w:ascii="Arial" w:hAnsi="Arial"/>
                 <w:b/>
                 <w:color w:val="25342D"/>
-                <w:sz w:val="16"/>
+                <w:sz w:val="19"/>
               </w:rPr>
               <w:t>45</w:t>
             </w:r>
@@ -12143,7 +12143,7 @@
                 <w:rFonts w:ascii="Arial" w:hAnsi="Arial"/>
                 <w:b/>
                 <w:color w:val="25342D"/>
-                <w:sz w:val="16"/>
+                <w:sz w:val="19"/>
               </w:rPr>
               <w:t>Practical</w:t>
             </w:r>
@@ -12165,7 +12165,7 @@
                 <w:rFonts w:ascii="Arial" w:hAnsi="Arial"/>
                 <w:b w:val="0"/>
                 <w:color w:val="25342D"/>
-                <w:sz w:val="15"/>
+                <w:sz w:val="19"/>
               </w:rPr>
               <w:t>Module 6: evidence and review</w:t>
             </w:r>
@@ -12186,7 +12186,7 @@
               <w:rPr>
                 <w:rFonts w:ascii="Arial" w:hAnsi="Arial"/>
                 <w:color w:val="25342D"/>
-                <w:sz w:val="16"/>
+                <w:sz w:val="19"/>
               </w:rPr>
               <w:t>Complete the current approved checkpoint. Photograph or otherwise record the result, annotate the quality finding and response, then clean down and store work safely.</w:t>
             </w:r>
@@ -12201,7 +12201,7 @@
                   <w:color w:val="17583F"/>
                   <w:b/>
                   <w:rFonts w:ascii="Arial" w:hAnsi="Arial"/>
-                  <w:sz w:val="15"/>
+                  <w:sz w:val="19"/>
                 </w:rPr>
                 <w:t>Approved project plan and production evidence</w:t>
               </w:r>
@@ -12223,7 +12223,7 @@
               <w:rPr>
                 <w:rFonts w:ascii="Arial" w:hAnsi="Arial"/>
                 <w:color w:val="25342D"/>
-                <w:sz w:val="15"/>
+                <w:sz w:val="19"/>
               </w:rPr>
               <w:t>Demonstrate safe workshop practices and procedures when using materials, tools and equipment in metal projects</w:t>
             </w:r>
@@ -12236,7 +12236,7 @@
                   <w:color w:val="17583F"/>
                   <w:b/>
                   <w:rFonts w:ascii="Arial" w:hAnsi="Arial"/>
-                  <w:sz w:val="14"/>
+                  <w:sz w:val="19"/>
                 </w:rPr>
                 <w:t>Official content</w:t>
               </w:r>
@@ -12251,7 +12251,7 @@
                 <w:rFonts w:ascii="Arial" w:hAnsi="Arial"/>
                 <w:b/>
                 <w:color w:val="17583F"/>
-                <w:sz w:val="14"/>
+                <w:sz w:val="19"/>
               </w:rPr>
               <w:t>INT5-SAF-01, INT5-USE-01, INT5-INP-01, INT5-PRO-01</w:t>
             </w:r>
@@ -12273,7 +12273,7 @@
                 <w:rFonts w:ascii="Arial" w:hAnsi="Arial"/>
                 <w:b w:val="0"/>
                 <w:color w:val="25342D"/>
-                <w:sz w:val="15"/>
+                <w:sz w:val="19"/>
               </w:rPr>
               <w:t>Practical checkpoint 9C — Checkpoint image or record, annotated quality finding and safe clean-down</w:t>
               <w:br/>
@@ -12475,7 +12475,7 @@
                 <w:rFonts w:ascii="Arial" w:hAnsi="Arial"/>
                 <w:b/>
                 <w:color w:val="25342D"/>
-                <w:sz w:val="16"/>
+                <w:sz w:val="19"/>
               </w:rPr>
               <w:t>46</w:t>
             </w:r>
@@ -12497,7 +12497,7 @@
                 <w:rFonts w:ascii="Arial" w:hAnsi="Arial"/>
                 <w:b/>
                 <w:color w:val="25342D"/>
-                <w:sz w:val="16"/>
+                <w:sz w:val="19"/>
               </w:rPr>
               <w:t>Site/theory</w:t>
             </w:r>
@@ -12519,7 +12519,7 @@
                 <w:rFonts w:ascii="Arial" w:hAnsi="Arial"/>
                 <w:b w:val="0"/>
                 <w:color w:val="25342D"/>
-                <w:sz w:val="15"/>
+                <w:sz w:val="19"/>
               </w:rPr>
               <w:t>Module 7: Preparation and finishes</w:t>
             </w:r>
@@ -12540,7 +12540,7 @@
               <w:rPr>
                 <w:rFonts w:ascii="Arial" w:hAnsi="Arial"/>
                 <w:color w:val="25342D"/>
-                <w:sz w:val="16"/>
+                <w:sz w:val="19"/>
               </w:rPr>
               <w:t>Read and discuss the named website theory: Surface condition controls finish performance; Selecting and applying a finish from authoritative information; Finish inspection, maintenance and environmental responsibility. Complete the linked knowledge check and record a short application response.</w:t>
             </w:r>
@@ -12555,7 +12555,7 @@
                   <w:color w:val="17583F"/>
                   <w:b/>
                   <w:rFonts w:ascii="Arial" w:hAnsi="Arial"/>
-                  <w:sz w:val="15"/>
+                  <w:sz w:val="19"/>
                 </w:rPr>
                 <w:t>Theory: Surface condition controls finish performance</w:t>
               </w:r>
@@ -12571,7 +12571,7 @@
                   <w:color w:val="17583F"/>
                   <w:b/>
                   <w:rFonts w:ascii="Arial" w:hAnsi="Arial"/>
-                  <w:sz w:val="15"/>
+                  <w:sz w:val="19"/>
                 </w:rPr>
                 <w:t>Theory: Selecting and applying a finish from authoritative information</w:t>
               </w:r>
@@ -12587,7 +12587,7 @@
                   <w:color w:val="17583F"/>
                   <w:b/>
                   <w:rFonts w:ascii="Arial" w:hAnsi="Arial"/>
-                  <w:sz w:val="15"/>
+                  <w:sz w:val="19"/>
                 </w:rPr>
                 <w:t>Theory: Finish inspection, maintenance and environmental…</w:t>
               </w:r>
@@ -12603,7 +12603,7 @@
                   <w:color w:val="17583F"/>
                   <w:b/>
                   <w:rFonts w:ascii="Arial" w:hAnsi="Arial"/>
-                  <w:sz w:val="15"/>
+                  <w:sz w:val="19"/>
                 </w:rPr>
                 <w:t>Knowledge check: Preparation and finishes</w:t>
               </w:r>
@@ -12619,7 +12619,7 @@
                   <w:color w:val="17583F"/>
                   <w:b/>
                   <w:rFonts w:ascii="Arial" w:hAnsi="Arial"/>
-                  <w:sz w:val="15"/>
+                  <w:sz w:val="19"/>
                 </w:rPr>
                 <w:t>Syllabus learning</w:t>
               </w:r>
@@ -12642,7 +12642,7 @@
                 <w:rFonts w:ascii="Arial" w:hAnsi="Arial"/>
                 <w:b/>
                 <w:color w:val="25342D"/>
-                <w:sz w:val="15"/>
+                <w:sz w:val="19"/>
               </w:rPr>
               <w:t>Evaluate the impact of new and emerging technologies on careers and professions in the metal industry</w:t>
             </w:r>
@@ -12655,7 +12655,7 @@
                   <w:color w:val="17583F"/>
                   <w:b/>
                   <w:rFonts w:ascii="Arial" w:hAnsi="Arial"/>
-                  <w:sz w:val="14"/>
+                  <w:sz w:val="19"/>
                 </w:rPr>
                 <w:t>Official content</w:t>
               </w:r>
@@ -12669,7 +12669,7 @@
               <w:rPr>
                 <w:rFonts w:ascii="Arial" w:hAnsi="Arial"/>
                 <w:color w:val="25342D"/>
-                <w:sz w:val="15"/>
+                <w:sz w:val="19"/>
               </w:rPr>
               <w:t>Use subject-specific terminology to communicate industrial technology concepts</w:t>
             </w:r>
@@ -12682,7 +12682,7 @@
                   <w:color w:val="17583F"/>
                   <w:b/>
                   <w:rFonts w:ascii="Arial" w:hAnsi="Arial"/>
-                  <w:sz w:val="14"/>
+                  <w:sz w:val="19"/>
                 </w:rPr>
                 <w:t>Official content</w:t>
               </w:r>
@@ -12697,7 +12697,7 @@
                 <w:rFonts w:ascii="Arial" w:hAnsi="Arial"/>
                 <w:b/>
                 <w:color w:val="17583F"/>
-                <w:sz w:val="14"/>
+                <w:sz w:val="19"/>
               </w:rPr>
               <w:t>INT5-COM-01, INT5-IND-01, INT5-USE-01, INT5-EVL-01</w:t>
             </w:r>
@@ -12719,7 +12719,7 @@
                 <w:rFonts w:ascii="Arial" w:hAnsi="Arial"/>
                 <w:b w:val="0"/>
                 <w:color w:val="25342D"/>
-                <w:sz w:val="15"/>
+                <w:sz w:val="19"/>
               </w:rPr>
               <w:t>Named theory/check record — Module 7: Surface condition controls finish performance; Selecting and applying a finish from authoritative…</w:t>
               <w:br/>
@@ -12749,7 +12749,7 @@
                 <w:rFonts w:ascii="Arial" w:hAnsi="Arial"/>
                 <w:b/>
                 <w:color w:val="25342D"/>
-                <w:sz w:val="16"/>
+                <w:sz w:val="19"/>
               </w:rPr>
               <w:t>47</w:t>
             </w:r>
@@ -12771,7 +12771,7 @@
                 <w:rFonts w:ascii="Arial" w:hAnsi="Arial"/>
                 <w:b/>
                 <w:color w:val="25342D"/>
-                <w:sz w:val="16"/>
+                <w:sz w:val="19"/>
               </w:rPr>
               <w:t>Project/folio</w:t>
             </w:r>
@@ -12793,7 +12793,7 @@
                 <w:rFonts w:ascii="Arial" w:hAnsi="Arial"/>
                 <w:b w:val="0"/>
                 <w:color w:val="25342D"/>
-                <w:sz w:val="15"/>
+                <w:sz w:val="19"/>
               </w:rPr>
               <w:t>Module 7: folio and project decisions</w:t>
             </w:r>
@@ -12814,7 +12814,7 @@
               <w:rPr>
                 <w:rFonts w:ascii="Arial" w:hAnsi="Arial"/>
                 <w:color w:val="25342D"/>
-                <w:sz w:val="16"/>
+                <w:sz w:val="19"/>
               </w:rPr>
               <w:t>Apply Module 7 learning to the current approved project. Update the folio with the relevant decision, supporting evidence, quality check and next step.</w:t>
             </w:r>
@@ -12829,7 +12829,7 @@
                   <w:color w:val="17583F"/>
                   <w:b/>
                   <w:rFonts w:ascii="Arial" w:hAnsi="Arial"/>
-                  <w:sz w:val="15"/>
+                  <w:sz w:val="19"/>
                 </w:rPr>
                 <w:t>Project folio: checkpoint 10</w:t>
               </w:r>
@@ -12851,7 +12851,7 @@
               <w:rPr>
                 <w:rFonts w:ascii="Arial" w:hAnsi="Arial"/>
                 <w:color w:val="25342D"/>
-                <w:sz w:val="15"/>
+                <w:sz w:val="19"/>
               </w:rPr>
               <w:t>Create written texts to document, reflect on and evaluate project development, production and management…</w:t>
             </w:r>
@@ -12864,7 +12864,7 @@
                   <w:color w:val="17583F"/>
                   <w:b/>
                   <w:rFonts w:ascii="Arial" w:hAnsi="Arial"/>
-                  <w:sz w:val="14"/>
+                  <w:sz w:val="19"/>
                 </w:rPr>
                 <w:t>Official content</w:t>
               </w:r>
@@ -12879,7 +12879,7 @@
                 <w:rFonts w:ascii="Arial" w:hAnsi="Arial"/>
                 <w:b/>
                 <w:color w:val="17583F"/>
-                <w:sz w:val="14"/>
+                <w:sz w:val="19"/>
               </w:rPr>
               <w:t>INT5-COM-01, INT5-DES-01, INT5-EVL-01</w:t>
             </w:r>
@@ -12901,7 +12901,7 @@
                 <w:rFonts w:ascii="Arial" w:hAnsi="Arial"/>
                 <w:b w:val="0"/>
                 <w:color w:val="25342D"/>
-                <w:sz w:val="15"/>
+                <w:sz w:val="19"/>
               </w:rPr>
               <w:t>Folio checkpoint 10 — Module 7 decision, supporting evidence and teacher feedback</w:t>
               <w:br/>
@@ -12931,7 +12931,7 @@
                 <w:rFonts w:ascii="Arial" w:hAnsi="Arial"/>
                 <w:b/>
                 <w:color w:val="25342D"/>
-                <w:sz w:val="16"/>
+                <w:sz w:val="19"/>
               </w:rPr>
               <w:t>48</w:t>
             </w:r>
@@ -12953,7 +12953,7 @@
                 <w:rFonts w:ascii="Arial" w:hAnsi="Arial"/>
                 <w:b/>
                 <w:color w:val="25342D"/>
-                <w:sz w:val="16"/>
+                <w:sz w:val="19"/>
               </w:rPr>
               <w:t>Practical</w:t>
             </w:r>
@@ -12975,7 +12975,7 @@
                 <w:rFonts w:ascii="Arial" w:hAnsi="Arial"/>
                 <w:b w:val="0"/>
                 <w:color w:val="25342D"/>
-                <w:sz w:val="15"/>
+                <w:sz w:val="19"/>
               </w:rPr>
               <w:t>Module 7: setup and approved stage</w:t>
             </w:r>
@@ -12996,7 +12996,7 @@
               <w:rPr>
                 <w:rFonts w:ascii="Arial" w:hAnsi="Arial"/>
                 <w:color w:val="25342D"/>
-                <w:sz w:val="16"/>
+                <w:sz w:val="19"/>
               </w:rPr>
               <w:t>Confirm the current teacher-issued plan, hazards, controls, setup, permission and quality hold point. Complete only the demonstrated production stage.</w:t>
             </w:r>
@@ -13011,7 +13011,7 @@
                   <w:color w:val="17583F"/>
                   <w:b/>
                   <w:rFonts w:ascii="Arial" w:hAnsi="Arial"/>
-                  <w:sz w:val="15"/>
+                  <w:sz w:val="19"/>
                 </w:rPr>
                 <w:t>Approved project plan and production evidence</w:t>
               </w:r>
@@ -13033,7 +13033,7 @@
               <w:rPr>
                 <w:rFonts w:ascii="Arial" w:hAnsi="Arial"/>
                 <w:color w:val="25342D"/>
-                <w:sz w:val="15"/>
+                <w:sz w:val="19"/>
               </w:rPr>
               <w:t>Demonstrate safe workshop practices and procedures when using materials, tools and equipment in metal projects</w:t>
             </w:r>
@@ -13046,7 +13046,7 @@
                   <w:color w:val="17583F"/>
                   <w:b/>
                   <w:rFonts w:ascii="Arial" w:hAnsi="Arial"/>
-                  <w:sz w:val="14"/>
+                  <w:sz w:val="19"/>
                 </w:rPr>
                 <w:t>Official content</w:t>
               </w:r>
@@ -13061,7 +13061,7 @@
                 <w:rFonts w:ascii="Arial" w:hAnsi="Arial"/>
                 <w:b/>
                 <w:color w:val="17583F"/>
-                <w:sz w:val="14"/>
+                <w:sz w:val="19"/>
               </w:rPr>
               <w:t>INT5-SAF-01, INT5-USE-01, INT5-INP-01, INT5-PRO-01</w:t>
             </w:r>
@@ -13083,7 +13083,7 @@
                 <w:rFonts w:ascii="Arial" w:hAnsi="Arial"/>
                 <w:b w:val="0"/>
                 <w:color w:val="25342D"/>
-                <w:sz w:val="15"/>
+                <w:sz w:val="19"/>
               </w:rPr>
               <w:t>Practical checkpoint 10A — Safe setup, authorised stage and first quality hold point</w:t>
               <w:br/>
@@ -13113,7 +13113,7 @@
                 <w:rFonts w:ascii="Arial" w:hAnsi="Arial"/>
                 <w:b/>
                 <w:color w:val="25342D"/>
-                <w:sz w:val="16"/>
+                <w:sz w:val="19"/>
               </w:rPr>
               <w:t>49</w:t>
             </w:r>
@@ -13135,7 +13135,7 @@
                 <w:rFonts w:ascii="Arial" w:hAnsi="Arial"/>
                 <w:b/>
                 <w:color w:val="25342D"/>
-                <w:sz w:val="16"/>
+                <w:sz w:val="19"/>
               </w:rPr>
               <w:t>Practical</w:t>
             </w:r>
@@ -13157,7 +13157,7 @@
                 <w:rFonts w:ascii="Arial" w:hAnsi="Arial"/>
                 <w:b w:val="0"/>
                 <w:color w:val="25342D"/>
-                <w:sz w:val="15"/>
+                <w:sz w:val="19"/>
               </w:rPr>
               <w:t>Module 7: controlled production</w:t>
             </w:r>
@@ -13178,7 +13178,7 @@
               <w:rPr>
                 <w:rFonts w:ascii="Arial" w:hAnsi="Arial"/>
                 <w:color w:val="25342D"/>
-                <w:sz w:val="16"/>
+                <w:sz w:val="19"/>
               </w:rPr>
               <w:t>Continue the current teacher-approved production stage. Follow the applicable demonstration, SOP and controls; check accuracy, fit, form or surface quality before continuing.</w:t>
             </w:r>
@@ -13193,7 +13193,7 @@
                   <w:color w:val="17583F"/>
                   <w:b/>
                   <w:rFonts w:ascii="Arial" w:hAnsi="Arial"/>
-                  <w:sz w:val="15"/>
+                  <w:sz w:val="19"/>
                 </w:rPr>
                 <w:t>Approved project plan and production evidence</w:t>
               </w:r>
@@ -13215,7 +13215,7 @@
               <w:rPr>
                 <w:rFonts w:ascii="Arial" w:hAnsi="Arial"/>
                 <w:color w:val="25342D"/>
-                <w:sz w:val="15"/>
+                <w:sz w:val="19"/>
               </w:rPr>
               <w:t>Demonstrate safe workshop practices and procedures when using materials, tools and equipment in metal projects</w:t>
             </w:r>
@@ -13228,7 +13228,7 @@
                   <w:color w:val="17583F"/>
                   <w:b/>
                   <w:rFonts w:ascii="Arial" w:hAnsi="Arial"/>
-                  <w:sz w:val="14"/>
+                  <w:sz w:val="19"/>
                 </w:rPr>
                 <w:t>Official content</w:t>
               </w:r>
@@ -13243,7 +13243,7 @@
                 <w:rFonts w:ascii="Arial" w:hAnsi="Arial"/>
                 <w:b/>
                 <w:color w:val="17583F"/>
-                <w:sz w:val="14"/>
+                <w:sz w:val="19"/>
               </w:rPr>
               <w:t>INT5-SAF-01, INT5-USE-01, INT5-INP-01, INT5-PRO-01</w:t>
             </w:r>
@@ -13265,7 +13265,7 @@
                 <w:rFonts w:ascii="Arial" w:hAnsi="Arial"/>
                 <w:b w:val="0"/>
                 <w:color w:val="25342D"/>
-                <w:sz w:val="15"/>
+                <w:sz w:val="19"/>
               </w:rPr>
               <w:t>Practical checkpoint 10B — Teacher observation of controlled process and named quality check</w:t>
               <w:br/>
@@ -13295,7 +13295,7 @@
                 <w:rFonts w:ascii="Arial" w:hAnsi="Arial"/>
                 <w:b/>
                 <w:color w:val="25342D"/>
-                <w:sz w:val="16"/>
+                <w:sz w:val="19"/>
               </w:rPr>
               <w:t>50</w:t>
             </w:r>
@@ -13317,7 +13317,7 @@
                 <w:rFonts w:ascii="Arial" w:hAnsi="Arial"/>
                 <w:b/>
                 <w:color w:val="25342D"/>
-                <w:sz w:val="16"/>
+                <w:sz w:val="19"/>
               </w:rPr>
               <w:t>Practical</w:t>
             </w:r>
@@ -13339,7 +13339,7 @@
                 <w:rFonts w:ascii="Arial" w:hAnsi="Arial"/>
                 <w:b w:val="0"/>
                 <w:color w:val="25342D"/>
-                <w:sz w:val="15"/>
+                <w:sz w:val="19"/>
               </w:rPr>
               <w:t>Metal skills studio: range of finishing techniques evidence</w:t>
             </w:r>
@@ -13360,7 +13360,7 @@
               <w:rPr>
                 <w:rFonts w:ascii="Arial" w:hAnsi="Arial"/>
                 <w:color w:val="25342D"/>
-                <w:sz w:val="16"/>
+                <w:sz w:val="19"/>
               </w:rPr>
               <w:t>Complete the named teacher-authorised whole-course Metal skills studio checkpoint. Use only the locally approved equipment, process, samples, SOP, PPE, supervision and permission; the syllabus-learning page supports concepts and evidence but does not authorise practical work.</w:t>
             </w:r>
@@ -13375,7 +13375,7 @@
                   <w:color w:val="17583F"/>
                   <w:b/>
                   <w:rFonts w:ascii="Arial" w:hAnsi="Arial"/>
-                  <w:sz w:val="15"/>
+                  <w:sz w:val="19"/>
                 </w:rPr>
                 <w:t>Metal skills studio: range of finishing techniques evidence</w:t>
               </w:r>
@@ -13398,7 +13398,7 @@
                 <w:rFonts w:ascii="Arial" w:hAnsi="Arial"/>
                 <w:b/>
                 <w:color w:val="25342D"/>
-                <w:sz w:val="15"/>
+                <w:sz w:val="19"/>
               </w:rPr>
               <w:t>Use a range of appropriate finishing techniques to enhance or protect a completed metal product</w:t>
             </w:r>
@@ -13411,7 +13411,7 @@
                   <w:color w:val="17583F"/>
                   <w:b/>
                   <w:rFonts w:ascii="Arial" w:hAnsi="Arial"/>
-                  <w:sz w:val="14"/>
+                  <w:sz w:val="19"/>
                 </w:rPr>
                 <w:t>Official content</w:t>
               </w:r>
@@ -13425,7 +13425,7 @@
               <w:rPr>
                 <w:rFonts w:ascii="Arial" w:hAnsi="Arial"/>
                 <w:color w:val="25342D"/>
-                <w:sz w:val="15"/>
+                <w:sz w:val="19"/>
               </w:rPr>
               <w:t>Demonstrate safe workshop practices and procedures when using materials, tools and equipment in metal projects</w:t>
             </w:r>
@@ -13438,7 +13438,7 @@
                   <w:color w:val="17583F"/>
                   <w:b/>
                   <w:rFonts w:ascii="Arial" w:hAnsi="Arial"/>
-                  <w:sz w:val="14"/>
+                  <w:sz w:val="19"/>
                 </w:rPr>
                 <w:t>Official content</w:t>
               </w:r>
@@ -13453,7 +13453,7 @@
                 <w:rFonts w:ascii="Arial" w:hAnsi="Arial"/>
                 <w:b/>
                 <w:color w:val="17583F"/>
-                <w:sz w:val="14"/>
+                <w:sz w:val="19"/>
               </w:rPr>
               <w:t>INT5-SAF-01, INT5-USE-01, INT5-INP-01, INT5-PRO-01</w:t>
             </w:r>
@@ -13475,7 +13475,7 @@
                 <w:rFonts w:ascii="Arial" w:hAnsi="Arial"/>
                 <w:b w:val="0"/>
                 <w:color w:val="25342D"/>
-                <w:sz w:val="15"/>
+                <w:sz w:val="19"/>
               </w:rPr>
               <w:t>Metal skills studio: teacher-observed application evidence for at least two appropriate finishing techniques across completed products and/or authorised samples, including preparation, application and quality review for each technique.</w:t>
               <w:br/>
@@ -13677,7 +13677,7 @@
                 <w:rFonts w:ascii="Arial" w:hAnsi="Arial"/>
                 <w:b/>
                 <w:color w:val="25342D"/>
-                <w:sz w:val="16"/>
+                <w:sz w:val="19"/>
               </w:rPr>
               <w:t>51</w:t>
             </w:r>
@@ -13699,7 +13699,7 @@
                 <w:rFonts w:ascii="Arial" w:hAnsi="Arial"/>
                 <w:b/>
                 <w:color w:val="25342D"/>
-                <w:sz w:val="16"/>
+                <w:sz w:val="19"/>
               </w:rPr>
               <w:t>Site/theory</w:t>
             </w:r>
@@ -13721,7 +13721,7 @@
                 <w:rFonts w:ascii="Arial" w:hAnsi="Arial"/>
                 <w:b w:val="0"/>
                 <w:color w:val="25342D"/>
-                <w:sz w:val="15"/>
+                <w:sz w:val="19"/>
               </w:rPr>
               <w:t>Module 8: Case development and quality</w:t>
             </w:r>
@@ -13742,7 +13742,7 @@
               <w:rPr>
                 <w:rFonts w:ascii="Arial" w:hAnsi="Arial"/>
                 <w:color w:val="25342D"/>
-                <w:sz w:val="16"/>
+                <w:sz w:val="19"/>
               </w:rPr>
               <w:t>Read and discuss the named website theory: From three-dimensional case to flat development; Bending sequence, accumulated error and case fit; Hinges and handle as an evidence-based design problem. Complete the linked knowledge check and record a short application response.</w:t>
             </w:r>
@@ -13757,7 +13757,7 @@
                   <w:color w:val="17583F"/>
                   <w:b/>
                   <w:rFonts w:ascii="Arial" w:hAnsi="Arial"/>
-                  <w:sz w:val="15"/>
+                  <w:sz w:val="19"/>
                 </w:rPr>
                 <w:t>Theory: From three-dimensional case to flat development</w:t>
               </w:r>
@@ -13773,7 +13773,7 @@
                   <w:color w:val="17583F"/>
                   <w:b/>
                   <w:rFonts w:ascii="Arial" w:hAnsi="Arial"/>
-                  <w:sz w:val="15"/>
+                  <w:sz w:val="19"/>
                 </w:rPr>
                 <w:t>Theory: Bending sequence, accumulated error and case fit</w:t>
               </w:r>
@@ -13789,7 +13789,7 @@
                   <w:color w:val="17583F"/>
                   <w:b/>
                   <w:rFonts w:ascii="Arial" w:hAnsi="Arial"/>
-                  <w:sz w:val="15"/>
+                  <w:sz w:val="19"/>
                 </w:rPr>
                 <w:t>Theory: Hinges and handle as an evidence-based design problem</w:t>
               </w:r>
@@ -13805,7 +13805,7 @@
                   <w:color w:val="17583F"/>
                   <w:b/>
                   <w:rFonts w:ascii="Arial" w:hAnsi="Arial"/>
-                  <w:sz w:val="15"/>
+                  <w:sz w:val="19"/>
                 </w:rPr>
                 <w:t>Knowledge check: Case development and quality</w:t>
               </w:r>
@@ -13827,7 +13827,7 @@
               <w:rPr>
                 <w:rFonts w:ascii="Arial" w:hAnsi="Arial"/>
                 <w:color w:val="25342D"/>
-                <w:sz w:val="15"/>
+                <w:sz w:val="19"/>
               </w:rPr>
               <w:t>Use subject-specific terminology to communicate industrial technology concepts</w:t>
             </w:r>
@@ -13840,7 +13840,7 @@
                   <w:color w:val="17583F"/>
                   <w:b/>
                   <w:rFonts w:ascii="Arial" w:hAnsi="Arial"/>
-                  <w:sz w:val="14"/>
+                  <w:sz w:val="19"/>
                 </w:rPr>
                 <w:t>Official content</w:t>
               </w:r>
@@ -13855,7 +13855,7 @@
                 <w:rFonts w:ascii="Arial" w:hAnsi="Arial"/>
                 <w:b/>
                 <w:color w:val="17583F"/>
-                <w:sz w:val="14"/>
+                <w:sz w:val="19"/>
               </w:rPr>
               <w:t>INT5-COM-01, INT5-ENV-01</w:t>
             </w:r>
@@ -13877,7 +13877,7 @@
                 <w:rFonts w:ascii="Arial" w:hAnsi="Arial"/>
                 <w:b w:val="0"/>
                 <w:color w:val="25342D"/>
-                <w:sz w:val="15"/>
+                <w:sz w:val="19"/>
               </w:rPr>
               <w:t>Named theory/check record — Module 8: From three-dimensional case to flat development; Bending sequence, accumulated error and case fit…</w:t>
               <w:br/>
@@ -13907,7 +13907,7 @@
                 <w:rFonts w:ascii="Arial" w:hAnsi="Arial"/>
                 <w:b/>
                 <w:color w:val="25342D"/>
-                <w:sz w:val="16"/>
+                <w:sz w:val="19"/>
               </w:rPr>
               <w:t>52</w:t>
             </w:r>
@@ -13929,7 +13929,7 @@
                 <w:rFonts w:ascii="Arial" w:hAnsi="Arial"/>
                 <w:b/>
                 <w:color w:val="25342D"/>
-                <w:sz w:val="16"/>
+                <w:sz w:val="19"/>
               </w:rPr>
               <w:t>Project/folio</w:t>
             </w:r>
@@ -13951,7 +13951,7 @@
                 <w:rFonts w:ascii="Arial" w:hAnsi="Arial"/>
                 <w:b w:val="0"/>
                 <w:color w:val="25342D"/>
-                <w:sz w:val="15"/>
+                <w:sz w:val="19"/>
               </w:rPr>
               <w:t>Module 8: folio and project decisions</w:t>
             </w:r>
@@ -13972,7 +13972,7 @@
               <w:rPr>
                 <w:rFonts w:ascii="Arial" w:hAnsi="Arial"/>
                 <w:color w:val="25342D"/>
-                <w:sz w:val="16"/>
+                <w:sz w:val="19"/>
               </w:rPr>
               <w:t>Apply Module 8 learning to the current approved project. Update the folio with the relevant decision, supporting evidence, quality check and next step.</w:t>
             </w:r>
@@ -13987,7 +13987,7 @@
                   <w:color w:val="17583F"/>
                   <w:b/>
                   <w:rFonts w:ascii="Arial" w:hAnsi="Arial"/>
-                  <w:sz w:val="15"/>
+                  <w:sz w:val="19"/>
                 </w:rPr>
                 <w:t>Project folio: checkpoint 11</w:t>
               </w:r>
@@ -14009,7 +14009,7 @@
               <w:rPr>
                 <w:rFonts w:ascii="Arial" w:hAnsi="Arial"/>
                 <w:color w:val="25342D"/>
-                <w:sz w:val="15"/>
+                <w:sz w:val="19"/>
               </w:rPr>
               <w:t>Create written texts to document, reflect on and evaluate project development, production and management…</w:t>
             </w:r>
@@ -14022,7 +14022,7 @@
                   <w:color w:val="17583F"/>
                   <w:b/>
                   <w:rFonts w:ascii="Arial" w:hAnsi="Arial"/>
-                  <w:sz w:val="14"/>
+                  <w:sz w:val="19"/>
                 </w:rPr>
                 <w:t>Official content</w:t>
               </w:r>
@@ -14037,7 +14037,7 @@
                 <w:rFonts w:ascii="Arial" w:hAnsi="Arial"/>
                 <w:b/>
                 <w:color w:val="17583F"/>
-                <w:sz w:val="14"/>
+                <w:sz w:val="19"/>
               </w:rPr>
               <w:t>INT5-COM-01, INT5-DES-01, INT5-EVL-01</w:t>
             </w:r>
@@ -14059,7 +14059,7 @@
                 <w:rFonts w:ascii="Arial" w:hAnsi="Arial"/>
                 <w:b w:val="0"/>
                 <w:color w:val="25342D"/>
-                <w:sz w:val="15"/>
+                <w:sz w:val="19"/>
               </w:rPr>
               <w:t>Folio checkpoint 11 — Module 8 decision, supporting evidence and teacher feedback</w:t>
               <w:br/>
@@ -14089,7 +14089,7 @@
                 <w:rFonts w:ascii="Arial" w:hAnsi="Arial"/>
                 <w:b/>
                 <w:color w:val="25342D"/>
-                <w:sz w:val="16"/>
+                <w:sz w:val="19"/>
               </w:rPr>
               <w:t>53</w:t>
             </w:r>
@@ -14111,7 +14111,7 @@
                 <w:rFonts w:ascii="Arial" w:hAnsi="Arial"/>
                 <w:b/>
                 <w:color w:val="25342D"/>
-                <w:sz w:val="16"/>
+                <w:sz w:val="19"/>
               </w:rPr>
               <w:t>Practical</w:t>
             </w:r>
@@ -14133,7 +14133,7 @@
                 <w:rFonts w:ascii="Arial" w:hAnsi="Arial"/>
                 <w:b w:val="0"/>
                 <w:color w:val="25342D"/>
-                <w:sz w:val="15"/>
+                <w:sz w:val="19"/>
               </w:rPr>
               <w:t>Module 8: setup and approved stage</w:t>
             </w:r>
@@ -14154,7 +14154,7 @@
               <w:rPr>
                 <w:rFonts w:ascii="Arial" w:hAnsi="Arial"/>
                 <w:color w:val="25342D"/>
-                <w:sz w:val="16"/>
+                <w:sz w:val="19"/>
               </w:rPr>
               <w:t>Confirm the current teacher-issued plan, hazards, controls, setup, permission and quality hold point. Complete only the demonstrated production stage.</w:t>
             </w:r>
@@ -14169,7 +14169,7 @@
                   <w:color w:val="17583F"/>
                   <w:b/>
                   <w:rFonts w:ascii="Arial" w:hAnsi="Arial"/>
-                  <w:sz w:val="15"/>
+                  <w:sz w:val="19"/>
                 </w:rPr>
                 <w:t>Approved project plan and production evidence</w:t>
               </w:r>
@@ -14191,7 +14191,7 @@
               <w:rPr>
                 <w:rFonts w:ascii="Arial" w:hAnsi="Arial"/>
                 <w:color w:val="25342D"/>
-                <w:sz w:val="15"/>
+                <w:sz w:val="19"/>
               </w:rPr>
               <w:t>Demonstrate safe workshop practices and procedures when using materials, tools and equipment in metal projects</w:t>
             </w:r>
@@ -14204,7 +14204,7 @@
                   <w:color w:val="17583F"/>
                   <w:b/>
                   <w:rFonts w:ascii="Arial" w:hAnsi="Arial"/>
-                  <w:sz w:val="14"/>
+                  <w:sz w:val="19"/>
                 </w:rPr>
                 <w:t>Official content</w:t>
               </w:r>
@@ -14219,7 +14219,7 @@
                 <w:rFonts w:ascii="Arial" w:hAnsi="Arial"/>
                 <w:b/>
                 <w:color w:val="17583F"/>
-                <w:sz w:val="14"/>
+                <w:sz w:val="19"/>
               </w:rPr>
               <w:t>INT5-SAF-01, INT5-USE-01, INT5-INP-01, INT5-PRO-01</w:t>
             </w:r>
@@ -14241,7 +14241,7 @@
                 <w:rFonts w:ascii="Arial" w:hAnsi="Arial"/>
                 <w:b w:val="0"/>
                 <w:color w:val="25342D"/>
-                <w:sz w:val="15"/>
+                <w:sz w:val="19"/>
               </w:rPr>
               <w:t>Practical checkpoint 11A — Safe setup, authorised stage and first quality hold point</w:t>
               <w:br/>
@@ -14271,7 +14271,7 @@
                 <w:rFonts w:ascii="Arial" w:hAnsi="Arial"/>
                 <w:b/>
                 <w:color w:val="25342D"/>
-                <w:sz w:val="16"/>
+                <w:sz w:val="19"/>
               </w:rPr>
               <w:t>54</w:t>
             </w:r>
@@ -14293,7 +14293,7 @@
                 <w:rFonts w:ascii="Arial" w:hAnsi="Arial"/>
                 <w:b/>
                 <w:color w:val="25342D"/>
-                <w:sz w:val="16"/>
+                <w:sz w:val="19"/>
               </w:rPr>
               <w:t>Practical</w:t>
             </w:r>
@@ -14315,7 +14315,7 @@
                 <w:rFonts w:ascii="Arial" w:hAnsi="Arial"/>
                 <w:b w:val="0"/>
                 <w:color w:val="25342D"/>
-                <w:sz w:val="15"/>
+                <w:sz w:val="19"/>
               </w:rPr>
               <w:t>Module 8: controlled production</w:t>
             </w:r>
@@ -14336,7 +14336,7 @@
               <w:rPr>
                 <w:rFonts w:ascii="Arial" w:hAnsi="Arial"/>
                 <w:color w:val="25342D"/>
-                <w:sz w:val="16"/>
+                <w:sz w:val="19"/>
               </w:rPr>
               <w:t>Continue the current teacher-approved production stage. Follow the applicable demonstration, SOP and controls; check accuracy, fit, form or surface quality before continuing.</w:t>
             </w:r>
@@ -14351,7 +14351,7 @@
                   <w:color w:val="17583F"/>
                   <w:b/>
                   <w:rFonts w:ascii="Arial" w:hAnsi="Arial"/>
-                  <w:sz w:val="15"/>
+                  <w:sz w:val="19"/>
                 </w:rPr>
                 <w:t>Approved project plan and production evidence</w:t>
               </w:r>
@@ -14373,7 +14373,7 @@
               <w:rPr>
                 <w:rFonts w:ascii="Arial" w:hAnsi="Arial"/>
                 <w:color w:val="25342D"/>
-                <w:sz w:val="15"/>
+                <w:sz w:val="19"/>
               </w:rPr>
               <w:t>Demonstrate safe workshop practices and procedures when using materials, tools and equipment in metal projects</w:t>
             </w:r>
@@ -14386,7 +14386,7 @@
                   <w:color w:val="17583F"/>
                   <w:b/>
                   <w:rFonts w:ascii="Arial" w:hAnsi="Arial"/>
-                  <w:sz w:val="14"/>
+                  <w:sz w:val="19"/>
                 </w:rPr>
                 <w:t>Official content</w:t>
               </w:r>
@@ -14401,7 +14401,7 @@
                 <w:rFonts w:ascii="Arial" w:hAnsi="Arial"/>
                 <w:b/>
                 <w:color w:val="17583F"/>
-                <w:sz w:val="14"/>
+                <w:sz w:val="19"/>
               </w:rPr>
               <w:t>INT5-SAF-01, INT5-USE-01, INT5-INP-01, INT5-PRO-01</w:t>
             </w:r>
@@ -14423,7 +14423,7 @@
                 <w:rFonts w:ascii="Arial" w:hAnsi="Arial"/>
                 <w:b w:val="0"/>
                 <w:color w:val="25342D"/>
-                <w:sz w:val="15"/>
+                <w:sz w:val="19"/>
               </w:rPr>
               <w:t>Practical checkpoint 11B — Teacher observation of controlled process and named quality check</w:t>
               <w:br/>
@@ -14453,7 +14453,7 @@
                 <w:rFonts w:ascii="Arial" w:hAnsi="Arial"/>
                 <w:b/>
                 <w:color w:val="25342D"/>
-                <w:sz w:val="16"/>
+                <w:sz w:val="19"/>
               </w:rPr>
               <w:t>55</w:t>
             </w:r>
@@ -14475,7 +14475,7 @@
                 <w:rFonts w:ascii="Arial" w:hAnsi="Arial"/>
                 <w:b/>
                 <w:color w:val="25342D"/>
-                <w:sz w:val="16"/>
+                <w:sz w:val="19"/>
               </w:rPr>
               <w:t>Practical</w:t>
             </w:r>
@@ -14497,7 +14497,7 @@
                 <w:rFonts w:ascii="Arial" w:hAnsi="Arial"/>
                 <w:b w:val="0"/>
                 <w:color w:val="25342D"/>
-                <w:sz w:val="15"/>
+                <w:sz w:val="19"/>
               </w:rPr>
               <w:t>Module 8: evidence and review</w:t>
             </w:r>
@@ -14518,7 +14518,7 @@
               <w:rPr>
                 <w:rFonts w:ascii="Arial" w:hAnsi="Arial"/>
                 <w:color w:val="25342D"/>
-                <w:sz w:val="16"/>
+                <w:sz w:val="19"/>
               </w:rPr>
               <w:t>Complete the current approved checkpoint. Photograph or otherwise record the result, annotate the quality finding and response, then clean down and store work safely.</w:t>
             </w:r>
@@ -14533,7 +14533,7 @@
                   <w:color w:val="17583F"/>
                   <w:b/>
                   <w:rFonts w:ascii="Arial" w:hAnsi="Arial"/>
-                  <w:sz w:val="15"/>
+                  <w:sz w:val="19"/>
                 </w:rPr>
                 <w:t>Approved project plan and production evidence</w:t>
               </w:r>
@@ -14555,7 +14555,7 @@
               <w:rPr>
                 <w:rFonts w:ascii="Arial" w:hAnsi="Arial"/>
                 <w:color w:val="25342D"/>
-                <w:sz w:val="15"/>
+                <w:sz w:val="19"/>
               </w:rPr>
               <w:t>Demonstrate safe workshop practices and procedures when using materials, tools and equipment in metal projects</w:t>
             </w:r>
@@ -14568,7 +14568,7 @@
                   <w:color w:val="17583F"/>
                   <w:b/>
                   <w:rFonts w:ascii="Arial" w:hAnsi="Arial"/>
-                  <w:sz w:val="14"/>
+                  <w:sz w:val="19"/>
                 </w:rPr>
                 <w:t>Official content</w:t>
               </w:r>
@@ -14583,7 +14583,7 @@
                 <w:rFonts w:ascii="Arial" w:hAnsi="Arial"/>
                 <w:b/>
                 <w:color w:val="17583F"/>
-                <w:sz w:val="14"/>
+                <w:sz w:val="19"/>
               </w:rPr>
               <w:t>INT5-SAF-01, INT5-USE-01, INT5-INP-01, INT5-PRO-01</w:t>
             </w:r>
@@ -14605,7 +14605,7 @@
                 <w:rFonts w:ascii="Arial" w:hAnsi="Arial"/>
                 <w:b w:val="0"/>
                 <w:color w:val="25342D"/>
-                <w:sz w:val="15"/>
+                <w:sz w:val="19"/>
               </w:rPr>
               <w:t>Practical checkpoint 11C — Checkpoint image or record, annotated quality finding and safe clean-down</w:t>
               <w:br/>
@@ -14807,7 +14807,7 @@
                 <w:rFonts w:ascii="Arial" w:hAnsi="Arial"/>
                 <w:b/>
                 <w:color w:val="25342D"/>
-                <w:sz w:val="16"/>
+                <w:sz w:val="19"/>
               </w:rPr>
               <w:t>56</w:t>
             </w:r>
@@ -14829,7 +14829,7 @@
                 <w:rFonts w:ascii="Arial" w:hAnsi="Arial"/>
                 <w:b/>
                 <w:color w:val="25342D"/>
-                <w:sz w:val="16"/>
+                <w:sz w:val="19"/>
               </w:rPr>
               <w:t>Site/theory</w:t>
             </w:r>
@@ -14851,7 +14851,7 @@
                 <w:rFonts w:ascii="Arial" w:hAnsi="Arial"/>
                 <w:b w:val="0"/>
                 <w:color w:val="25342D"/>
-                <w:sz w:val="15"/>
+                <w:sz w:val="19"/>
               </w:rPr>
               <w:t>Module 9: Problem solving and final evidence</w:t>
             </w:r>
@@ -14872,7 +14872,7 @@
               <w:rPr>
                 <w:rFonts w:ascii="Arial" w:hAnsi="Arial"/>
                 <w:color w:val="25342D"/>
-                <w:sz w:val="16"/>
+                <w:sz w:val="19"/>
               </w:rPr>
               <w:t>Read and discuss the named website theory: PMI evaluation that moves beyond opinion; Building the project report as an evidence chain; Final quality assurance and authentic submission. Complete the linked knowledge check and record a short application response.</w:t>
             </w:r>
@@ -14887,7 +14887,7 @@
                   <w:color w:val="17583F"/>
                   <w:b/>
                   <w:rFonts w:ascii="Arial" w:hAnsi="Arial"/>
-                  <w:sz w:val="15"/>
+                  <w:sz w:val="19"/>
                 </w:rPr>
                 <w:t>Theory: PMI evaluation that moves beyond opinion</w:t>
               </w:r>
@@ -14903,7 +14903,7 @@
                   <w:color w:val="17583F"/>
                   <w:b/>
                   <w:rFonts w:ascii="Arial" w:hAnsi="Arial"/>
-                  <w:sz w:val="15"/>
+                  <w:sz w:val="19"/>
                 </w:rPr>
                 <w:t>Theory: Building the project report as an evidence chain</w:t>
               </w:r>
@@ -14919,7 +14919,7 @@
                   <w:color w:val="17583F"/>
                   <w:b/>
                   <w:rFonts w:ascii="Arial" w:hAnsi="Arial"/>
-                  <w:sz w:val="15"/>
+                  <w:sz w:val="19"/>
                 </w:rPr>
                 <w:t>Theory: Final quality assurance and authentic submission</w:t>
               </w:r>
@@ -14935,7 +14935,7 @@
                   <w:color w:val="17583F"/>
                   <w:b/>
                   <w:rFonts w:ascii="Arial" w:hAnsi="Arial"/>
-                  <w:sz w:val="15"/>
+                  <w:sz w:val="19"/>
                 </w:rPr>
                 <w:t>Knowledge check: Problem solving and final evidence</w:t>
               </w:r>
@@ -14957,7 +14957,7 @@
               <w:rPr>
                 <w:rFonts w:ascii="Arial" w:hAnsi="Arial"/>
                 <w:color w:val="25342D"/>
-                <w:sz w:val="15"/>
+                <w:sz w:val="19"/>
               </w:rPr>
               <w:t>Use subject-specific terminology to communicate industrial technology concepts</w:t>
             </w:r>
@@ -14970,7 +14970,7 @@
                   <w:color w:val="17583F"/>
                   <w:b/>
                   <w:rFonts w:ascii="Arial" w:hAnsi="Arial"/>
-                  <w:sz w:val="14"/>
+                  <w:sz w:val="19"/>
                 </w:rPr>
                 <w:t>Official content</w:t>
               </w:r>
@@ -14985,7 +14985,7 @@
                 <w:rFonts w:ascii="Arial" w:hAnsi="Arial"/>
                 <w:b/>
                 <w:color w:val="17583F"/>
-                <w:sz w:val="14"/>
+                <w:sz w:val="19"/>
               </w:rPr>
               <w:t>INT5-COM-01, INT5-IND-01</w:t>
             </w:r>
@@ -15007,7 +15007,7 @@
                 <w:rFonts w:ascii="Arial" w:hAnsi="Arial"/>
                 <w:b w:val="0"/>
                 <w:color w:val="25342D"/>
-                <w:sz w:val="15"/>
+                <w:sz w:val="19"/>
               </w:rPr>
               <w:t>Named theory/check record — Module 9: PMI evaluation that moves beyond opinion; Building the project report as an evidence chain; Final…</w:t>
               <w:br/>
@@ -15037,7 +15037,7 @@
                 <w:rFonts w:ascii="Arial" w:hAnsi="Arial"/>
                 <w:b/>
                 <w:color w:val="25342D"/>
-                <w:sz w:val="16"/>
+                <w:sz w:val="19"/>
               </w:rPr>
               <w:t>57</w:t>
             </w:r>
@@ -15059,7 +15059,7 @@
                 <w:rFonts w:ascii="Arial" w:hAnsi="Arial"/>
                 <w:b/>
                 <w:color w:val="25342D"/>
-                <w:sz w:val="16"/>
+                <w:sz w:val="19"/>
               </w:rPr>
               <w:t>Project/folio</w:t>
             </w:r>
@@ -15081,7 +15081,7 @@
                 <w:rFonts w:ascii="Arial" w:hAnsi="Arial"/>
                 <w:b w:val="0"/>
                 <w:color w:val="25342D"/>
-                <w:sz w:val="15"/>
+                <w:sz w:val="19"/>
               </w:rPr>
               <w:t>Module 9: folio and project decisions</w:t>
             </w:r>
@@ -15102,7 +15102,7 @@
               <w:rPr>
                 <w:rFonts w:ascii="Arial" w:hAnsi="Arial"/>
                 <w:color w:val="25342D"/>
-                <w:sz w:val="16"/>
+                <w:sz w:val="19"/>
               </w:rPr>
               <w:t>Apply Module 9 learning to the current approved project. Update the folio with the relevant decision, supporting evidence, quality check and next step.</w:t>
             </w:r>
@@ -15117,7 +15117,7 @@
                   <w:color w:val="17583F"/>
                   <w:b/>
                   <w:rFonts w:ascii="Arial" w:hAnsi="Arial"/>
-                  <w:sz w:val="15"/>
+                  <w:sz w:val="19"/>
                 </w:rPr>
                 <w:t>Project folio: checkpoint 12</w:t>
               </w:r>
@@ -15139,7 +15139,7 @@
               <w:rPr>
                 <w:rFonts w:ascii="Arial" w:hAnsi="Arial"/>
                 <w:color w:val="25342D"/>
-                <w:sz w:val="15"/>
+                <w:sz w:val="19"/>
               </w:rPr>
               <w:t>Create written texts to document, reflect on and evaluate project development, production and management…</w:t>
             </w:r>
@@ -15152,7 +15152,7 @@
                   <w:color w:val="17583F"/>
                   <w:b/>
                   <w:rFonts w:ascii="Arial" w:hAnsi="Arial"/>
-                  <w:sz w:val="14"/>
+                  <w:sz w:val="19"/>
                 </w:rPr>
                 <w:t>Official content</w:t>
               </w:r>
@@ -15167,7 +15167,7 @@
                 <w:rFonts w:ascii="Arial" w:hAnsi="Arial"/>
                 <w:b/>
                 <w:color w:val="17583F"/>
-                <w:sz w:val="14"/>
+                <w:sz w:val="19"/>
               </w:rPr>
               <w:t>INT5-COM-01, INT5-DES-01, INT5-EVL-01</w:t>
             </w:r>
@@ -15189,7 +15189,7 @@
                 <w:rFonts w:ascii="Arial" w:hAnsi="Arial"/>
                 <w:b w:val="0"/>
                 <w:color w:val="25342D"/>
-                <w:sz w:val="15"/>
+                <w:sz w:val="19"/>
               </w:rPr>
               <w:t>Folio checkpoint 12 — Module 9 decision, supporting evidence and teacher feedback</w:t>
               <w:br/>
@@ -15219,7 +15219,7 @@
                 <w:rFonts w:ascii="Arial" w:hAnsi="Arial"/>
                 <w:b/>
                 <w:color w:val="25342D"/>
-                <w:sz w:val="16"/>
+                <w:sz w:val="19"/>
               </w:rPr>
               <w:t>58</w:t>
             </w:r>
@@ -15241,7 +15241,7 @@
                 <w:rFonts w:ascii="Arial" w:hAnsi="Arial"/>
                 <w:b/>
                 <w:color w:val="25342D"/>
-                <w:sz w:val="16"/>
+                <w:sz w:val="19"/>
               </w:rPr>
               <w:t>Practical</w:t>
             </w:r>
@@ -15263,7 +15263,7 @@
                 <w:rFonts w:ascii="Arial" w:hAnsi="Arial"/>
                 <w:b w:val="0"/>
                 <w:color w:val="25342D"/>
-                <w:sz w:val="15"/>
+                <w:sz w:val="19"/>
               </w:rPr>
               <w:t>Module 9: setup and approved stage</w:t>
             </w:r>
@@ -15284,7 +15284,7 @@
               <w:rPr>
                 <w:rFonts w:ascii="Arial" w:hAnsi="Arial"/>
                 <w:color w:val="25342D"/>
-                <w:sz w:val="16"/>
+                <w:sz w:val="19"/>
               </w:rPr>
               <w:t>Confirm the current teacher-issued plan, hazards, controls, setup, permission and quality hold point. Complete only the demonstrated production stage.</w:t>
             </w:r>
@@ -15299,7 +15299,7 @@
                   <w:color w:val="17583F"/>
                   <w:b/>
                   <w:rFonts w:ascii="Arial" w:hAnsi="Arial"/>
-                  <w:sz w:val="15"/>
+                  <w:sz w:val="19"/>
                 </w:rPr>
                 <w:t>Approved project plan and production evidence</w:t>
               </w:r>
@@ -15321,7 +15321,7 @@
               <w:rPr>
                 <w:rFonts w:ascii="Arial" w:hAnsi="Arial"/>
                 <w:color w:val="25342D"/>
-                <w:sz w:val="15"/>
+                <w:sz w:val="19"/>
               </w:rPr>
               <w:t>Demonstrate safe workshop practices and procedures when using materials, tools and equipment in metal projects</w:t>
             </w:r>
@@ -15334,7 +15334,7 @@
                   <w:color w:val="17583F"/>
                   <w:b/>
                   <w:rFonts w:ascii="Arial" w:hAnsi="Arial"/>
-                  <w:sz w:val="14"/>
+                  <w:sz w:val="19"/>
                 </w:rPr>
                 <w:t>Official content</w:t>
               </w:r>
@@ -15349,7 +15349,7 @@
                 <w:rFonts w:ascii="Arial" w:hAnsi="Arial"/>
                 <w:b/>
                 <w:color w:val="17583F"/>
-                <w:sz w:val="14"/>
+                <w:sz w:val="19"/>
               </w:rPr>
               <w:t>INT5-SAF-01, INT5-USE-01, INT5-INP-01, INT5-PRO-01</w:t>
             </w:r>
@@ -15371,7 +15371,7 @@
                 <w:rFonts w:ascii="Arial" w:hAnsi="Arial"/>
                 <w:b w:val="0"/>
                 <w:color w:val="25342D"/>
-                <w:sz w:val="15"/>
+                <w:sz w:val="19"/>
               </w:rPr>
               <w:t>Practical checkpoint 12A — Safe setup, authorised stage and first quality hold point</w:t>
               <w:br/>
@@ -15401,7 +15401,7 @@
                 <w:rFonts w:ascii="Arial" w:hAnsi="Arial"/>
                 <w:b/>
                 <w:color w:val="25342D"/>
-                <w:sz w:val="16"/>
+                <w:sz w:val="19"/>
               </w:rPr>
               <w:t>59</w:t>
             </w:r>
@@ -15423,7 +15423,7 @@
                 <w:rFonts w:ascii="Arial" w:hAnsi="Arial"/>
                 <w:b/>
                 <w:color w:val="25342D"/>
-                <w:sz w:val="16"/>
+                <w:sz w:val="19"/>
               </w:rPr>
               <w:t>Practical</w:t>
             </w:r>
@@ -15445,7 +15445,7 @@
                 <w:rFonts w:ascii="Arial" w:hAnsi="Arial"/>
                 <w:b w:val="0"/>
                 <w:color w:val="25342D"/>
-                <w:sz w:val="15"/>
+                <w:sz w:val="19"/>
               </w:rPr>
               <w:t>Module 9: controlled production</w:t>
             </w:r>
@@ -15466,7 +15466,7 @@
               <w:rPr>
                 <w:rFonts w:ascii="Arial" w:hAnsi="Arial"/>
                 <w:color w:val="25342D"/>
-                <w:sz w:val="16"/>
+                <w:sz w:val="19"/>
               </w:rPr>
               <w:t>Continue the current teacher-approved production stage. Follow the applicable demonstration, SOP and controls; check accuracy, fit, form or surface quality before continuing.</w:t>
             </w:r>
@@ -15481,7 +15481,7 @@
                   <w:color w:val="17583F"/>
                   <w:b/>
                   <w:rFonts w:ascii="Arial" w:hAnsi="Arial"/>
-                  <w:sz w:val="15"/>
+                  <w:sz w:val="19"/>
                 </w:rPr>
                 <w:t>Approved project plan and production evidence</w:t>
               </w:r>
@@ -15503,7 +15503,7 @@
               <w:rPr>
                 <w:rFonts w:ascii="Arial" w:hAnsi="Arial"/>
                 <w:color w:val="25342D"/>
-                <w:sz w:val="15"/>
+                <w:sz w:val="19"/>
               </w:rPr>
               <w:t>Demonstrate safe workshop practices and procedures when using materials, tools and equipment in metal projects</w:t>
             </w:r>
@@ -15516,7 +15516,7 @@
                   <w:color w:val="17583F"/>
                   <w:b/>
                   <w:rFonts w:ascii="Arial" w:hAnsi="Arial"/>
-                  <w:sz w:val="14"/>
+                  <w:sz w:val="19"/>
                 </w:rPr>
                 <w:t>Official content</w:t>
               </w:r>
@@ -15531,7 +15531,7 @@
                 <w:rFonts w:ascii="Arial" w:hAnsi="Arial"/>
                 <w:b/>
                 <w:color w:val="17583F"/>
-                <w:sz w:val="14"/>
+                <w:sz w:val="19"/>
               </w:rPr>
               <w:t>INT5-SAF-01, INT5-USE-01, INT5-INP-01, INT5-PRO-01</w:t>
             </w:r>
@@ -15553,7 +15553,7 @@
                 <w:rFonts w:ascii="Arial" w:hAnsi="Arial"/>
                 <w:b w:val="0"/>
                 <w:color w:val="25342D"/>
-                <w:sz w:val="15"/>
+                <w:sz w:val="19"/>
               </w:rPr>
               <w:t>Practical checkpoint 12B — Teacher observation of controlled process and named quality check</w:t>
               <w:br/>
@@ -15583,7 +15583,7 @@
                 <w:rFonts w:ascii="Arial" w:hAnsi="Arial"/>
                 <w:b/>
                 <w:color w:val="25342D"/>
-                <w:sz w:val="16"/>
+                <w:sz w:val="19"/>
               </w:rPr>
               <w:t>60</w:t>
             </w:r>
@@ -15605,7 +15605,7 @@
                 <w:rFonts w:ascii="Arial" w:hAnsi="Arial"/>
                 <w:b/>
                 <w:color w:val="25342D"/>
-                <w:sz w:val="16"/>
+                <w:sz w:val="19"/>
               </w:rPr>
               <w:t>Practical</w:t>
             </w:r>
@@ -15627,7 +15627,7 @@
                 <w:rFonts w:ascii="Arial" w:hAnsi="Arial"/>
                 <w:b w:val="0"/>
                 <w:color w:val="25342D"/>
-                <w:sz w:val="15"/>
+                <w:sz w:val="19"/>
               </w:rPr>
               <w:t>Module 9: evidence and review</w:t>
             </w:r>
@@ -15648,7 +15648,7 @@
               <w:rPr>
                 <w:rFonts w:ascii="Arial" w:hAnsi="Arial"/>
                 <w:color w:val="25342D"/>
-                <w:sz w:val="16"/>
+                <w:sz w:val="19"/>
               </w:rPr>
               <w:t>Complete the current approved checkpoint. Photograph or otherwise record the result, annotate the quality finding and response, then clean down and store work safely.</w:t>
             </w:r>
@@ -15663,7 +15663,7 @@
                   <w:color w:val="17583F"/>
                   <w:b/>
                   <w:rFonts w:ascii="Arial" w:hAnsi="Arial"/>
-                  <w:sz w:val="15"/>
+                  <w:sz w:val="19"/>
                 </w:rPr>
                 <w:t>Approved project plan and production evidence</w:t>
               </w:r>
@@ -15685,7 +15685,7 @@
               <w:rPr>
                 <w:rFonts w:ascii="Arial" w:hAnsi="Arial"/>
                 <w:color w:val="25342D"/>
-                <w:sz w:val="15"/>
+                <w:sz w:val="19"/>
               </w:rPr>
               <w:t>Demonstrate safe workshop practices and procedures when using materials, tools and equipment in metal projects</w:t>
             </w:r>
@@ -15698,7 +15698,7 @@
                   <w:color w:val="17583F"/>
                   <w:b/>
                   <w:rFonts w:ascii="Arial" w:hAnsi="Arial"/>
-                  <w:sz w:val="14"/>
+                  <w:sz w:val="19"/>
                 </w:rPr>
                 <w:t>Official content</w:t>
               </w:r>
@@ -15713,7 +15713,7 @@
                 <w:rFonts w:ascii="Arial" w:hAnsi="Arial"/>
                 <w:b/>
                 <w:color w:val="17583F"/>
-                <w:sz w:val="14"/>
+                <w:sz w:val="19"/>
               </w:rPr>
               <w:t>INT5-SAF-01, INT5-USE-01, INT5-INP-01, INT5-PRO-01</w:t>
             </w:r>
@@ -15735,7 +15735,7 @@
                 <w:rFonts w:ascii="Arial" w:hAnsi="Arial"/>
                 <w:b w:val="0"/>
                 <w:color w:val="25342D"/>
-                <w:sz w:val="15"/>
+                <w:sz w:val="19"/>
               </w:rPr>
               <w:t>Practical checkpoint 12C — Checkpoint image or record, annotated quality finding and safe clean-down</w:t>
               <w:br/>
